--- a/Документация/База данных.docx
+++ b/Документация/База данных.docx
@@ -9,19 +9,34 @@
     </w:p>
     <w:p>
       <w:r>
-        <w:t>-- FitMaster - Полная схема базы данных</w:t>
-      </w:r>
-    </w:p>
-    <w:p>
-      <w:r>
-        <w:t>-- PostgreSQL</w:t>
-      </w:r>
+        <w:t xml:space="preserve">-- </w:t>
+      </w:r>
+      <w:proofErr w:type="spellStart"/>
+      <w:r>
+        <w:t>FitMaster</w:t>
+      </w:r>
+      <w:proofErr w:type="spellEnd"/>
+      <w:r>
+        <w:t xml:space="preserve"> - Полная схема базы данных</w:t>
+      </w:r>
+    </w:p>
+    <w:p>
+      <w:r>
+        <w:t xml:space="preserve">-- </w:t>
+      </w:r>
+      <w:proofErr w:type="spellStart"/>
+      <w:r>
+        <w:t>PostgreSQL</w:t>
+      </w:r>
+      <w:proofErr w:type="spellEnd"/>
       <w:r>
         <w:t xml:space="preserve"> - </w:t>
       </w:r>
+      <w:proofErr w:type="spellStart"/>
       <w:r>
         <w:t>fitmaster_db</w:t>
       </w:r>
+      <w:proofErr w:type="spellEnd"/>
     </w:p>
     <w:p>
       <w:r>
@@ -44,46 +59,102 @@
         <w:rPr>
           <w:lang w:val="en-US"/>
         </w:rPr>
-        <w:t>DROP TABLE IF EXISTS workout_adaptations CASCADE;</w:t>
-      </w:r>
-    </w:p>
-    <w:p>
-      <w:pPr>
-        <w:rPr>
-          <w:lang w:val="en-US"/>
-        </w:rPr>
-      </w:pPr>
-      <w:r>
-        <w:rPr>
-          <w:lang w:val="en-US"/>
-        </w:rPr>
-        <w:t>DROP TABLE IF EXISTS workout_results CASCADE;</w:t>
-      </w:r>
-    </w:p>
-    <w:p>
-      <w:pPr>
-        <w:rPr>
-          <w:lang w:val="en-US"/>
-        </w:rPr>
-      </w:pPr>
-      <w:r>
-        <w:rPr>
-          <w:lang w:val="en-US"/>
-        </w:rPr>
-        <w:t>DROP TABLE IF EXISTS user_workouts CASCADE;</w:t>
-      </w:r>
-    </w:p>
-    <w:p>
-      <w:pPr>
-        <w:rPr>
-          <w:lang w:val="en-US"/>
-        </w:rPr>
-      </w:pPr>
-      <w:r>
-        <w:rPr>
-          <w:lang w:val="en-US"/>
-        </w:rPr>
-        <w:t>DROP TABLE IF EXISTS workout_exercises CASCADE;</w:t>
+        <w:t xml:space="preserve">DROP TABLE IF EXISTS </w:t>
+      </w:r>
+      <w:proofErr w:type="spellStart"/>
+      <w:r>
+        <w:rPr>
+          <w:lang w:val="en-US"/>
+        </w:rPr>
+        <w:t>workout_adaptations</w:t>
+      </w:r>
+      <w:proofErr w:type="spellEnd"/>
+      <w:r>
+        <w:rPr>
+          <w:lang w:val="en-US"/>
+        </w:rPr>
+        <w:t xml:space="preserve"> CASCADE;</w:t>
+      </w:r>
+    </w:p>
+    <w:p>
+      <w:pPr>
+        <w:rPr>
+          <w:lang w:val="en-US"/>
+        </w:rPr>
+      </w:pPr>
+      <w:r>
+        <w:rPr>
+          <w:lang w:val="en-US"/>
+        </w:rPr>
+        <w:t xml:space="preserve">DROP TABLE IF EXISTS </w:t>
+      </w:r>
+      <w:proofErr w:type="spellStart"/>
+      <w:r>
+        <w:rPr>
+          <w:lang w:val="en-US"/>
+        </w:rPr>
+        <w:t>workout_results</w:t>
+      </w:r>
+      <w:proofErr w:type="spellEnd"/>
+      <w:r>
+        <w:rPr>
+          <w:lang w:val="en-US"/>
+        </w:rPr>
+        <w:t xml:space="preserve"> CASCADE;</w:t>
+      </w:r>
+    </w:p>
+    <w:p>
+      <w:pPr>
+        <w:rPr>
+          <w:lang w:val="en-US"/>
+        </w:rPr>
+      </w:pPr>
+      <w:r>
+        <w:rPr>
+          <w:lang w:val="en-US"/>
+        </w:rPr>
+        <w:t xml:space="preserve">DROP TABLE IF EXISTS </w:t>
+      </w:r>
+      <w:proofErr w:type="spellStart"/>
+      <w:r>
+        <w:rPr>
+          <w:lang w:val="en-US"/>
+        </w:rPr>
+        <w:t>user_workouts</w:t>
+      </w:r>
+      <w:proofErr w:type="spellEnd"/>
+      <w:r>
+        <w:rPr>
+          <w:lang w:val="en-US"/>
+        </w:rPr>
+        <w:t xml:space="preserve"> CASCADE;</w:t>
+      </w:r>
+    </w:p>
+    <w:p>
+      <w:pPr>
+        <w:rPr>
+          <w:lang w:val="en-US"/>
+        </w:rPr>
+      </w:pPr>
+      <w:r>
+        <w:rPr>
+          <w:lang w:val="en-US"/>
+        </w:rPr>
+        <w:t xml:space="preserve">DROP TABLE IF EXISTS </w:t>
+      </w:r>
+      <w:proofErr w:type="spellStart"/>
+      <w:r>
+        <w:rPr>
+          <w:lang w:val="en-US"/>
+        </w:rPr>
+        <w:t>workout_exercises</w:t>
+      </w:r>
+      <w:proofErr w:type="spellEnd"/>
+      <w:r>
+        <w:rPr>
+          <w:lang w:val="en-US"/>
+        </w:rPr>
+        <w:t xml:space="preserve"> CASCADE;</w:t>
       </w:r>
     </w:p>
     <w:p>
@@ -149,17 +220,25 @@
     </w:p>
     <w:p>
       <w:r>
-        <w:t>CREATE TABLE users (</w:t>
-      </w:r>
-    </w:p>
-    <w:p>
-      <w:pPr>
-        <w:rPr>
-          <w:lang w:val="en-US"/>
-        </w:rPr>
-      </w:pPr>
-      <w:r>
-        <w:t xml:space="preserve">    </w:t>
+        <w:t xml:space="preserve">CREATE TABLE </w:t>
+      </w:r>
+      <w:proofErr w:type="spellStart"/>
+      <w:r>
+        <w:t>users</w:t>
+      </w:r>
+      <w:proofErr w:type="spellEnd"/>
+      <w:r>
+        <w:t xml:space="preserve"> (</w:t>
+      </w:r>
+    </w:p>
+    <w:p>
+      <w:pPr>
+        <w:rPr>
+          <w:lang w:val="en-US"/>
+        </w:rPr>
+      </w:pPr>
+      <w:r>
+        <w:t xml:space="preserve">  </w:t>
       </w:r>
       <w:r>
         <w:rPr>
@@ -178,137 +257,207 @@
         <w:rPr>
           <w:lang w:val="en-US"/>
         </w:rPr>
-        <w:t xml:space="preserve">    nickname VARCHAR(50) UNIQUE NOT NULL,</w:t>
-      </w:r>
-    </w:p>
-    <w:p>
-      <w:pPr>
-        <w:rPr>
-          <w:lang w:val="en-US"/>
-        </w:rPr>
-      </w:pPr>
-      <w:r>
-        <w:rPr>
-          <w:lang w:val="en-US"/>
-        </w:rPr>
-        <w:t xml:space="preserve">    password VARCHAR(255) NOT NULL,</w:t>
-      </w:r>
-    </w:p>
-    <w:p>
-      <w:pPr>
-        <w:rPr>
-          <w:lang w:val="en-US"/>
-        </w:rPr>
-      </w:pPr>
-      <w:r>
-        <w:rPr>
-          <w:lang w:val="en-US"/>
-        </w:rPr>
-        <w:t xml:space="preserve">    email VARCHAR(100) UNIQUE NOT NULL,</w:t>
-      </w:r>
-    </w:p>
-    <w:p>
-      <w:pPr>
-        <w:rPr>
-          <w:lang w:val="en-US"/>
-        </w:rPr>
-      </w:pPr>
-      <w:r>
-        <w:rPr>
-          <w:lang w:val="en-US"/>
-        </w:rPr>
-        <w:t xml:space="preserve">    first_name VARCHAR(50) NOT NULL,</w:t>
-      </w:r>
-    </w:p>
-    <w:p>
-      <w:pPr>
-        <w:rPr>
-          <w:lang w:val="en-US"/>
-        </w:rPr>
-      </w:pPr>
-      <w:r>
-        <w:rPr>
-          <w:lang w:val="en-US"/>
-        </w:rPr>
-        <w:t xml:space="preserve">    last_name VARCHAR(50) NOT NULL,</w:t>
-      </w:r>
-    </w:p>
-    <w:p>
-      <w:pPr>
-        <w:rPr>
-          <w:lang w:val="en-US"/>
-        </w:rPr>
-      </w:pPr>
-      <w:r>
-        <w:rPr>
-          <w:lang w:val="en-US"/>
-        </w:rPr>
-        <w:t xml:space="preserve">    birth_date DATE NOT NULL,</w:t>
-      </w:r>
-    </w:p>
-    <w:p>
-      <w:pPr>
-        <w:rPr>
-          <w:lang w:val="en-US"/>
-        </w:rPr>
-      </w:pPr>
-      <w:r>
-        <w:rPr>
-          <w:lang w:val="en-US"/>
-        </w:rPr>
-        <w:t xml:space="preserve">    gender VARCHAR(10) NOT NULL,</w:t>
-      </w:r>
-    </w:p>
-    <w:p>
-      <w:pPr>
-        <w:rPr>
-          <w:lang w:val="en-US"/>
-        </w:rPr>
-      </w:pPr>
-      <w:r>
-        <w:rPr>
-          <w:lang w:val="en-US"/>
-        </w:rPr>
-        <w:t xml:space="preserve">    height INTEGER NOT NULL,</w:t>
-      </w:r>
-    </w:p>
-    <w:p>
-      <w:pPr>
-        <w:rPr>
-          <w:lang w:val="en-US"/>
-        </w:rPr>
-      </w:pPr>
-      <w:r>
-        <w:rPr>
-          <w:lang w:val="en-US"/>
-        </w:rPr>
-        <w:t xml:space="preserve">    weight DECIMAL(5,2) NOT NULL,</w:t>
-      </w:r>
-    </w:p>
-    <w:p>
-      <w:pPr>
-        <w:rPr>
-          <w:lang w:val="en-US"/>
-        </w:rPr>
-      </w:pPr>
-      <w:r>
-        <w:rPr>
-          <w:lang w:val="en-US"/>
-        </w:rPr>
-        <w:t xml:space="preserve">    created_at TIMESTAMP DEFAULT CURRENT_TIMESTAMP,</w:t>
-      </w:r>
-    </w:p>
-    <w:p>
-      <w:pPr>
-        <w:rPr>
-          <w:lang w:val="en-US"/>
-        </w:rPr>
-      </w:pPr>
-      <w:r>
-        <w:rPr>
-          <w:lang w:val="en-US"/>
-        </w:rPr>
-        <w:t xml:space="preserve">    updated_at TIMESTAMP DEFAULT CURRENT_TIMESTAMP</w:t>
+        <w:t xml:space="preserve">  nickname VARCHAR(50) UNIQUE NOT NULL,</w:t>
+      </w:r>
+    </w:p>
+    <w:p>
+      <w:pPr>
+        <w:rPr>
+          <w:lang w:val="en-US"/>
+        </w:rPr>
+      </w:pPr>
+      <w:r>
+        <w:rPr>
+          <w:lang w:val="en-US"/>
+        </w:rPr>
+        <w:t xml:space="preserve">  password VARCHAR(255) NOT NULL,</w:t>
+      </w:r>
+    </w:p>
+    <w:p>
+      <w:pPr>
+        <w:rPr>
+          <w:lang w:val="en-US"/>
+        </w:rPr>
+      </w:pPr>
+      <w:r>
+        <w:rPr>
+          <w:lang w:val="en-US"/>
+        </w:rPr>
+        <w:t xml:space="preserve">  email VARCHAR(100) UNIQUE NOT NULL,</w:t>
+      </w:r>
+    </w:p>
+    <w:p>
+      <w:pPr>
+        <w:rPr>
+          <w:lang w:val="en-US"/>
+        </w:rPr>
+      </w:pPr>
+      <w:r>
+        <w:rPr>
+          <w:lang w:val="en-US"/>
+        </w:rPr>
+        <w:t xml:space="preserve">  </w:t>
+      </w:r>
+      <w:proofErr w:type="spellStart"/>
+      <w:r>
+        <w:rPr>
+          <w:lang w:val="en-US"/>
+        </w:rPr>
+        <w:t>first_name</w:t>
+      </w:r>
+      <w:proofErr w:type="spellEnd"/>
+      <w:r>
+        <w:rPr>
+          <w:lang w:val="en-US"/>
+        </w:rPr>
+        <w:t xml:space="preserve"> VARCHAR(50) NOT NULL,</w:t>
+      </w:r>
+    </w:p>
+    <w:p>
+      <w:pPr>
+        <w:rPr>
+          <w:lang w:val="en-US"/>
+        </w:rPr>
+      </w:pPr>
+      <w:r>
+        <w:rPr>
+          <w:lang w:val="en-US"/>
+        </w:rPr>
+        <w:t xml:space="preserve">  </w:t>
+      </w:r>
+      <w:proofErr w:type="spellStart"/>
+      <w:r>
+        <w:rPr>
+          <w:lang w:val="en-US"/>
+        </w:rPr>
+        <w:t>last_name</w:t>
+      </w:r>
+      <w:proofErr w:type="spellEnd"/>
+      <w:r>
+        <w:rPr>
+          <w:lang w:val="en-US"/>
+        </w:rPr>
+        <w:t xml:space="preserve"> VARCHAR(50) NOT NULL,</w:t>
+      </w:r>
+    </w:p>
+    <w:p>
+      <w:pPr>
+        <w:rPr>
+          <w:lang w:val="en-US"/>
+        </w:rPr>
+      </w:pPr>
+      <w:r>
+        <w:rPr>
+          <w:lang w:val="en-US"/>
+        </w:rPr>
+        <w:t xml:space="preserve">  </w:t>
+      </w:r>
+      <w:proofErr w:type="spellStart"/>
+      <w:r>
+        <w:rPr>
+          <w:lang w:val="en-US"/>
+        </w:rPr>
+        <w:t>birth_date</w:t>
+      </w:r>
+      <w:proofErr w:type="spellEnd"/>
+      <w:r>
+        <w:rPr>
+          <w:lang w:val="en-US"/>
+        </w:rPr>
+        <w:t xml:space="preserve"> DATE NOT NULL,</w:t>
+      </w:r>
+    </w:p>
+    <w:p>
+      <w:pPr>
+        <w:rPr>
+          <w:lang w:val="en-US"/>
+        </w:rPr>
+      </w:pPr>
+      <w:r>
+        <w:rPr>
+          <w:lang w:val="en-US"/>
+        </w:rPr>
+        <w:t xml:space="preserve">  gender VARCHAR(10) NOT NULL,</w:t>
+      </w:r>
+    </w:p>
+    <w:p>
+      <w:pPr>
+        <w:rPr>
+          <w:lang w:val="en-US"/>
+        </w:rPr>
+      </w:pPr>
+      <w:r>
+        <w:rPr>
+          <w:lang w:val="en-US"/>
+        </w:rPr>
+        <w:t xml:space="preserve">  height INTEGER NOT NULL,</w:t>
+      </w:r>
+    </w:p>
+    <w:p>
+      <w:pPr>
+        <w:rPr>
+          <w:lang w:val="en-US"/>
+        </w:rPr>
+      </w:pPr>
+      <w:r>
+        <w:rPr>
+          <w:lang w:val="en-US"/>
+        </w:rPr>
+        <w:t xml:space="preserve">  weight DECIMAL(5,2) NOT NULL,</w:t>
+      </w:r>
+    </w:p>
+    <w:p>
+      <w:pPr>
+        <w:rPr>
+          <w:lang w:val="en-US"/>
+        </w:rPr>
+      </w:pPr>
+      <w:r>
+        <w:rPr>
+          <w:lang w:val="en-US"/>
+        </w:rPr>
+        <w:t xml:space="preserve">  </w:t>
+      </w:r>
+      <w:proofErr w:type="spellStart"/>
+      <w:r>
+        <w:rPr>
+          <w:lang w:val="en-US"/>
+        </w:rPr>
+        <w:t>created_at</w:t>
+      </w:r>
+      <w:proofErr w:type="spellEnd"/>
+      <w:r>
+        <w:rPr>
+          <w:lang w:val="en-US"/>
+        </w:rPr>
+        <w:t xml:space="preserve"> TIMESTAMP DEFAULT CURRENT_TIMESTAMP,</w:t>
+      </w:r>
+    </w:p>
+    <w:p>
+      <w:pPr>
+        <w:rPr>
+          <w:lang w:val="en-US"/>
+        </w:rPr>
+      </w:pPr>
+      <w:r>
+        <w:rPr>
+          <w:lang w:val="en-US"/>
+        </w:rPr>
+        <w:t xml:space="preserve">  </w:t>
+      </w:r>
+      <w:proofErr w:type="spellStart"/>
+      <w:r>
+        <w:rPr>
+          <w:lang w:val="en-US"/>
+        </w:rPr>
+        <w:t>updated_at</w:t>
+      </w:r>
+      <w:proofErr w:type="spellEnd"/>
+      <w:r>
+        <w:rPr>
+          <w:lang w:val="en-US"/>
+        </w:rPr>
+        <w:t xml:space="preserve"> TIMESTAMP DEFAULT CURRENT_TIMESTAMP</w:t>
       </w:r>
     </w:p>
     <w:p>
@@ -335,17 +484,25 @@
     </w:p>
     <w:p>
       <w:r>
-        <w:t>CREATE TABLE workouts (</w:t>
-      </w:r>
-    </w:p>
-    <w:p>
-      <w:pPr>
-        <w:rPr>
-          <w:lang w:val="en-US"/>
-        </w:rPr>
-      </w:pPr>
-      <w:r>
-        <w:t xml:space="preserve">    </w:t>
+        <w:t xml:space="preserve">CREATE TABLE </w:t>
+      </w:r>
+      <w:proofErr w:type="spellStart"/>
+      <w:r>
+        <w:t>workouts</w:t>
+      </w:r>
+      <w:proofErr w:type="spellEnd"/>
+      <w:r>
+        <w:t xml:space="preserve"> (</w:t>
+      </w:r>
+    </w:p>
+    <w:p>
+      <w:pPr>
+        <w:rPr>
+          <w:lang w:val="en-US"/>
+        </w:rPr>
+      </w:pPr>
+      <w:r>
+        <w:t xml:space="preserve">  </w:t>
       </w:r>
       <w:r>
         <w:rPr>
@@ -364,46 +521,74 @@
         <w:rPr>
           <w:lang w:val="en-US"/>
         </w:rPr>
-        <w:t xml:space="preserve">    name VARCHAR(100) NOT NULL,</w:t>
-      </w:r>
-    </w:p>
-    <w:p>
-      <w:pPr>
-        <w:rPr>
-          <w:lang w:val="en-US"/>
-        </w:rPr>
-      </w:pPr>
-      <w:r>
-        <w:rPr>
-          <w:lang w:val="en-US"/>
-        </w:rPr>
-        <w:t xml:space="preserve">    description TEXT,</w:t>
-      </w:r>
-    </w:p>
-    <w:p>
-      <w:pPr>
-        <w:rPr>
-          <w:lang w:val="en-US"/>
-        </w:rPr>
-      </w:pPr>
-      <w:r>
-        <w:rPr>
-          <w:lang w:val="en-US"/>
-        </w:rPr>
-        <w:t xml:space="preserve">    frequency_per_week INTEGER DEFAULT 3,</w:t>
-      </w:r>
-    </w:p>
-    <w:p>
-      <w:pPr>
-        <w:rPr>
-          <w:lang w:val="en-US"/>
-        </w:rPr>
-      </w:pPr>
-      <w:r>
-        <w:rPr>
-          <w:lang w:val="en-US"/>
-        </w:rPr>
-        <w:t xml:space="preserve">    created_at TIMESTAMP DEFAULT CURRENT_TIMESTAMP</w:t>
+        <w:t xml:space="preserve">  name VARCHAR(100) NOT NULL,</w:t>
+      </w:r>
+    </w:p>
+    <w:p>
+      <w:pPr>
+        <w:rPr>
+          <w:lang w:val="en-US"/>
+        </w:rPr>
+      </w:pPr>
+      <w:r>
+        <w:rPr>
+          <w:lang w:val="en-US"/>
+        </w:rPr>
+        <w:t xml:space="preserve">  description TEXT,</w:t>
+      </w:r>
+    </w:p>
+    <w:p>
+      <w:pPr>
+        <w:rPr>
+          <w:lang w:val="en-US"/>
+        </w:rPr>
+      </w:pPr>
+      <w:r>
+        <w:rPr>
+          <w:lang w:val="en-US"/>
+        </w:rPr>
+        <w:t xml:space="preserve">  </w:t>
+      </w:r>
+      <w:proofErr w:type="spellStart"/>
+      <w:r>
+        <w:rPr>
+          <w:lang w:val="en-US"/>
+        </w:rPr>
+        <w:t>frequency_per_week</w:t>
+      </w:r>
+      <w:proofErr w:type="spellEnd"/>
+      <w:r>
+        <w:rPr>
+          <w:lang w:val="en-US"/>
+        </w:rPr>
+        <w:t xml:space="preserve"> INTEGER DEFAULT 3,</w:t>
+      </w:r>
+    </w:p>
+    <w:p>
+      <w:pPr>
+        <w:rPr>
+          <w:lang w:val="en-US"/>
+        </w:rPr>
+      </w:pPr>
+      <w:r>
+        <w:rPr>
+          <w:lang w:val="en-US"/>
+        </w:rPr>
+        <w:t xml:space="preserve">  </w:t>
+      </w:r>
+      <w:proofErr w:type="spellStart"/>
+      <w:r>
+        <w:rPr>
+          <w:lang w:val="en-US"/>
+        </w:rPr>
+        <w:t>created_at</w:t>
+      </w:r>
+      <w:proofErr w:type="spellEnd"/>
+      <w:r>
+        <w:rPr>
+          <w:lang w:val="en-US"/>
+        </w:rPr>
+        <w:t xml:space="preserve"> TIMESTAMP DEFAULT CURRENT_TIMESTAMP</w:t>
       </w:r>
     </w:p>
     <w:p>
@@ -515,72 +700,114 @@
         <w:rPr>
           <w:lang w:val="en-US"/>
         </w:rPr>
-        <w:t xml:space="preserve">    id SERIAL PRIMARY KEY,</w:t>
-      </w:r>
-    </w:p>
-    <w:p>
-      <w:pPr>
-        <w:rPr>
-          <w:lang w:val="en-US"/>
-        </w:rPr>
-      </w:pPr>
-      <w:r>
-        <w:rPr>
-          <w:lang w:val="en-US"/>
-        </w:rPr>
-        <w:t xml:space="preserve">    name VARCHAR(100) NOT NULL,</w:t>
-      </w:r>
-    </w:p>
-    <w:p>
-      <w:pPr>
-        <w:rPr>
-          <w:lang w:val="en-US"/>
-        </w:rPr>
-      </w:pPr>
-      <w:r>
-        <w:rPr>
-          <w:lang w:val="en-US"/>
-        </w:rPr>
-        <w:t xml:space="preserve">    description TEXT,</w:t>
-      </w:r>
-    </w:p>
-    <w:p>
-      <w:pPr>
-        <w:rPr>
-          <w:lang w:val="en-US"/>
-        </w:rPr>
-      </w:pPr>
-      <w:r>
-        <w:rPr>
-          <w:lang w:val="en-US"/>
-        </w:rPr>
-        <w:t xml:space="preserve">    muscle_group VARCHAR(50),</w:t>
-      </w:r>
-    </w:p>
-    <w:p>
-      <w:pPr>
-        <w:rPr>
-          <w:lang w:val="en-US"/>
-        </w:rPr>
-      </w:pPr>
-      <w:r>
-        <w:rPr>
-          <w:lang w:val="en-US"/>
-        </w:rPr>
-        <w:t xml:space="preserve">    equipment_type VARCHAR(50) DEFAULT 'bodyweight',</w:t>
-      </w:r>
-    </w:p>
-    <w:p>
-      <w:pPr>
-        <w:rPr>
-          <w:lang w:val="en-US"/>
-        </w:rPr>
-      </w:pPr>
-      <w:r>
-        <w:rPr>
-          <w:lang w:val="en-US"/>
-        </w:rPr>
-        <w:t xml:space="preserve">    created_at TIMESTAMP DEFAULT CURRENT_TIMESTAMP</w:t>
+        <w:t xml:space="preserve">  id SERIAL PRIMARY KEY,</w:t>
+      </w:r>
+    </w:p>
+    <w:p>
+      <w:pPr>
+        <w:rPr>
+          <w:lang w:val="en-US"/>
+        </w:rPr>
+      </w:pPr>
+      <w:r>
+        <w:rPr>
+          <w:lang w:val="en-US"/>
+        </w:rPr>
+        <w:t xml:space="preserve">  name VARCHAR(100) NOT NULL,</w:t>
+      </w:r>
+    </w:p>
+    <w:p>
+      <w:pPr>
+        <w:rPr>
+          <w:lang w:val="en-US"/>
+        </w:rPr>
+      </w:pPr>
+      <w:r>
+        <w:rPr>
+          <w:lang w:val="en-US"/>
+        </w:rPr>
+        <w:t xml:space="preserve">  description TEXT,</w:t>
+      </w:r>
+    </w:p>
+    <w:p>
+      <w:pPr>
+        <w:rPr>
+          <w:lang w:val="en-US"/>
+        </w:rPr>
+      </w:pPr>
+      <w:r>
+        <w:rPr>
+          <w:lang w:val="en-US"/>
+        </w:rPr>
+        <w:t xml:space="preserve">  </w:t>
+      </w:r>
+      <w:proofErr w:type="spellStart"/>
+      <w:r>
+        <w:rPr>
+          <w:lang w:val="en-US"/>
+        </w:rPr>
+        <w:t>muscle_group</w:t>
+      </w:r>
+      <w:proofErr w:type="spellEnd"/>
+      <w:r>
+        <w:rPr>
+          <w:lang w:val="en-US"/>
+        </w:rPr>
+        <w:t xml:space="preserve"> VARCHAR(50),</w:t>
+      </w:r>
+    </w:p>
+    <w:p>
+      <w:pPr>
+        <w:rPr>
+          <w:lang w:val="en-US"/>
+        </w:rPr>
+      </w:pPr>
+      <w:r>
+        <w:rPr>
+          <w:lang w:val="en-US"/>
+        </w:rPr>
+        <w:t xml:space="preserve">  </w:t>
+      </w:r>
+      <w:proofErr w:type="spellStart"/>
+      <w:r>
+        <w:rPr>
+          <w:lang w:val="en-US"/>
+        </w:rPr>
+        <w:t>equipment_type</w:t>
+      </w:r>
+      <w:proofErr w:type="spellEnd"/>
+      <w:r>
+        <w:rPr>
+          <w:lang w:val="en-US"/>
+        </w:rPr>
+        <w:t xml:space="preserve"> VARCHAR(50) DEFAULT 'bodyweight',</w:t>
+      </w:r>
+    </w:p>
+    <w:p>
+      <w:pPr>
+        <w:rPr>
+          <w:lang w:val="en-US"/>
+        </w:rPr>
+      </w:pPr>
+      <w:r>
+        <w:rPr>
+          <w:lang w:val="en-US"/>
+        </w:rPr>
+        <w:t xml:space="preserve">  </w:t>
+      </w:r>
+      <w:proofErr w:type="spellStart"/>
+      <w:r>
+        <w:rPr>
+          <w:lang w:val="en-US"/>
+        </w:rPr>
+        <w:t>created_at</w:t>
+      </w:r>
+      <w:proofErr w:type="spellEnd"/>
+      <w:r>
+        <w:rPr>
+          <w:lang w:val="en-US"/>
+        </w:rPr>
+        <w:t xml:space="preserve"> TIMESTAMP DEFAULT CURRENT_TIMESTAMP</w:t>
       </w:r>
     </w:p>
     <w:p>
@@ -614,72 +841,128 @@
         <w:rPr>
           <w:lang w:val="en-US"/>
         </w:rPr>
-        <w:t>CREATE TABLE workout_exercises (</w:t>
-      </w:r>
-    </w:p>
-    <w:p>
-      <w:pPr>
-        <w:rPr>
-          <w:lang w:val="en-US"/>
-        </w:rPr>
-      </w:pPr>
-      <w:r>
-        <w:rPr>
-          <w:lang w:val="en-US"/>
-        </w:rPr>
-        <w:t xml:space="preserve">    id SERIAL PRIMARY KEY,</w:t>
-      </w:r>
-    </w:p>
-    <w:p>
-      <w:pPr>
-        <w:rPr>
-          <w:lang w:val="en-US"/>
-        </w:rPr>
-      </w:pPr>
-      <w:r>
-        <w:rPr>
-          <w:lang w:val="en-US"/>
-        </w:rPr>
-        <w:t xml:space="preserve">    workout_id INTEGER REFERENCES workouts(id) ON DELETE CASCADE,</w:t>
-      </w:r>
-    </w:p>
-    <w:p>
-      <w:pPr>
-        <w:rPr>
-          <w:lang w:val="en-US"/>
-        </w:rPr>
-      </w:pPr>
-      <w:r>
-        <w:rPr>
-          <w:lang w:val="en-US"/>
-        </w:rPr>
-        <w:t xml:space="preserve">    exercise_id INTEGER REFERENCES exercises(id) ON DELETE CASCADE,</w:t>
-      </w:r>
-    </w:p>
-    <w:p>
-      <w:pPr>
-        <w:rPr>
-          <w:lang w:val="en-US"/>
-        </w:rPr>
-      </w:pPr>
-      <w:r>
-        <w:rPr>
-          <w:lang w:val="en-US"/>
-        </w:rPr>
-        <w:t xml:space="preserve">    sets INTEGER NOT NULL,</w:t>
-      </w:r>
-    </w:p>
-    <w:p>
-      <w:pPr>
-        <w:rPr>
-          <w:lang w:val="en-US"/>
-        </w:rPr>
-      </w:pPr>
-      <w:r>
-        <w:rPr>
-          <w:lang w:val="en-US"/>
-        </w:rPr>
-        <w:t xml:space="preserve">    rep_min INTEGER NOT NULL,</w:t>
+        <w:t xml:space="preserve">CREATE TABLE </w:t>
+      </w:r>
+      <w:proofErr w:type="spellStart"/>
+      <w:r>
+        <w:rPr>
+          <w:lang w:val="en-US"/>
+        </w:rPr>
+        <w:t>workout_exercises</w:t>
+      </w:r>
+      <w:proofErr w:type="spellEnd"/>
+      <w:r>
+        <w:rPr>
+          <w:lang w:val="en-US"/>
+        </w:rPr>
+        <w:t xml:space="preserve"> (</w:t>
+      </w:r>
+    </w:p>
+    <w:p>
+      <w:pPr>
+        <w:rPr>
+          <w:lang w:val="en-US"/>
+        </w:rPr>
+      </w:pPr>
+      <w:r>
+        <w:rPr>
+          <w:lang w:val="en-US"/>
+        </w:rPr>
+        <w:t xml:space="preserve">  id SERIAL PRIMARY KEY,</w:t>
+      </w:r>
+    </w:p>
+    <w:p>
+      <w:pPr>
+        <w:rPr>
+          <w:lang w:val="en-US"/>
+        </w:rPr>
+      </w:pPr>
+      <w:r>
+        <w:rPr>
+          <w:lang w:val="en-US"/>
+        </w:rPr>
+        <w:t xml:space="preserve">  </w:t>
+      </w:r>
+      <w:proofErr w:type="spellStart"/>
+      <w:r>
+        <w:rPr>
+          <w:lang w:val="en-US"/>
+        </w:rPr>
+        <w:t>workout_id</w:t>
+      </w:r>
+      <w:proofErr w:type="spellEnd"/>
+      <w:r>
+        <w:rPr>
+          <w:lang w:val="en-US"/>
+        </w:rPr>
+        <w:t xml:space="preserve"> INTEGER REFERENCES workouts(id) ON DELETE CASCADE,</w:t>
+      </w:r>
+    </w:p>
+    <w:p>
+      <w:pPr>
+        <w:rPr>
+          <w:lang w:val="en-US"/>
+        </w:rPr>
+      </w:pPr>
+      <w:r>
+        <w:rPr>
+          <w:lang w:val="en-US"/>
+        </w:rPr>
+        <w:t xml:space="preserve">  </w:t>
+      </w:r>
+      <w:proofErr w:type="spellStart"/>
+      <w:r>
+        <w:rPr>
+          <w:lang w:val="en-US"/>
+        </w:rPr>
+        <w:t>exercise_id</w:t>
+      </w:r>
+      <w:proofErr w:type="spellEnd"/>
+      <w:r>
+        <w:rPr>
+          <w:lang w:val="en-US"/>
+        </w:rPr>
+        <w:t xml:space="preserve"> INTEGER REFERENCES exercises(id) ON DELETE CASCADE,</w:t>
+      </w:r>
+    </w:p>
+    <w:p>
+      <w:pPr>
+        <w:rPr>
+          <w:lang w:val="en-US"/>
+        </w:rPr>
+      </w:pPr>
+      <w:r>
+        <w:rPr>
+          <w:lang w:val="en-US"/>
+        </w:rPr>
+        <w:t xml:space="preserve">  sets INTEGER NOT NULL,</w:t>
+      </w:r>
+    </w:p>
+    <w:p>
+      <w:pPr>
+        <w:rPr>
+          <w:lang w:val="en-US"/>
+        </w:rPr>
+      </w:pPr>
+      <w:r>
+        <w:rPr>
+          <w:lang w:val="en-US"/>
+        </w:rPr>
+        <w:t xml:space="preserve">  </w:t>
+      </w:r>
+      <w:proofErr w:type="spellStart"/>
+      <w:r>
+        <w:rPr>
+          <w:lang w:val="en-US"/>
+        </w:rPr>
+        <w:t>rep_min</w:t>
+      </w:r>
+      <w:proofErr w:type="spellEnd"/>
+      <w:r>
+        <w:rPr>
+          <w:lang w:val="en-US"/>
+        </w:rPr>
+        <w:t xml:space="preserve"> INTEGER NOT NULL,</w:t>
       </w:r>
     </w:p>
     <w:p>
@@ -693,46 +976,130 @@
           <w:lang w:val="en-US"/>
         </w:rPr>
         <w:lastRenderedPageBreak/>
-        <w:t xml:space="preserve">    rep_max INTEGER NOT NULL,</w:t>
-      </w:r>
-    </w:p>
-    <w:p>
-      <w:pPr>
-        <w:rPr>
-          <w:lang w:val="en-US"/>
-        </w:rPr>
-      </w:pPr>
-      <w:r>
-        <w:rPr>
-          <w:lang w:val="en-US"/>
-        </w:rPr>
-        <w:t xml:space="preserve">    rest_seconds INTEGER DEFAULT 60,</w:t>
-      </w:r>
-    </w:p>
-    <w:p>
-      <w:pPr>
-        <w:rPr>
-          <w:lang w:val="en-US"/>
-        </w:rPr>
-      </w:pPr>
-      <w:r>
-        <w:rPr>
-          <w:lang w:val="en-US"/>
-        </w:rPr>
-        <w:t xml:space="preserve">    order_index INTEGER NOT NULL,</w:t>
-      </w:r>
-    </w:p>
-    <w:p>
-      <w:pPr>
-        <w:rPr>
-          <w:lang w:val="en-US"/>
-        </w:rPr>
-      </w:pPr>
-      <w:r>
-        <w:rPr>
-          <w:lang w:val="en-US"/>
-        </w:rPr>
-        <w:t xml:space="preserve">    UNIQUE(workout_id, exercise_id, order_index)</w:t>
+        <w:t xml:space="preserve">  </w:t>
+      </w:r>
+      <w:proofErr w:type="spellStart"/>
+      <w:r>
+        <w:rPr>
+          <w:lang w:val="en-US"/>
+        </w:rPr>
+        <w:t>rep_max</w:t>
+      </w:r>
+      <w:proofErr w:type="spellEnd"/>
+      <w:r>
+        <w:rPr>
+          <w:lang w:val="en-US"/>
+        </w:rPr>
+        <w:t xml:space="preserve"> INTEGER NOT NULL,</w:t>
+      </w:r>
+    </w:p>
+    <w:p>
+      <w:pPr>
+        <w:rPr>
+          <w:lang w:val="en-US"/>
+        </w:rPr>
+      </w:pPr>
+      <w:r>
+        <w:rPr>
+          <w:lang w:val="en-US"/>
+        </w:rPr>
+        <w:t xml:space="preserve">  </w:t>
+      </w:r>
+      <w:proofErr w:type="spellStart"/>
+      <w:r>
+        <w:rPr>
+          <w:lang w:val="en-US"/>
+        </w:rPr>
+        <w:t>rest_seconds</w:t>
+      </w:r>
+      <w:proofErr w:type="spellEnd"/>
+      <w:r>
+        <w:rPr>
+          <w:lang w:val="en-US"/>
+        </w:rPr>
+        <w:t xml:space="preserve"> INTEGER DEFAULT 60,</w:t>
+      </w:r>
+    </w:p>
+    <w:p>
+      <w:pPr>
+        <w:rPr>
+          <w:lang w:val="en-US"/>
+        </w:rPr>
+      </w:pPr>
+      <w:r>
+        <w:rPr>
+          <w:lang w:val="en-US"/>
+        </w:rPr>
+        <w:t xml:space="preserve">  </w:t>
+      </w:r>
+      <w:proofErr w:type="spellStart"/>
+      <w:r>
+        <w:rPr>
+          <w:lang w:val="en-US"/>
+        </w:rPr>
+        <w:t>order_index</w:t>
+      </w:r>
+      <w:proofErr w:type="spellEnd"/>
+      <w:r>
+        <w:rPr>
+          <w:lang w:val="en-US"/>
+        </w:rPr>
+        <w:t xml:space="preserve"> INTEGER NOT NULL,</w:t>
+      </w:r>
+    </w:p>
+    <w:p>
+      <w:pPr>
+        <w:rPr>
+          <w:lang w:val="en-US"/>
+        </w:rPr>
+      </w:pPr>
+      <w:r>
+        <w:rPr>
+          <w:lang w:val="en-US"/>
+        </w:rPr>
+        <w:t xml:space="preserve">  UNIQUE(</w:t>
+      </w:r>
+      <w:proofErr w:type="spellStart"/>
+      <w:r>
+        <w:rPr>
+          <w:lang w:val="en-US"/>
+        </w:rPr>
+        <w:t>workout_id</w:t>
+      </w:r>
+      <w:proofErr w:type="spellEnd"/>
+      <w:r>
+        <w:rPr>
+          <w:lang w:val="en-US"/>
+        </w:rPr>
+        <w:t xml:space="preserve">, </w:t>
+      </w:r>
+      <w:proofErr w:type="spellStart"/>
+      <w:r>
+        <w:rPr>
+          <w:lang w:val="en-US"/>
+        </w:rPr>
+        <w:t>exercise_id</w:t>
+      </w:r>
+      <w:proofErr w:type="spellEnd"/>
+      <w:r>
+        <w:rPr>
+          <w:lang w:val="en-US"/>
+        </w:rPr>
+        <w:t xml:space="preserve">, </w:t>
+      </w:r>
+      <w:proofErr w:type="spellStart"/>
+      <w:r>
+        <w:rPr>
+          <w:lang w:val="en-US"/>
+        </w:rPr>
+        <w:t>order_index</w:t>
+      </w:r>
+      <w:proofErr w:type="spellEnd"/>
+      <w:r>
+        <w:rPr>
+          <w:lang w:val="en-US"/>
+        </w:rPr>
+        <w:t>)</w:t>
       </w:r>
     </w:p>
     <w:p>
@@ -758,17 +1125,25 @@
     </w:p>
     <w:p>
       <w:r>
-        <w:t>CREATE TABLE user_workouts (</w:t>
-      </w:r>
-    </w:p>
-    <w:p>
-      <w:pPr>
-        <w:rPr>
-          <w:lang w:val="en-US"/>
-        </w:rPr>
-      </w:pPr>
-      <w:r>
-        <w:t xml:space="preserve">    </w:t>
+        <w:t xml:space="preserve">CREATE TABLE </w:t>
+      </w:r>
+      <w:proofErr w:type="spellStart"/>
+      <w:r>
+        <w:t>user_workouts</w:t>
+      </w:r>
+      <w:proofErr w:type="spellEnd"/>
+      <w:r>
+        <w:t xml:space="preserve"> (</w:t>
+      </w:r>
+    </w:p>
+    <w:p>
+      <w:pPr>
+        <w:rPr>
+          <w:lang w:val="en-US"/>
+        </w:rPr>
+      </w:pPr>
+      <w:r>
+        <w:t xml:space="preserve">  </w:t>
       </w:r>
       <w:r>
         <w:rPr>
@@ -787,150 +1162,372 @@
         <w:rPr>
           <w:lang w:val="en-US"/>
         </w:rPr>
-        <w:t xml:space="preserve">    user_id INTEGER REFERENCES users(id) ON DELETE CASCADE,</w:t>
-      </w:r>
-    </w:p>
-    <w:p>
-      <w:pPr>
-        <w:rPr>
-          <w:lang w:val="en-US"/>
-        </w:rPr>
-      </w:pPr>
-      <w:r>
-        <w:rPr>
-          <w:lang w:val="en-US"/>
-        </w:rPr>
-        <w:t xml:space="preserve">    workout_id INTEGER REFERENCES workouts(id) ON DELETE CASCADE,</w:t>
-      </w:r>
-    </w:p>
-    <w:p>
-      <w:pPr>
-        <w:rPr>
-          <w:lang w:val="en-US"/>
-        </w:rPr>
-      </w:pPr>
-      <w:r>
-        <w:rPr>
-          <w:lang w:val="en-US"/>
-        </w:rPr>
-        <w:t xml:space="preserve">    scheduled_date DATE NOT NULL,</w:t>
-      </w:r>
-    </w:p>
-    <w:p>
-      <w:pPr>
-        <w:rPr>
-          <w:lang w:val="en-US"/>
-        </w:rPr>
-      </w:pPr>
-      <w:r>
-        <w:rPr>
-          <w:lang w:val="en-US"/>
-        </w:rPr>
-        <w:t xml:space="preserve">    scheduled_time TIME,</w:t>
-      </w:r>
-    </w:p>
-    <w:p>
-      <w:pPr>
-        <w:rPr>
-          <w:lang w:val="en-US"/>
-        </w:rPr>
-      </w:pPr>
-      <w:r>
-        <w:rPr>
-          <w:lang w:val="en-US"/>
-        </w:rPr>
-        <w:t xml:space="preserve">    status VARCHAR(20) DEFAULT 'scheduled',</w:t>
-      </w:r>
-    </w:p>
-    <w:p>
-      <w:pPr>
-        <w:rPr>
-          <w:lang w:val="en-US"/>
-        </w:rPr>
-      </w:pPr>
-      <w:r>
-        <w:rPr>
-          <w:lang w:val="en-US"/>
-        </w:rPr>
-        <w:t xml:space="preserve">    started_at TIMESTAMP,</w:t>
-      </w:r>
-    </w:p>
-    <w:p>
-      <w:pPr>
-        <w:rPr>
-          <w:lang w:val="en-US"/>
-        </w:rPr>
-      </w:pPr>
-      <w:r>
-        <w:rPr>
-          <w:lang w:val="en-US"/>
-        </w:rPr>
-        <w:t xml:space="preserve">    paused_at TIMESTAMP,</w:t>
-      </w:r>
-    </w:p>
-    <w:p>
-      <w:pPr>
-        <w:rPr>
-          <w:lang w:val="en-US"/>
-        </w:rPr>
-      </w:pPr>
-      <w:r>
-        <w:rPr>
-          <w:lang w:val="en-US"/>
-        </w:rPr>
-        <w:t xml:space="preserve">    completed_at TIMESTAMP,</w:t>
-      </w:r>
-    </w:p>
-    <w:p>
-      <w:pPr>
-        <w:rPr>
-          <w:lang w:val="en-US"/>
-        </w:rPr>
-      </w:pPr>
-      <w:r>
-        <w:rPr>
-          <w:lang w:val="en-US"/>
-        </w:rPr>
-        <w:t xml:space="preserve">    last_exercise_index INTEGER DEFAULT 0,</w:t>
-      </w:r>
-    </w:p>
-    <w:p>
-      <w:pPr>
-        <w:rPr>
-          <w:lang w:val="en-US"/>
-        </w:rPr>
-      </w:pPr>
-      <w:r>
-        <w:rPr>
-          <w:lang w:val="en-US"/>
-        </w:rPr>
-        <w:t xml:space="preserve">    wellness_rating INTEGER CHECK (wellness_rating &gt;= 1 AND wellness_rating &lt;= 5),</w:t>
-      </w:r>
-    </w:p>
-    <w:p>
-      <w:pPr>
-        <w:rPr>
-          <w:lang w:val="en-US"/>
-        </w:rPr>
-      </w:pPr>
-      <w:r>
-        <w:rPr>
-          <w:lang w:val="en-US"/>
-        </w:rPr>
-        <w:t xml:space="preserve">    comments TEXT,</w:t>
-      </w:r>
-    </w:p>
-    <w:p>
-      <w:pPr>
-        <w:rPr>
-          <w:lang w:val="en-US"/>
-        </w:rPr>
-      </w:pPr>
-      <w:r>
-        <w:rPr>
-          <w:lang w:val="en-US"/>
-        </w:rPr>
-        <w:t xml:space="preserve">    created_at TIMESTAMP DEFAULT CURRENT_TIMESTAMP</w:t>
+        <w:t xml:space="preserve">  </w:t>
+      </w:r>
+      <w:proofErr w:type="spellStart"/>
+      <w:r>
+        <w:rPr>
+          <w:lang w:val="en-US"/>
+        </w:rPr>
+        <w:t>user_id</w:t>
+      </w:r>
+      <w:proofErr w:type="spellEnd"/>
+      <w:r>
+        <w:rPr>
+          <w:lang w:val="en-US"/>
+        </w:rPr>
+        <w:t xml:space="preserve"> INTEGER REFERENCES users(id) ON DELETE CASCADE,</w:t>
+      </w:r>
+    </w:p>
+    <w:p>
+      <w:pPr>
+        <w:rPr>
+          <w:lang w:val="en-US"/>
+        </w:rPr>
+      </w:pPr>
+      <w:r>
+        <w:rPr>
+          <w:lang w:val="en-US"/>
+        </w:rPr>
+        <w:t xml:space="preserve">  </w:t>
+      </w:r>
+      <w:proofErr w:type="spellStart"/>
+      <w:r>
+        <w:rPr>
+          <w:lang w:val="en-US"/>
+        </w:rPr>
+        <w:t>workout_id</w:t>
+      </w:r>
+      <w:proofErr w:type="spellEnd"/>
+      <w:r>
+        <w:rPr>
+          <w:lang w:val="en-US"/>
+        </w:rPr>
+        <w:t xml:space="preserve"> INTEGER REFERENCES workouts(id) ON DELETE CASCADE,</w:t>
+      </w:r>
+    </w:p>
+    <w:p>
+      <w:pPr>
+        <w:rPr>
+          <w:lang w:val="en-US"/>
+        </w:rPr>
+      </w:pPr>
+      <w:r>
+        <w:rPr>
+          <w:lang w:val="en-US"/>
+        </w:rPr>
+        <w:t xml:space="preserve">  </w:t>
+      </w:r>
+      <w:proofErr w:type="spellStart"/>
+      <w:r>
+        <w:rPr>
+          <w:lang w:val="en-US"/>
+        </w:rPr>
+        <w:t>scheduled_date</w:t>
+      </w:r>
+      <w:proofErr w:type="spellEnd"/>
+      <w:r>
+        <w:rPr>
+          <w:lang w:val="en-US"/>
+        </w:rPr>
+        <w:t xml:space="preserve"> DATE NOT NULL,</w:t>
+      </w:r>
+    </w:p>
+    <w:p>
+      <w:pPr>
+        <w:rPr>
+          <w:lang w:val="en-US"/>
+        </w:rPr>
+      </w:pPr>
+      <w:r>
+        <w:rPr>
+          <w:lang w:val="en-US"/>
+        </w:rPr>
+        <w:t xml:space="preserve">  </w:t>
+      </w:r>
+      <w:proofErr w:type="spellStart"/>
+      <w:r>
+        <w:rPr>
+          <w:lang w:val="en-US"/>
+        </w:rPr>
+        <w:t>scheduled_time</w:t>
+      </w:r>
+      <w:proofErr w:type="spellEnd"/>
+      <w:r>
+        <w:rPr>
+          <w:lang w:val="en-US"/>
+        </w:rPr>
+        <w:t xml:space="preserve"> TIME,</w:t>
+      </w:r>
+    </w:p>
+    <w:p>
+      <w:pPr>
+        <w:rPr>
+          <w:lang w:val="en-US"/>
+        </w:rPr>
+      </w:pPr>
+      <w:r>
+        <w:rPr>
+          <w:lang w:val="en-US"/>
+        </w:rPr>
+        <w:t xml:space="preserve">  status VARCHAR(20) DEFAULT 'scheduled',</w:t>
+      </w:r>
+    </w:p>
+    <w:p>
+      <w:pPr>
+        <w:rPr>
+          <w:lang w:val="en-US"/>
+        </w:rPr>
+      </w:pPr>
+      <w:r>
+        <w:rPr>
+          <w:lang w:val="en-US"/>
+        </w:rPr>
+        <w:t xml:space="preserve">  </w:t>
+      </w:r>
+      <w:proofErr w:type="spellStart"/>
+      <w:r>
+        <w:rPr>
+          <w:lang w:val="en-US"/>
+        </w:rPr>
+        <w:t>started_at</w:t>
+      </w:r>
+      <w:proofErr w:type="spellEnd"/>
+      <w:r>
+        <w:rPr>
+          <w:lang w:val="en-US"/>
+        </w:rPr>
+        <w:t xml:space="preserve"> TIMESTAMP,</w:t>
+      </w:r>
+    </w:p>
+    <w:p>
+      <w:pPr>
+        <w:rPr>
+          <w:lang w:val="en-US"/>
+        </w:rPr>
+      </w:pPr>
+      <w:r>
+        <w:rPr>
+          <w:lang w:val="en-US"/>
+        </w:rPr>
+        <w:t xml:space="preserve">  </w:t>
+      </w:r>
+      <w:proofErr w:type="spellStart"/>
+      <w:r>
+        <w:rPr>
+          <w:lang w:val="en-US"/>
+        </w:rPr>
+        <w:t>paused_at</w:t>
+      </w:r>
+      <w:proofErr w:type="spellEnd"/>
+      <w:r>
+        <w:rPr>
+          <w:lang w:val="en-US"/>
+        </w:rPr>
+        <w:t xml:space="preserve"> TIMESTAMP,</w:t>
+      </w:r>
+    </w:p>
+    <w:p>
+      <w:pPr>
+        <w:rPr>
+          <w:lang w:val="en-US"/>
+        </w:rPr>
+      </w:pPr>
+      <w:r>
+        <w:rPr>
+          <w:lang w:val="en-US"/>
+        </w:rPr>
+        <w:t xml:space="preserve">  </w:t>
+      </w:r>
+      <w:proofErr w:type="spellStart"/>
+      <w:r>
+        <w:rPr>
+          <w:lang w:val="en-US"/>
+        </w:rPr>
+        <w:t>completed_at</w:t>
+      </w:r>
+      <w:proofErr w:type="spellEnd"/>
+      <w:r>
+        <w:rPr>
+          <w:lang w:val="en-US"/>
+        </w:rPr>
+        <w:t xml:space="preserve"> TIMESTAMP,</w:t>
+      </w:r>
+    </w:p>
+    <w:p>
+      <w:pPr>
+        <w:rPr>
+          <w:lang w:val="en-US"/>
+        </w:rPr>
+      </w:pPr>
+      <w:r>
+        <w:rPr>
+          <w:lang w:val="en-US"/>
+        </w:rPr>
+        <w:t xml:space="preserve">  </w:t>
+      </w:r>
+      <w:proofErr w:type="spellStart"/>
+      <w:r>
+        <w:rPr>
+          <w:lang w:val="en-US"/>
+        </w:rPr>
+        <w:t>last_exercise_index</w:t>
+      </w:r>
+      <w:proofErr w:type="spellEnd"/>
+      <w:r>
+        <w:rPr>
+          <w:lang w:val="en-US"/>
+        </w:rPr>
+        <w:t xml:space="preserve"> INTEGER DEFAULT 0,</w:t>
+      </w:r>
+    </w:p>
+    <w:p>
+      <w:pPr>
+        <w:rPr>
+          <w:lang w:val="en-US"/>
+        </w:rPr>
+      </w:pPr>
+      <w:r>
+        <w:rPr>
+          <w:lang w:val="en-US"/>
+        </w:rPr>
+        <w:t xml:space="preserve">  </w:t>
+      </w:r>
+      <w:proofErr w:type="spellStart"/>
+      <w:r>
+        <w:rPr>
+          <w:lang w:val="en-US"/>
+        </w:rPr>
+        <w:t>wellness_rating</w:t>
+      </w:r>
+      <w:proofErr w:type="spellEnd"/>
+      <w:r>
+        <w:rPr>
+          <w:lang w:val="en-US"/>
+        </w:rPr>
+        <w:t xml:space="preserve"> INTEGER CHECK (</w:t>
+      </w:r>
+      <w:proofErr w:type="spellStart"/>
+      <w:r>
+        <w:rPr>
+          <w:lang w:val="en-US"/>
+        </w:rPr>
+        <w:t>wellness_rating</w:t>
+      </w:r>
+      <w:proofErr w:type="spellEnd"/>
+      <w:r>
+        <w:rPr>
+          <w:lang w:val="en-US"/>
+        </w:rPr>
+        <w:t xml:space="preserve"> &gt;= 1 AND </w:t>
+      </w:r>
+      <w:proofErr w:type="spellStart"/>
+      <w:r>
+        <w:rPr>
+          <w:lang w:val="en-US"/>
+        </w:rPr>
+        <w:t>wellness_rating</w:t>
+      </w:r>
+      <w:proofErr w:type="spellEnd"/>
+      <w:r>
+        <w:rPr>
+          <w:lang w:val="en-US"/>
+        </w:rPr>
+        <w:t xml:space="preserve"> &lt;= 5),</w:t>
+      </w:r>
+    </w:p>
+    <w:p>
+      <w:pPr>
+        <w:rPr>
+          <w:lang w:val="en-US"/>
+        </w:rPr>
+      </w:pPr>
+      <w:r>
+        <w:rPr>
+          <w:lang w:val="en-US"/>
+        </w:rPr>
+        <w:t xml:space="preserve">  comments TEXT,</w:t>
+      </w:r>
+    </w:p>
+    <w:p>
+      <w:pPr>
+        <w:rPr>
+          <w:lang w:val="en-US"/>
+        </w:rPr>
+      </w:pPr>
+      <w:r>
+        <w:rPr>
+          <w:lang w:val="en-US"/>
+        </w:rPr>
+        <w:t xml:space="preserve">  </w:t>
+      </w:r>
+      <w:proofErr w:type="spellStart"/>
+      <w:r>
+        <w:rPr>
+          <w:lang w:val="en-US"/>
+        </w:rPr>
+        <w:t>rescheduled_to</w:t>
+      </w:r>
+      <w:proofErr w:type="spellEnd"/>
+      <w:r>
+        <w:rPr>
+          <w:lang w:val="en-US"/>
+        </w:rPr>
+        <w:t xml:space="preserve"> DATE,</w:t>
+      </w:r>
+    </w:p>
+    <w:p>
+      <w:pPr>
+        <w:rPr>
+          <w:lang w:val="en-US"/>
+        </w:rPr>
+      </w:pPr>
+      <w:r>
+        <w:rPr>
+          <w:lang w:val="en-US"/>
+        </w:rPr>
+        <w:t xml:space="preserve">  </w:t>
+      </w:r>
+      <w:proofErr w:type="spellStart"/>
+      <w:r>
+        <w:rPr>
+          <w:lang w:val="en-US"/>
+        </w:rPr>
+        <w:t>reschedule_reason</w:t>
+      </w:r>
+      <w:proofErr w:type="spellEnd"/>
+      <w:r>
+        <w:rPr>
+          <w:lang w:val="en-US"/>
+        </w:rPr>
+        <w:t xml:space="preserve"> TEXT,</w:t>
+      </w:r>
+    </w:p>
+    <w:p>
+      <w:pPr>
+        <w:rPr>
+          <w:lang w:val="en-US"/>
+        </w:rPr>
+      </w:pPr>
+      <w:r>
+        <w:rPr>
+          <w:lang w:val="en-US"/>
+        </w:rPr>
+        <w:t xml:space="preserve">  </w:t>
+      </w:r>
+      <w:proofErr w:type="spellStart"/>
+      <w:r>
+        <w:rPr>
+          <w:lang w:val="en-US"/>
+        </w:rPr>
+        <w:t>created_at</w:t>
+      </w:r>
+      <w:proofErr w:type="spellEnd"/>
+      <w:r>
+        <w:rPr>
+          <w:lang w:val="en-US"/>
+        </w:rPr>
+        <w:t xml:space="preserve"> TIMESTAMP DEFAULT CURRENT_TIMESTAMP</w:t>
       </w:r>
     </w:p>
     <w:p>
@@ -956,17 +1553,25 @@
     </w:p>
     <w:p>
       <w:r>
-        <w:t>CREATE TABLE workout_results (</w:t>
-      </w:r>
-    </w:p>
-    <w:p>
-      <w:pPr>
-        <w:rPr>
-          <w:lang w:val="en-US"/>
-        </w:rPr>
-      </w:pPr>
-      <w:r>
-        <w:t xml:space="preserve">    </w:t>
+        <w:t xml:space="preserve">CREATE TABLE </w:t>
+      </w:r>
+      <w:proofErr w:type="spellStart"/>
+      <w:r>
+        <w:t>workout_results</w:t>
+      </w:r>
+      <w:proofErr w:type="spellEnd"/>
+      <w:r>
+        <w:t xml:space="preserve"> (</w:t>
+      </w:r>
+    </w:p>
+    <w:p>
+      <w:pPr>
+        <w:rPr>
+          <w:lang w:val="en-US"/>
+        </w:rPr>
+      </w:pPr>
+      <w:r>
+        <w:t xml:space="preserve">  </w:t>
       </w:r>
       <w:r>
         <w:rPr>
@@ -985,125 +1590,251 @@
         <w:rPr>
           <w:lang w:val="en-US"/>
         </w:rPr>
-        <w:t xml:space="preserve">    user_workout_id INTEGER REFERENCES user_workouts(id) ON DELETE CASCADE,</w:t>
-      </w:r>
-    </w:p>
-    <w:p>
-      <w:pPr>
-        <w:rPr>
-          <w:lang w:val="en-US"/>
-        </w:rPr>
-      </w:pPr>
-      <w:r>
-        <w:rPr>
-          <w:lang w:val="en-US"/>
-        </w:rPr>
-        <w:t xml:space="preserve">    exercise_id INTEGER REFERENCES exercises(id) ON DELETE CASCADE,</w:t>
-      </w:r>
-    </w:p>
-    <w:p>
-      <w:pPr>
-        <w:rPr>
-          <w:lang w:val="en-US"/>
-        </w:rPr>
-      </w:pPr>
-      <w:r>
-        <w:rPr>
-          <w:lang w:val="en-US"/>
-        </w:rPr>
         <w:lastRenderedPageBreak/>
-        <w:t xml:space="preserve">    set_number INTEGER NOT NULL,</w:t>
-      </w:r>
-    </w:p>
-    <w:p>
-      <w:pPr>
-        <w:rPr>
-          <w:lang w:val="en-US"/>
-        </w:rPr>
-      </w:pPr>
-      <w:r>
-        <w:rPr>
-          <w:lang w:val="en-US"/>
-        </w:rPr>
-        <w:t xml:space="preserve">    target_reps INTEGER NOT NULL,</w:t>
-      </w:r>
-    </w:p>
-    <w:p>
-      <w:pPr>
-        <w:rPr>
-          <w:lang w:val="en-US"/>
-        </w:rPr>
-      </w:pPr>
-      <w:r>
-        <w:rPr>
-          <w:lang w:val="en-US"/>
-        </w:rPr>
-        <w:t xml:space="preserve">    target_weight DECIMAL(5,2),</w:t>
-      </w:r>
-    </w:p>
-    <w:p>
-      <w:pPr>
-        <w:rPr>
-          <w:lang w:val="en-US"/>
-        </w:rPr>
-      </w:pPr>
-      <w:r>
-        <w:rPr>
-          <w:lang w:val="en-US"/>
-        </w:rPr>
-        <w:t xml:space="preserve">    actual_reps INTEGER,</w:t>
-      </w:r>
-    </w:p>
-    <w:p>
-      <w:pPr>
-        <w:rPr>
-          <w:lang w:val="en-US"/>
-        </w:rPr>
-      </w:pPr>
-      <w:r>
-        <w:rPr>
-          <w:lang w:val="en-US"/>
-        </w:rPr>
-        <w:t xml:space="preserve">    actual_weight DECIMAL(5,2),</w:t>
-      </w:r>
-    </w:p>
-    <w:p>
-      <w:pPr>
-        <w:rPr>
-          <w:lang w:val="en-US"/>
-        </w:rPr>
-      </w:pPr>
-      <w:r>
-        <w:rPr>
-          <w:lang w:val="en-US"/>
-        </w:rPr>
-        <w:t xml:space="preserve">    completed BOOLEAN DEFAULT TRUE,</w:t>
-      </w:r>
-    </w:p>
-    <w:p>
-      <w:pPr>
-        <w:rPr>
-          <w:lang w:val="en-US"/>
-        </w:rPr>
-      </w:pPr>
-      <w:r>
-        <w:rPr>
-          <w:lang w:val="en-US"/>
-        </w:rPr>
-        <w:t xml:space="preserve">    completed_at TIMESTAMP,</w:t>
-      </w:r>
-    </w:p>
-    <w:p>
-      <w:pPr>
-        <w:rPr>
-          <w:lang w:val="en-US"/>
-        </w:rPr>
-      </w:pPr>
-      <w:r>
-        <w:rPr>
-          <w:lang w:val="en-US"/>
-        </w:rPr>
-        <w:t xml:space="preserve">    notes TEXT</w:t>
+        <w:t xml:space="preserve">  </w:t>
+      </w:r>
+      <w:proofErr w:type="spellStart"/>
+      <w:r>
+        <w:rPr>
+          <w:lang w:val="en-US"/>
+        </w:rPr>
+        <w:t>user_workout_id</w:t>
+      </w:r>
+      <w:proofErr w:type="spellEnd"/>
+      <w:r>
+        <w:rPr>
+          <w:lang w:val="en-US"/>
+        </w:rPr>
+        <w:t xml:space="preserve"> INTEGER REFERENCES </w:t>
+      </w:r>
+      <w:proofErr w:type="spellStart"/>
+      <w:r>
+        <w:rPr>
+          <w:lang w:val="en-US"/>
+        </w:rPr>
+        <w:t>user_workouts</w:t>
+      </w:r>
+      <w:proofErr w:type="spellEnd"/>
+      <w:r>
+        <w:rPr>
+          <w:lang w:val="en-US"/>
+        </w:rPr>
+        <w:t>(id) ON DELETE CASCADE,</w:t>
+      </w:r>
+    </w:p>
+    <w:p>
+      <w:pPr>
+        <w:rPr>
+          <w:lang w:val="en-US"/>
+        </w:rPr>
+      </w:pPr>
+      <w:r>
+        <w:rPr>
+          <w:lang w:val="en-US"/>
+        </w:rPr>
+        <w:t xml:space="preserve">  </w:t>
+      </w:r>
+      <w:proofErr w:type="spellStart"/>
+      <w:r>
+        <w:rPr>
+          <w:lang w:val="en-US"/>
+        </w:rPr>
+        <w:t>exercise_id</w:t>
+      </w:r>
+      <w:proofErr w:type="spellEnd"/>
+      <w:r>
+        <w:rPr>
+          <w:lang w:val="en-US"/>
+        </w:rPr>
+        <w:t xml:space="preserve"> INTEGER REFERENCES exercises(id) ON DELETE CASCADE,</w:t>
+      </w:r>
+    </w:p>
+    <w:p>
+      <w:pPr>
+        <w:rPr>
+          <w:lang w:val="en-US"/>
+        </w:rPr>
+      </w:pPr>
+      <w:r>
+        <w:rPr>
+          <w:lang w:val="en-US"/>
+        </w:rPr>
+        <w:t xml:space="preserve">  </w:t>
+      </w:r>
+      <w:proofErr w:type="spellStart"/>
+      <w:r>
+        <w:rPr>
+          <w:lang w:val="en-US"/>
+        </w:rPr>
+        <w:t>set_number</w:t>
+      </w:r>
+      <w:proofErr w:type="spellEnd"/>
+      <w:r>
+        <w:rPr>
+          <w:lang w:val="en-US"/>
+        </w:rPr>
+        <w:t xml:space="preserve"> INTEGER NOT NULL,</w:t>
+      </w:r>
+    </w:p>
+    <w:p>
+      <w:pPr>
+        <w:rPr>
+          <w:lang w:val="en-US"/>
+        </w:rPr>
+      </w:pPr>
+      <w:r>
+        <w:rPr>
+          <w:lang w:val="en-US"/>
+        </w:rPr>
+        <w:t xml:space="preserve">  </w:t>
+      </w:r>
+      <w:proofErr w:type="spellStart"/>
+      <w:r>
+        <w:rPr>
+          <w:lang w:val="en-US"/>
+        </w:rPr>
+        <w:t>target_reps</w:t>
+      </w:r>
+      <w:proofErr w:type="spellEnd"/>
+      <w:r>
+        <w:rPr>
+          <w:lang w:val="en-US"/>
+        </w:rPr>
+        <w:t xml:space="preserve"> INTEGER NOT NULL,</w:t>
+      </w:r>
+    </w:p>
+    <w:p>
+      <w:pPr>
+        <w:rPr>
+          <w:lang w:val="en-US"/>
+        </w:rPr>
+      </w:pPr>
+      <w:r>
+        <w:rPr>
+          <w:lang w:val="en-US"/>
+        </w:rPr>
+        <w:t xml:space="preserve">  </w:t>
+      </w:r>
+      <w:proofErr w:type="spellStart"/>
+      <w:r>
+        <w:rPr>
+          <w:lang w:val="en-US"/>
+        </w:rPr>
+        <w:t>target_weight</w:t>
+      </w:r>
+      <w:proofErr w:type="spellEnd"/>
+      <w:r>
+        <w:rPr>
+          <w:lang w:val="en-US"/>
+        </w:rPr>
+        <w:t xml:space="preserve"> DECIMAL(5,2),</w:t>
+      </w:r>
+    </w:p>
+    <w:p>
+      <w:pPr>
+        <w:rPr>
+          <w:lang w:val="en-US"/>
+        </w:rPr>
+      </w:pPr>
+      <w:r>
+        <w:rPr>
+          <w:lang w:val="en-US"/>
+        </w:rPr>
+        <w:t xml:space="preserve">  </w:t>
+      </w:r>
+      <w:proofErr w:type="spellStart"/>
+      <w:r>
+        <w:rPr>
+          <w:lang w:val="en-US"/>
+        </w:rPr>
+        <w:t>actual_reps</w:t>
+      </w:r>
+      <w:proofErr w:type="spellEnd"/>
+      <w:r>
+        <w:rPr>
+          <w:lang w:val="en-US"/>
+        </w:rPr>
+        <w:t xml:space="preserve"> INTEGER,</w:t>
+      </w:r>
+    </w:p>
+    <w:p>
+      <w:pPr>
+        <w:rPr>
+          <w:lang w:val="en-US"/>
+        </w:rPr>
+      </w:pPr>
+      <w:r>
+        <w:rPr>
+          <w:lang w:val="en-US"/>
+        </w:rPr>
+        <w:t xml:space="preserve">  </w:t>
+      </w:r>
+      <w:proofErr w:type="spellStart"/>
+      <w:r>
+        <w:rPr>
+          <w:lang w:val="en-US"/>
+        </w:rPr>
+        <w:t>actual_weight</w:t>
+      </w:r>
+      <w:proofErr w:type="spellEnd"/>
+      <w:r>
+        <w:rPr>
+          <w:lang w:val="en-US"/>
+        </w:rPr>
+        <w:t xml:space="preserve"> DECIMAL(5,2),</w:t>
+      </w:r>
+    </w:p>
+    <w:p>
+      <w:pPr>
+        <w:rPr>
+          <w:lang w:val="en-US"/>
+        </w:rPr>
+      </w:pPr>
+      <w:r>
+        <w:rPr>
+          <w:lang w:val="en-US"/>
+        </w:rPr>
+        <w:t xml:space="preserve">  completed BOOLEAN DEFAULT TRUE,</w:t>
+      </w:r>
+    </w:p>
+    <w:p>
+      <w:pPr>
+        <w:rPr>
+          <w:lang w:val="en-US"/>
+        </w:rPr>
+      </w:pPr>
+      <w:r>
+        <w:rPr>
+          <w:lang w:val="en-US"/>
+        </w:rPr>
+        <w:t xml:space="preserve">  </w:t>
+      </w:r>
+      <w:proofErr w:type="spellStart"/>
+      <w:r>
+        <w:rPr>
+          <w:lang w:val="en-US"/>
+        </w:rPr>
+        <w:t>completed_at</w:t>
+      </w:r>
+      <w:proofErr w:type="spellEnd"/>
+      <w:r>
+        <w:rPr>
+          <w:lang w:val="en-US"/>
+        </w:rPr>
+        <w:t xml:space="preserve"> TIMESTAMP,</w:t>
+      </w:r>
+    </w:p>
+    <w:p>
+      <w:pPr>
+        <w:rPr>
+          <w:lang w:val="en-US"/>
+        </w:rPr>
+      </w:pPr>
+      <w:r>
+        <w:rPr>
+          <w:lang w:val="en-US"/>
+        </w:rPr>
+        <w:t xml:space="preserve">  notes TEXT</w:t>
       </w:r>
     </w:p>
     <w:p>
@@ -1196,137 +1927,291 @@
         <w:rPr>
           <w:lang w:val="en-US"/>
         </w:rPr>
-        <w:t>CREATE TABLE workout_adaptations (</w:t>
-      </w:r>
-    </w:p>
-    <w:p>
-      <w:pPr>
-        <w:rPr>
-          <w:lang w:val="en-US"/>
-        </w:rPr>
-      </w:pPr>
-      <w:r>
-        <w:rPr>
-          <w:lang w:val="en-US"/>
-        </w:rPr>
-        <w:t xml:space="preserve">    id SERIAL PRIMARY KEY,</w:t>
-      </w:r>
-    </w:p>
-    <w:p>
-      <w:pPr>
-        <w:rPr>
-          <w:lang w:val="en-US"/>
-        </w:rPr>
-      </w:pPr>
-      <w:r>
-        <w:rPr>
-          <w:lang w:val="en-US"/>
-        </w:rPr>
-        <w:t xml:space="preserve">    user_id INTEGER REFERENCES users(id) ON DELETE CASCADE,</w:t>
-      </w:r>
-    </w:p>
-    <w:p>
-      <w:pPr>
-        <w:rPr>
-          <w:lang w:val="en-US"/>
-        </w:rPr>
-      </w:pPr>
-      <w:r>
-        <w:rPr>
-          <w:lang w:val="en-US"/>
-        </w:rPr>
-        <w:t xml:space="preserve">    user_workout_id INTEGER REFERENCES user_workouts(id) ON DELETE CASCADE,</w:t>
-      </w:r>
-    </w:p>
-    <w:p>
-      <w:pPr>
-        <w:rPr>
-          <w:lang w:val="en-US"/>
-        </w:rPr>
-      </w:pPr>
-      <w:r>
-        <w:rPr>
-          <w:lang w:val="en-US"/>
-        </w:rPr>
-        <w:t xml:space="preserve">    exercise_id INTEGER REFERENCES exercises(id) ON DELETE CASCADE,</w:t>
-      </w:r>
-    </w:p>
-    <w:p>
-      <w:pPr>
-        <w:rPr>
-          <w:lang w:val="en-US"/>
-        </w:rPr>
-      </w:pPr>
-      <w:r>
-        <w:rPr>
-          <w:lang w:val="en-US"/>
-        </w:rPr>
-        <w:t xml:space="preserve">    previous_weight DECIMAL(5,2),</w:t>
-      </w:r>
-    </w:p>
-    <w:p>
-      <w:pPr>
-        <w:rPr>
-          <w:lang w:val="en-US"/>
-        </w:rPr>
-      </w:pPr>
-      <w:r>
-        <w:rPr>
-          <w:lang w:val="en-US"/>
-        </w:rPr>
-        <w:t xml:space="preserve">    new_weight DECIMAL(5,2),</w:t>
-      </w:r>
-    </w:p>
-    <w:p>
-      <w:pPr>
-        <w:rPr>
-          <w:lang w:val="en-US"/>
-        </w:rPr>
-      </w:pPr>
-      <w:r>
-        <w:rPr>
-          <w:lang w:val="en-US"/>
-        </w:rPr>
-        <w:t xml:space="preserve">    previous_reps INTEGER,</w:t>
-      </w:r>
-    </w:p>
-    <w:p>
-      <w:pPr>
-        <w:rPr>
-          <w:lang w:val="en-US"/>
-        </w:rPr>
-      </w:pPr>
-      <w:r>
-        <w:rPr>
-          <w:lang w:val="en-US"/>
-        </w:rPr>
-        <w:t xml:space="preserve">    new_reps INTEGER,</w:t>
-      </w:r>
-    </w:p>
-    <w:p>
-      <w:pPr>
-        <w:rPr>
-          <w:lang w:val="en-US"/>
-        </w:rPr>
-      </w:pPr>
-      <w:r>
-        <w:rPr>
-          <w:lang w:val="en-US"/>
-        </w:rPr>
-        <w:t xml:space="preserve">    adaptation_reason VARCHAR(255),</w:t>
-      </w:r>
-    </w:p>
-    <w:p>
-      <w:pPr>
-        <w:rPr>
-          <w:lang w:val="en-US"/>
-        </w:rPr>
-      </w:pPr>
-      <w:r>
-        <w:rPr>
-          <w:lang w:val="en-US"/>
-        </w:rPr>
-        <w:t xml:space="preserve">    created_at TIMESTAMP DEFAULT CURRENT_TIMESTAMP</w:t>
+        <w:t xml:space="preserve">CREATE TABLE </w:t>
+      </w:r>
+      <w:proofErr w:type="spellStart"/>
+      <w:r>
+        <w:rPr>
+          <w:lang w:val="en-US"/>
+        </w:rPr>
+        <w:t>workout_adaptations</w:t>
+      </w:r>
+      <w:proofErr w:type="spellEnd"/>
+      <w:r>
+        <w:rPr>
+          <w:lang w:val="en-US"/>
+        </w:rPr>
+        <w:t xml:space="preserve"> (</w:t>
+      </w:r>
+    </w:p>
+    <w:p>
+      <w:pPr>
+        <w:rPr>
+          <w:lang w:val="en-US"/>
+        </w:rPr>
+      </w:pPr>
+      <w:r>
+        <w:rPr>
+          <w:lang w:val="en-US"/>
+        </w:rPr>
+        <w:t xml:space="preserve">  id SERIAL PRIMARY KEY,</w:t>
+      </w:r>
+    </w:p>
+    <w:p>
+      <w:pPr>
+        <w:rPr>
+          <w:lang w:val="en-US"/>
+        </w:rPr>
+      </w:pPr>
+      <w:r>
+        <w:rPr>
+          <w:lang w:val="en-US"/>
+        </w:rPr>
+        <w:t xml:space="preserve">  </w:t>
+      </w:r>
+      <w:proofErr w:type="spellStart"/>
+      <w:r>
+        <w:rPr>
+          <w:lang w:val="en-US"/>
+        </w:rPr>
+        <w:t>user_id</w:t>
+      </w:r>
+      <w:proofErr w:type="spellEnd"/>
+      <w:r>
+        <w:rPr>
+          <w:lang w:val="en-US"/>
+        </w:rPr>
+        <w:t xml:space="preserve"> INTEGER REFERENCES users(id) ON DELETE CASCADE,</w:t>
+      </w:r>
+    </w:p>
+    <w:p>
+      <w:pPr>
+        <w:rPr>
+          <w:lang w:val="en-US"/>
+        </w:rPr>
+      </w:pPr>
+      <w:r>
+        <w:rPr>
+          <w:lang w:val="en-US"/>
+        </w:rPr>
+        <w:t xml:space="preserve">  </w:t>
+      </w:r>
+      <w:proofErr w:type="spellStart"/>
+      <w:r>
+        <w:rPr>
+          <w:lang w:val="en-US"/>
+        </w:rPr>
+        <w:t>user_workout_id</w:t>
+      </w:r>
+      <w:proofErr w:type="spellEnd"/>
+      <w:r>
+        <w:rPr>
+          <w:lang w:val="en-US"/>
+        </w:rPr>
+        <w:t xml:space="preserve"> INTEGER REFERENCES </w:t>
+      </w:r>
+      <w:proofErr w:type="spellStart"/>
+      <w:r>
+        <w:rPr>
+          <w:lang w:val="en-US"/>
+        </w:rPr>
+        <w:t>user_workouts</w:t>
+      </w:r>
+      <w:proofErr w:type="spellEnd"/>
+      <w:r>
+        <w:rPr>
+          <w:lang w:val="en-US"/>
+        </w:rPr>
+        <w:t>(id) ON DELETE CASCADE,</w:t>
+      </w:r>
+    </w:p>
+    <w:p>
+      <w:pPr>
+        <w:rPr>
+          <w:lang w:val="en-US"/>
+        </w:rPr>
+      </w:pPr>
+      <w:r>
+        <w:rPr>
+          <w:lang w:val="en-US"/>
+        </w:rPr>
+        <w:t xml:space="preserve">  </w:t>
+      </w:r>
+      <w:proofErr w:type="spellStart"/>
+      <w:r>
+        <w:rPr>
+          <w:lang w:val="en-US"/>
+        </w:rPr>
+        <w:t>exercise_id</w:t>
+      </w:r>
+      <w:proofErr w:type="spellEnd"/>
+      <w:r>
+        <w:rPr>
+          <w:lang w:val="en-US"/>
+        </w:rPr>
+        <w:t xml:space="preserve"> INTEGER REFERENCES exercises(id) ON DELETE CASCADE,</w:t>
+      </w:r>
+    </w:p>
+    <w:p>
+      <w:pPr>
+        <w:rPr>
+          <w:lang w:val="en-US"/>
+        </w:rPr>
+      </w:pPr>
+      <w:r>
+        <w:rPr>
+          <w:lang w:val="en-US"/>
+        </w:rPr>
+        <w:t xml:space="preserve">  </w:t>
+      </w:r>
+      <w:proofErr w:type="spellStart"/>
+      <w:r>
+        <w:rPr>
+          <w:lang w:val="en-US"/>
+        </w:rPr>
+        <w:t>previous_weight</w:t>
+      </w:r>
+      <w:proofErr w:type="spellEnd"/>
+      <w:r>
+        <w:rPr>
+          <w:lang w:val="en-US"/>
+        </w:rPr>
+        <w:t xml:space="preserve"> DECIMAL(5,2),</w:t>
+      </w:r>
+    </w:p>
+    <w:p>
+      <w:pPr>
+        <w:rPr>
+          <w:lang w:val="en-US"/>
+        </w:rPr>
+      </w:pPr>
+      <w:r>
+        <w:rPr>
+          <w:lang w:val="en-US"/>
+        </w:rPr>
+        <w:t xml:space="preserve">  </w:t>
+      </w:r>
+      <w:proofErr w:type="spellStart"/>
+      <w:r>
+        <w:rPr>
+          <w:lang w:val="en-US"/>
+        </w:rPr>
+        <w:t>new_weight</w:t>
+      </w:r>
+      <w:proofErr w:type="spellEnd"/>
+      <w:r>
+        <w:rPr>
+          <w:lang w:val="en-US"/>
+        </w:rPr>
+        <w:t xml:space="preserve"> DECIMAL(5,2),</w:t>
+      </w:r>
+    </w:p>
+    <w:p>
+      <w:pPr>
+        <w:rPr>
+          <w:lang w:val="en-US"/>
+        </w:rPr>
+      </w:pPr>
+      <w:r>
+        <w:rPr>
+          <w:lang w:val="en-US"/>
+        </w:rPr>
+        <w:t xml:space="preserve">  </w:t>
+      </w:r>
+      <w:proofErr w:type="spellStart"/>
+      <w:r>
+        <w:rPr>
+          <w:lang w:val="en-US"/>
+        </w:rPr>
+        <w:t>previous_reps</w:t>
+      </w:r>
+      <w:proofErr w:type="spellEnd"/>
+      <w:r>
+        <w:rPr>
+          <w:lang w:val="en-US"/>
+        </w:rPr>
+        <w:t xml:space="preserve"> INTEGER,</w:t>
+      </w:r>
+    </w:p>
+    <w:p>
+      <w:pPr>
+        <w:rPr>
+          <w:lang w:val="en-US"/>
+        </w:rPr>
+      </w:pPr>
+      <w:r>
+        <w:rPr>
+          <w:lang w:val="en-US"/>
+        </w:rPr>
+        <w:t xml:space="preserve">  </w:t>
+      </w:r>
+      <w:proofErr w:type="spellStart"/>
+      <w:r>
+        <w:rPr>
+          <w:lang w:val="en-US"/>
+        </w:rPr>
+        <w:t>new_reps</w:t>
+      </w:r>
+      <w:proofErr w:type="spellEnd"/>
+      <w:r>
+        <w:rPr>
+          <w:lang w:val="en-US"/>
+        </w:rPr>
+        <w:t xml:space="preserve"> INTEGER,</w:t>
+      </w:r>
+    </w:p>
+    <w:p>
+      <w:pPr>
+        <w:rPr>
+          <w:lang w:val="en-US"/>
+        </w:rPr>
+      </w:pPr>
+      <w:r>
+        <w:rPr>
+          <w:lang w:val="en-US"/>
+        </w:rPr>
+        <w:t xml:space="preserve">  </w:t>
+      </w:r>
+      <w:proofErr w:type="spellStart"/>
+      <w:r>
+        <w:rPr>
+          <w:lang w:val="en-US"/>
+        </w:rPr>
+        <w:t>adaptation_reason</w:t>
+      </w:r>
+      <w:proofErr w:type="spellEnd"/>
+      <w:r>
+        <w:rPr>
+          <w:lang w:val="en-US"/>
+        </w:rPr>
+        <w:t xml:space="preserve"> VARCHAR(255),</w:t>
+      </w:r>
+    </w:p>
+    <w:p>
+      <w:pPr>
+        <w:rPr>
+          <w:lang w:val="en-US"/>
+        </w:rPr>
+      </w:pPr>
+      <w:r>
+        <w:rPr>
+          <w:lang w:val="en-US"/>
+        </w:rPr>
+        <w:t xml:space="preserve">  </w:t>
+      </w:r>
+      <w:proofErr w:type="spellStart"/>
+      <w:r>
+        <w:rPr>
+          <w:lang w:val="en-US"/>
+        </w:rPr>
+        <w:t>created_at</w:t>
+      </w:r>
+      <w:proofErr w:type="spellEnd"/>
+      <w:r>
+        <w:rPr>
+          <w:lang w:val="en-US"/>
+        </w:rPr>
+        <w:t xml:space="preserve"> TIMESTAMP DEFAULT CURRENT_TIMESTAMP</w:t>
       </w:r>
     </w:p>
     <w:p>
@@ -1419,33 +2304,21 @@
         <w:rPr>
           <w:lang w:val="en-US"/>
         </w:rPr>
-        <w:t>CREATE INDEX idx_users_email ON users(email);</w:t>
-      </w:r>
-    </w:p>
-    <w:p>
-      <w:pPr>
-        <w:rPr>
-          <w:lang w:val="en-US"/>
-        </w:rPr>
-      </w:pPr>
-      <w:r>
-        <w:rPr>
-          <w:lang w:val="en-US"/>
-        </w:rPr>
-        <w:t>CREATE INDEX idx_users_nickname ON users(nickname);</w:t>
-      </w:r>
-    </w:p>
-    <w:p>
-      <w:pPr>
-        <w:rPr>
-          <w:lang w:val="en-US"/>
-        </w:rPr>
-      </w:pPr>
-      <w:r>
-        <w:rPr>
-          <w:lang w:val="en-US"/>
-        </w:rPr>
-        <w:t>CREATE INDEX idx_user_workouts_user_id ON user_workouts(user_id);</w:t>
+        <w:t xml:space="preserve">CREATE INDEX </w:t>
+      </w:r>
+      <w:proofErr w:type="spellStart"/>
+      <w:r>
+        <w:rPr>
+          <w:lang w:val="en-US"/>
+        </w:rPr>
+        <w:t>idx_users_email</w:t>
+      </w:r>
+      <w:proofErr w:type="spellEnd"/>
+      <w:r>
+        <w:rPr>
+          <w:lang w:val="en-US"/>
+        </w:rPr>
+        <w:t xml:space="preserve"> ON users(email);</w:t>
       </w:r>
     </w:p>
     <w:p>
@@ -1459,72 +2332,392 @@
           <w:lang w:val="en-US"/>
         </w:rPr>
         <w:lastRenderedPageBreak/>
-        <w:t>CREATE INDEX idx_user_workouts_status ON user_workouts(status);</w:t>
-      </w:r>
-    </w:p>
-    <w:p>
-      <w:pPr>
-        <w:rPr>
-          <w:lang w:val="en-US"/>
-        </w:rPr>
-      </w:pPr>
-      <w:r>
-        <w:rPr>
-          <w:lang w:val="en-US"/>
-        </w:rPr>
-        <w:t>CREATE INDEX idx_user_workouts_scheduled_date ON user_workouts(scheduled_date);</w:t>
-      </w:r>
-    </w:p>
-    <w:p>
-      <w:pPr>
-        <w:rPr>
-          <w:lang w:val="en-US"/>
-        </w:rPr>
-      </w:pPr>
-      <w:r>
-        <w:rPr>
-          <w:lang w:val="en-US"/>
-        </w:rPr>
-        <w:t>CREATE INDEX idx_workout_results_user_workout_id ON workout_results(user_workout_id);</w:t>
-      </w:r>
-    </w:p>
-    <w:p>
-      <w:pPr>
-        <w:rPr>
-          <w:lang w:val="en-US"/>
-        </w:rPr>
-      </w:pPr>
-      <w:r>
-        <w:rPr>
-          <w:lang w:val="en-US"/>
-        </w:rPr>
-        <w:t>CREATE INDEX idx_workout_results_exercise_id ON workout_results(exercise_id);</w:t>
-      </w:r>
-    </w:p>
-    <w:p>
-      <w:pPr>
-        <w:rPr>
-          <w:lang w:val="en-US"/>
-        </w:rPr>
-      </w:pPr>
-      <w:r>
-        <w:rPr>
-          <w:lang w:val="en-US"/>
-        </w:rPr>
-        <w:t>CREATE INDEX idx_workout_adaptations_user_id ON workout_adaptations(user_id);</w:t>
-      </w:r>
-    </w:p>
-    <w:p>
-      <w:pPr>
-        <w:rPr>
-          <w:lang w:val="en-US"/>
-        </w:rPr>
-      </w:pPr>
-      <w:r>
-        <w:rPr>
-          <w:lang w:val="en-US"/>
-        </w:rPr>
-        <w:t>CREATE INDEX idx_workout_adaptations_exercise_id ON workout_adaptations(exercise_id);</w:t>
+        <w:t xml:space="preserve">CREATE INDEX </w:t>
+      </w:r>
+      <w:proofErr w:type="spellStart"/>
+      <w:r>
+        <w:rPr>
+          <w:lang w:val="en-US"/>
+        </w:rPr>
+        <w:t>idx_users_nickname</w:t>
+      </w:r>
+      <w:proofErr w:type="spellEnd"/>
+      <w:r>
+        <w:rPr>
+          <w:lang w:val="en-US"/>
+        </w:rPr>
+        <w:t xml:space="preserve"> ON users(nickname);</w:t>
+      </w:r>
+    </w:p>
+    <w:p>
+      <w:pPr>
+        <w:rPr>
+          <w:lang w:val="en-US"/>
+        </w:rPr>
+      </w:pPr>
+      <w:r>
+        <w:rPr>
+          <w:lang w:val="en-US"/>
+        </w:rPr>
+        <w:t xml:space="preserve">CREATE INDEX </w:t>
+      </w:r>
+      <w:proofErr w:type="spellStart"/>
+      <w:r>
+        <w:rPr>
+          <w:lang w:val="en-US"/>
+        </w:rPr>
+        <w:t>idx_user_workouts_user_id</w:t>
+      </w:r>
+      <w:proofErr w:type="spellEnd"/>
+      <w:r>
+        <w:rPr>
+          <w:lang w:val="en-US"/>
+        </w:rPr>
+        <w:t xml:space="preserve"> ON </w:t>
+      </w:r>
+      <w:proofErr w:type="spellStart"/>
+      <w:r>
+        <w:rPr>
+          <w:lang w:val="en-US"/>
+        </w:rPr>
+        <w:t>user_workouts</w:t>
+      </w:r>
+      <w:proofErr w:type="spellEnd"/>
+      <w:r>
+        <w:rPr>
+          <w:lang w:val="en-US"/>
+        </w:rPr>
+        <w:t>(</w:t>
+      </w:r>
+      <w:proofErr w:type="spellStart"/>
+      <w:r>
+        <w:rPr>
+          <w:lang w:val="en-US"/>
+        </w:rPr>
+        <w:t>user_id</w:t>
+      </w:r>
+      <w:proofErr w:type="spellEnd"/>
+      <w:r>
+        <w:rPr>
+          <w:lang w:val="en-US"/>
+        </w:rPr>
+        <w:t>);</w:t>
+      </w:r>
+    </w:p>
+    <w:p>
+      <w:pPr>
+        <w:rPr>
+          <w:lang w:val="en-US"/>
+        </w:rPr>
+      </w:pPr>
+      <w:r>
+        <w:rPr>
+          <w:lang w:val="en-US"/>
+        </w:rPr>
+        <w:t xml:space="preserve">CREATE INDEX </w:t>
+      </w:r>
+      <w:proofErr w:type="spellStart"/>
+      <w:r>
+        <w:rPr>
+          <w:lang w:val="en-US"/>
+        </w:rPr>
+        <w:t>idx_user_workouts_status</w:t>
+      </w:r>
+      <w:proofErr w:type="spellEnd"/>
+      <w:r>
+        <w:rPr>
+          <w:lang w:val="en-US"/>
+        </w:rPr>
+        <w:t xml:space="preserve"> ON </w:t>
+      </w:r>
+      <w:proofErr w:type="spellStart"/>
+      <w:r>
+        <w:rPr>
+          <w:lang w:val="en-US"/>
+        </w:rPr>
+        <w:t>user_workouts</w:t>
+      </w:r>
+      <w:proofErr w:type="spellEnd"/>
+      <w:r>
+        <w:rPr>
+          <w:lang w:val="en-US"/>
+        </w:rPr>
+        <w:t>(status);</w:t>
+      </w:r>
+    </w:p>
+    <w:p>
+      <w:pPr>
+        <w:rPr>
+          <w:lang w:val="en-US"/>
+        </w:rPr>
+      </w:pPr>
+      <w:r>
+        <w:rPr>
+          <w:lang w:val="en-US"/>
+        </w:rPr>
+        <w:t xml:space="preserve">CREATE INDEX </w:t>
+      </w:r>
+      <w:proofErr w:type="spellStart"/>
+      <w:r>
+        <w:rPr>
+          <w:lang w:val="en-US"/>
+        </w:rPr>
+        <w:t>idx_user_workouts_scheduled_date</w:t>
+      </w:r>
+      <w:proofErr w:type="spellEnd"/>
+      <w:r>
+        <w:rPr>
+          <w:lang w:val="en-US"/>
+        </w:rPr>
+        <w:t xml:space="preserve"> ON </w:t>
+      </w:r>
+      <w:proofErr w:type="spellStart"/>
+      <w:r>
+        <w:rPr>
+          <w:lang w:val="en-US"/>
+        </w:rPr>
+        <w:t>user_workouts</w:t>
+      </w:r>
+      <w:proofErr w:type="spellEnd"/>
+      <w:r>
+        <w:rPr>
+          <w:lang w:val="en-US"/>
+        </w:rPr>
+        <w:t>(</w:t>
+      </w:r>
+      <w:proofErr w:type="spellStart"/>
+      <w:r>
+        <w:rPr>
+          <w:lang w:val="en-US"/>
+        </w:rPr>
+        <w:t>scheduled_date</w:t>
+      </w:r>
+      <w:proofErr w:type="spellEnd"/>
+      <w:r>
+        <w:rPr>
+          <w:lang w:val="en-US"/>
+        </w:rPr>
+        <w:t>);</w:t>
+      </w:r>
+    </w:p>
+    <w:p>
+      <w:pPr>
+        <w:rPr>
+          <w:lang w:val="en-US"/>
+        </w:rPr>
+      </w:pPr>
+      <w:r>
+        <w:rPr>
+          <w:lang w:val="en-US"/>
+        </w:rPr>
+        <w:t xml:space="preserve">CREATE INDEX </w:t>
+      </w:r>
+      <w:proofErr w:type="spellStart"/>
+      <w:r>
+        <w:rPr>
+          <w:lang w:val="en-US"/>
+        </w:rPr>
+        <w:t>idx_workout_results_user_workout_id</w:t>
+      </w:r>
+      <w:proofErr w:type="spellEnd"/>
+      <w:r>
+        <w:rPr>
+          <w:lang w:val="en-US"/>
+        </w:rPr>
+        <w:t xml:space="preserve"> ON </w:t>
+      </w:r>
+      <w:proofErr w:type="spellStart"/>
+      <w:r>
+        <w:rPr>
+          <w:lang w:val="en-US"/>
+        </w:rPr>
+        <w:t>workout_results</w:t>
+      </w:r>
+      <w:proofErr w:type="spellEnd"/>
+      <w:r>
+        <w:rPr>
+          <w:lang w:val="en-US"/>
+        </w:rPr>
+        <w:t>(</w:t>
+      </w:r>
+      <w:proofErr w:type="spellStart"/>
+      <w:r>
+        <w:rPr>
+          <w:lang w:val="en-US"/>
+        </w:rPr>
+        <w:t>user_workout_id</w:t>
+      </w:r>
+      <w:proofErr w:type="spellEnd"/>
+      <w:r>
+        <w:rPr>
+          <w:lang w:val="en-US"/>
+        </w:rPr>
+        <w:t>);</w:t>
+      </w:r>
+    </w:p>
+    <w:p>
+      <w:pPr>
+        <w:rPr>
+          <w:lang w:val="en-US"/>
+        </w:rPr>
+      </w:pPr>
+      <w:r>
+        <w:rPr>
+          <w:lang w:val="en-US"/>
+        </w:rPr>
+        <w:t xml:space="preserve">CREATE INDEX </w:t>
+      </w:r>
+      <w:proofErr w:type="spellStart"/>
+      <w:r>
+        <w:rPr>
+          <w:lang w:val="en-US"/>
+        </w:rPr>
+        <w:t>idx_workout_results_exercise_id</w:t>
+      </w:r>
+      <w:proofErr w:type="spellEnd"/>
+      <w:r>
+        <w:rPr>
+          <w:lang w:val="en-US"/>
+        </w:rPr>
+        <w:t xml:space="preserve"> ON </w:t>
+      </w:r>
+      <w:proofErr w:type="spellStart"/>
+      <w:r>
+        <w:rPr>
+          <w:lang w:val="en-US"/>
+        </w:rPr>
+        <w:t>workout_results</w:t>
+      </w:r>
+      <w:proofErr w:type="spellEnd"/>
+      <w:r>
+        <w:rPr>
+          <w:lang w:val="en-US"/>
+        </w:rPr>
+        <w:t>(</w:t>
+      </w:r>
+      <w:proofErr w:type="spellStart"/>
+      <w:r>
+        <w:rPr>
+          <w:lang w:val="en-US"/>
+        </w:rPr>
+        <w:t>exercise_id</w:t>
+      </w:r>
+      <w:proofErr w:type="spellEnd"/>
+      <w:r>
+        <w:rPr>
+          <w:lang w:val="en-US"/>
+        </w:rPr>
+        <w:t>);</w:t>
+      </w:r>
+    </w:p>
+    <w:p>
+      <w:pPr>
+        <w:rPr>
+          <w:lang w:val="en-US"/>
+        </w:rPr>
+      </w:pPr>
+      <w:r>
+        <w:rPr>
+          <w:lang w:val="en-US"/>
+        </w:rPr>
+        <w:t xml:space="preserve">CREATE INDEX </w:t>
+      </w:r>
+      <w:proofErr w:type="spellStart"/>
+      <w:r>
+        <w:rPr>
+          <w:lang w:val="en-US"/>
+        </w:rPr>
+        <w:t>idx_workout_adaptations_user_id</w:t>
+      </w:r>
+      <w:proofErr w:type="spellEnd"/>
+      <w:r>
+        <w:rPr>
+          <w:lang w:val="en-US"/>
+        </w:rPr>
+        <w:t xml:space="preserve"> ON </w:t>
+      </w:r>
+      <w:proofErr w:type="spellStart"/>
+      <w:r>
+        <w:rPr>
+          <w:lang w:val="en-US"/>
+        </w:rPr>
+        <w:t>workout_adaptations</w:t>
+      </w:r>
+      <w:proofErr w:type="spellEnd"/>
+      <w:r>
+        <w:rPr>
+          <w:lang w:val="en-US"/>
+        </w:rPr>
+        <w:t>(</w:t>
+      </w:r>
+      <w:proofErr w:type="spellStart"/>
+      <w:r>
+        <w:rPr>
+          <w:lang w:val="en-US"/>
+        </w:rPr>
+        <w:t>user_id</w:t>
+      </w:r>
+      <w:proofErr w:type="spellEnd"/>
+      <w:r>
+        <w:rPr>
+          <w:lang w:val="en-US"/>
+        </w:rPr>
+        <w:t>);</w:t>
+      </w:r>
+    </w:p>
+    <w:p>
+      <w:pPr>
+        <w:rPr>
+          <w:lang w:val="en-US"/>
+        </w:rPr>
+      </w:pPr>
+      <w:r>
+        <w:rPr>
+          <w:lang w:val="en-US"/>
+        </w:rPr>
+        <w:t xml:space="preserve">CREATE INDEX </w:t>
+      </w:r>
+      <w:proofErr w:type="spellStart"/>
+      <w:r>
+        <w:rPr>
+          <w:lang w:val="en-US"/>
+        </w:rPr>
+        <w:t>idx_workout_adaptations_exercise_id</w:t>
+      </w:r>
+      <w:proofErr w:type="spellEnd"/>
+      <w:r>
+        <w:rPr>
+          <w:lang w:val="en-US"/>
+        </w:rPr>
+        <w:t xml:space="preserve"> ON </w:t>
+      </w:r>
+      <w:proofErr w:type="spellStart"/>
+      <w:r>
+        <w:rPr>
+          <w:lang w:val="en-US"/>
+        </w:rPr>
+        <w:t>workout_adaptations</w:t>
+      </w:r>
+      <w:proofErr w:type="spellEnd"/>
+      <w:r>
+        <w:rPr>
+          <w:lang w:val="en-US"/>
+        </w:rPr>
+        <w:t>(</w:t>
+      </w:r>
+      <w:proofErr w:type="spellStart"/>
+      <w:r>
+        <w:rPr>
+          <w:lang w:val="en-US"/>
+        </w:rPr>
+        <w:t>exercise_id</w:t>
+      </w:r>
+      <w:proofErr w:type="spellEnd"/>
+      <w:r>
+        <w:rPr>
+          <w:lang w:val="en-US"/>
+        </w:rPr>
+        <w:t>);</w:t>
       </w:r>
     </w:p>
     <w:p>
@@ -1604,82 +2797,350 @@
         <w:rPr>
           <w:lang w:val="en-US"/>
         </w:rPr>
-        <w:t>INSERT INTO exercises (name, description, muscle_group, equipment_type) VALUES</w:t>
-      </w:r>
-    </w:p>
-    <w:p>
-      <w:r>
-        <w:t>('Приседания со штангой', 'Базовое упражнение для ног', 'legs', 'barbell'),</w:t>
-      </w:r>
-    </w:p>
-    <w:p>
-      <w:r>
-        <w:t>('Жим лёжа', 'Базовое упражнение для груди', 'chest', 'barbell'),</w:t>
-      </w:r>
-    </w:p>
-    <w:p>
-      <w:r>
-        <w:t>('Становая тяга', 'Базовое упражнение для спины', 'back', 'barbell'),</w:t>
-      </w:r>
-    </w:p>
-    <w:p>
-      <w:r>
-        <w:t>('Жим над головой', 'Упражнение для плеч', 'shoulders', 'barbell'),</w:t>
-      </w:r>
-    </w:p>
-    <w:p>
-      <w:r>
-        <w:t>('Тяга штанги в наклоне', 'Упражнение для спины', 'back', 'barbell'),</w:t>
-      </w:r>
-    </w:p>
-    <w:p>
-      <w:r>
-        <w:t>('Отжимания', 'Упражнение для груди с собственным весом', 'chest', 'bodyweight'),</w:t>
-      </w:r>
-    </w:p>
-    <w:p>
-      <w:r>
-        <w:t>('Подтягивания', 'Упражнение для спины с собственным весом', 'back', 'bodyweight'),</w:t>
-      </w:r>
-    </w:p>
-    <w:p>
-      <w:r>
-        <w:t>('Выпады', 'Упражнение для ног', 'legs', 'bodyweight'),</w:t>
-      </w:r>
-    </w:p>
-    <w:p>
-      <w:r>
-        <w:t>('Планка', 'Упражнение для кора', 'core', 'bodyweight'),</w:t>
-      </w:r>
-    </w:p>
-    <w:p>
-      <w:r>
-        <w:t>('Скручивания', 'Упражнение для пресса', 'core', 'bodyweight'),</w:t>
-      </w:r>
-    </w:p>
-    <w:p>
-      <w:r>
-        <w:t>('Тяга верхнего блока', 'Упражнение для спины', 'back', 'cable'),</w:t>
-      </w:r>
-    </w:p>
-    <w:p>
-      <w:r>
-        <w:t>('Жим гантелей', 'Упражнение для груди', 'chest', 'dumbbell'),</w:t>
-      </w:r>
-    </w:p>
-    <w:p>
-      <w:r>
-        <w:t>('Подъём на бицепс', 'Упражнение для рук', 'arms', 'barbell'),</w:t>
-      </w:r>
-    </w:p>
-    <w:p>
-      <w:r>
-        <w:t>('Французский жим', 'Упражнение для трицепса', 'arms', 'barbell'),</w:t>
-      </w:r>
-    </w:p>
-    <w:p>
-      <w:r>
-        <w:t>('Подъём на носки', 'Упражнение для икр', 'legs', 'bodyweight');</w:t>
+        <w:t xml:space="preserve">INSERT INTO exercises (name, description, </w:t>
+      </w:r>
+      <w:proofErr w:type="spellStart"/>
+      <w:r>
+        <w:rPr>
+          <w:lang w:val="en-US"/>
+        </w:rPr>
+        <w:t>muscle_group</w:t>
+      </w:r>
+      <w:proofErr w:type="spellEnd"/>
+      <w:r>
+        <w:rPr>
+          <w:lang w:val="en-US"/>
+        </w:rPr>
+        <w:t xml:space="preserve">, </w:t>
+      </w:r>
+      <w:proofErr w:type="spellStart"/>
+      <w:r>
+        <w:rPr>
+          <w:lang w:val="en-US"/>
+        </w:rPr>
+        <w:t>equipment_type</w:t>
+      </w:r>
+      <w:proofErr w:type="spellEnd"/>
+      <w:r>
+        <w:rPr>
+          <w:lang w:val="en-US"/>
+        </w:rPr>
+        <w:t>) VALUES</w:t>
+      </w:r>
+    </w:p>
+    <w:p>
+      <w:r>
+        <w:t>('Приседания со штангой', 'Базовое упражнение для ног', '</w:t>
+      </w:r>
+      <w:proofErr w:type="spellStart"/>
+      <w:r>
+        <w:t>legs</w:t>
+      </w:r>
+      <w:proofErr w:type="spellEnd"/>
+      <w:r>
+        <w:t>', '</w:t>
+      </w:r>
+      <w:proofErr w:type="spellStart"/>
+      <w:r>
+        <w:t>barbell</w:t>
+      </w:r>
+      <w:proofErr w:type="spellEnd"/>
+      <w:r>
+        <w:t>'),</w:t>
+      </w:r>
+    </w:p>
+    <w:p>
+      <w:r>
+        <w:t>('Жим лёжа', 'Базовое упражнение для груди', '</w:t>
+      </w:r>
+      <w:proofErr w:type="spellStart"/>
+      <w:r>
+        <w:t>chest</w:t>
+      </w:r>
+      <w:proofErr w:type="spellEnd"/>
+      <w:r>
+        <w:t>', '</w:t>
+      </w:r>
+      <w:proofErr w:type="spellStart"/>
+      <w:r>
+        <w:t>barbell</w:t>
+      </w:r>
+      <w:proofErr w:type="spellEnd"/>
+      <w:r>
+        <w:t>'),</w:t>
+      </w:r>
+    </w:p>
+    <w:p>
+      <w:r>
+        <w:t>('Становая тяга', 'Базовое упражнение для спины', '</w:t>
+      </w:r>
+      <w:proofErr w:type="spellStart"/>
+      <w:r>
+        <w:t>back</w:t>
+      </w:r>
+      <w:proofErr w:type="spellEnd"/>
+      <w:r>
+        <w:t>', '</w:t>
+      </w:r>
+      <w:proofErr w:type="spellStart"/>
+      <w:r>
+        <w:t>barbell</w:t>
+      </w:r>
+      <w:proofErr w:type="spellEnd"/>
+      <w:r>
+        <w:t>'),</w:t>
+      </w:r>
+    </w:p>
+    <w:p>
+      <w:r>
+        <w:t>('Жим над головой', 'Упражнение для плеч', '</w:t>
+      </w:r>
+      <w:proofErr w:type="spellStart"/>
+      <w:r>
+        <w:t>shoulders</w:t>
+      </w:r>
+      <w:proofErr w:type="spellEnd"/>
+      <w:r>
+        <w:t>', '</w:t>
+      </w:r>
+      <w:proofErr w:type="spellStart"/>
+      <w:r>
+        <w:t>barbell</w:t>
+      </w:r>
+      <w:proofErr w:type="spellEnd"/>
+      <w:r>
+        <w:t>'),</w:t>
+      </w:r>
+    </w:p>
+    <w:p>
+      <w:r>
+        <w:t>('Тяга штанги в наклоне', 'Упражнение для спины', '</w:t>
+      </w:r>
+      <w:proofErr w:type="spellStart"/>
+      <w:r>
+        <w:t>back</w:t>
+      </w:r>
+      <w:proofErr w:type="spellEnd"/>
+      <w:r>
+        <w:t>', '</w:t>
+      </w:r>
+      <w:proofErr w:type="spellStart"/>
+      <w:r>
+        <w:t>barbell</w:t>
+      </w:r>
+      <w:proofErr w:type="spellEnd"/>
+      <w:r>
+        <w:t>'),</w:t>
+      </w:r>
+    </w:p>
+    <w:p>
+      <w:r>
+        <w:t>('Отжимания', 'Упражнение для груди с собственным весом', '</w:t>
+      </w:r>
+      <w:proofErr w:type="spellStart"/>
+      <w:r>
+        <w:t>chest</w:t>
+      </w:r>
+      <w:proofErr w:type="spellEnd"/>
+      <w:r>
+        <w:t>', '</w:t>
+      </w:r>
+      <w:proofErr w:type="spellStart"/>
+      <w:r>
+        <w:t>bodyweight</w:t>
+      </w:r>
+      <w:proofErr w:type="spellEnd"/>
+      <w:r>
+        <w:t>'),</w:t>
+      </w:r>
+    </w:p>
+    <w:p>
+      <w:r>
+        <w:t>('Подтягивания', 'Упражнение для спины с собственным весом', '</w:t>
+      </w:r>
+      <w:proofErr w:type="spellStart"/>
+      <w:r>
+        <w:t>back</w:t>
+      </w:r>
+      <w:proofErr w:type="spellEnd"/>
+      <w:r>
+        <w:t>', '</w:t>
+      </w:r>
+      <w:proofErr w:type="spellStart"/>
+      <w:r>
+        <w:t>bodyweight</w:t>
+      </w:r>
+      <w:proofErr w:type="spellEnd"/>
+      <w:r>
+        <w:t>'),</w:t>
+      </w:r>
+    </w:p>
+    <w:p>
+      <w:r>
+        <w:t>('Выпады', 'Упражнение для ног', '</w:t>
+      </w:r>
+      <w:proofErr w:type="spellStart"/>
+      <w:r>
+        <w:t>legs</w:t>
+      </w:r>
+      <w:proofErr w:type="spellEnd"/>
+      <w:r>
+        <w:t>', '</w:t>
+      </w:r>
+      <w:proofErr w:type="spellStart"/>
+      <w:r>
+        <w:t>bodyweight</w:t>
+      </w:r>
+      <w:proofErr w:type="spellEnd"/>
+      <w:r>
+        <w:t>'),</w:t>
+      </w:r>
+    </w:p>
+    <w:p>
+      <w:r>
+        <w:t>('Планка', 'Упражнение для кора', '</w:t>
+      </w:r>
+      <w:proofErr w:type="spellStart"/>
+      <w:r>
+        <w:t>core</w:t>
+      </w:r>
+      <w:proofErr w:type="spellEnd"/>
+      <w:r>
+        <w:t>', '</w:t>
+      </w:r>
+      <w:proofErr w:type="spellStart"/>
+      <w:r>
+        <w:t>bodyweight</w:t>
+      </w:r>
+      <w:proofErr w:type="spellEnd"/>
+      <w:r>
+        <w:t>'),</w:t>
+      </w:r>
+    </w:p>
+    <w:p>
+      <w:r>
+        <w:t>('Скручивания', 'Упражнение для пресса', '</w:t>
+      </w:r>
+      <w:proofErr w:type="spellStart"/>
+      <w:r>
+        <w:t>core</w:t>
+      </w:r>
+      <w:proofErr w:type="spellEnd"/>
+      <w:r>
+        <w:t>', '</w:t>
+      </w:r>
+      <w:proofErr w:type="spellStart"/>
+      <w:r>
+        <w:t>bodyweight</w:t>
+      </w:r>
+      <w:proofErr w:type="spellEnd"/>
+      <w:r>
+        <w:t>'),</w:t>
+      </w:r>
+    </w:p>
+    <w:p>
+      <w:r>
+        <w:t>('Тяга верхнего блока', 'Упражнение для спины', '</w:t>
+      </w:r>
+      <w:proofErr w:type="spellStart"/>
+      <w:r>
+        <w:t>back</w:t>
+      </w:r>
+      <w:proofErr w:type="spellEnd"/>
+      <w:r>
+        <w:t>', '</w:t>
+      </w:r>
+      <w:proofErr w:type="spellStart"/>
+      <w:r>
+        <w:t>cable</w:t>
+      </w:r>
+      <w:proofErr w:type="spellEnd"/>
+      <w:r>
+        <w:t>'),</w:t>
+      </w:r>
+    </w:p>
+    <w:p>
+      <w:r>
+        <w:t>('Жим гантелей', 'Упражнение для груди', '</w:t>
+      </w:r>
+      <w:proofErr w:type="spellStart"/>
+      <w:r>
+        <w:t>chest</w:t>
+      </w:r>
+      <w:proofErr w:type="spellEnd"/>
+      <w:r>
+        <w:t>', '</w:t>
+      </w:r>
+      <w:proofErr w:type="spellStart"/>
+      <w:r>
+        <w:t>dumbbell</w:t>
+      </w:r>
+      <w:proofErr w:type="spellEnd"/>
+      <w:r>
+        <w:t>'),</w:t>
+      </w:r>
+    </w:p>
+    <w:p>
+      <w:r>
+        <w:t>('Подъём на бицепс', 'Упражнение для рук', '</w:t>
+      </w:r>
+      <w:proofErr w:type="spellStart"/>
+      <w:r>
+        <w:t>arms</w:t>
+      </w:r>
+      <w:proofErr w:type="spellEnd"/>
+      <w:r>
+        <w:t>', '</w:t>
+      </w:r>
+      <w:proofErr w:type="spellStart"/>
+      <w:r>
+        <w:t>barbell</w:t>
+      </w:r>
+      <w:proofErr w:type="spellEnd"/>
+      <w:r>
+        <w:t>'),</w:t>
+      </w:r>
+    </w:p>
+    <w:p>
+      <w:r>
+        <w:t>('Французский жим', 'Упражнение для трицепса', '</w:t>
+      </w:r>
+      <w:proofErr w:type="spellStart"/>
+      <w:r>
+        <w:t>arms</w:t>
+      </w:r>
+      <w:proofErr w:type="spellEnd"/>
+      <w:r>
+        <w:t>', '</w:t>
+      </w:r>
+      <w:proofErr w:type="spellStart"/>
+      <w:r>
+        <w:t>barbell</w:t>
+      </w:r>
+      <w:proofErr w:type="spellEnd"/>
+      <w:r>
+        <w:t>'),</w:t>
+      </w:r>
+    </w:p>
+    <w:p>
+      <w:r>
+        <w:t>('Подъём на носки', 'Упражнение для икр', '</w:t>
+      </w:r>
+      <w:proofErr w:type="spellStart"/>
+      <w:r>
+        <w:t>legs</w:t>
+      </w:r>
+      <w:proofErr w:type="spellEnd"/>
+      <w:r>
+        <w:t>', '</w:t>
+      </w:r>
+      <w:proofErr w:type="spellStart"/>
+      <w:r>
+        <w:t>bodyweight</w:t>
+      </w:r>
+      <w:proofErr w:type="spellEnd"/>
+      <w:r>
+        <w:t>');</w:t>
       </w:r>
     </w:p>
     <w:p/>
@@ -1716,7 +3177,22 @@
         <w:rPr>
           <w:lang w:val="en-US"/>
         </w:rPr>
-        <w:t>INSERT INTO workouts (name, description, frequency_per_week) VALUES</w:t>
+        <w:lastRenderedPageBreak/>
+        <w:t xml:space="preserve">INSERT INTO workouts (name, description, </w:t>
+      </w:r>
+      <w:proofErr w:type="spellStart"/>
+      <w:r>
+        <w:rPr>
+          <w:lang w:val="en-US"/>
+        </w:rPr>
+        <w:t>frequency_per_week</w:t>
+      </w:r>
+      <w:proofErr w:type="spellEnd"/>
+      <w:r>
+        <w:rPr>
+          <w:lang w:val="en-US"/>
+        </w:rPr>
+        <w:t>) VALUES</w:t>
       </w:r>
     </w:p>
     <w:p>
@@ -1750,7 +3226,105 @@
         <w:rPr>
           <w:lang w:val="en-US"/>
         </w:rPr>
-        <w:t>INSERT INTO workout_exercises (workout_id, exercise_id, sets, rep_min, rep_max, rest_seconds, order_index) VALUES</w:t>
+        <w:t xml:space="preserve">INSERT INTO </w:t>
+      </w:r>
+      <w:proofErr w:type="spellStart"/>
+      <w:r>
+        <w:rPr>
+          <w:lang w:val="en-US"/>
+        </w:rPr>
+        <w:t>workout_exercises</w:t>
+      </w:r>
+      <w:proofErr w:type="spellEnd"/>
+      <w:r>
+        <w:rPr>
+          <w:lang w:val="en-US"/>
+        </w:rPr>
+        <w:t xml:space="preserve"> (</w:t>
+      </w:r>
+      <w:proofErr w:type="spellStart"/>
+      <w:r>
+        <w:rPr>
+          <w:lang w:val="en-US"/>
+        </w:rPr>
+        <w:t>workout_id</w:t>
+      </w:r>
+      <w:proofErr w:type="spellEnd"/>
+      <w:r>
+        <w:rPr>
+          <w:lang w:val="en-US"/>
+        </w:rPr>
+        <w:t xml:space="preserve">, </w:t>
+      </w:r>
+      <w:proofErr w:type="spellStart"/>
+      <w:r>
+        <w:rPr>
+          <w:lang w:val="en-US"/>
+        </w:rPr>
+        <w:t>exercise_id</w:t>
+      </w:r>
+      <w:proofErr w:type="spellEnd"/>
+      <w:r>
+        <w:rPr>
+          <w:lang w:val="en-US"/>
+        </w:rPr>
+        <w:t xml:space="preserve">, sets, </w:t>
+      </w:r>
+      <w:proofErr w:type="spellStart"/>
+      <w:r>
+        <w:rPr>
+          <w:lang w:val="en-US"/>
+        </w:rPr>
+        <w:t>rep_min</w:t>
+      </w:r>
+      <w:proofErr w:type="spellEnd"/>
+      <w:r>
+        <w:rPr>
+          <w:lang w:val="en-US"/>
+        </w:rPr>
+        <w:t xml:space="preserve">, </w:t>
+      </w:r>
+      <w:proofErr w:type="spellStart"/>
+      <w:r>
+        <w:rPr>
+          <w:lang w:val="en-US"/>
+        </w:rPr>
+        <w:t>rep_max</w:t>
+      </w:r>
+      <w:proofErr w:type="spellEnd"/>
+      <w:r>
+        <w:rPr>
+          <w:lang w:val="en-US"/>
+        </w:rPr>
+        <w:t xml:space="preserve">, </w:t>
+      </w:r>
+      <w:proofErr w:type="spellStart"/>
+      <w:r>
+        <w:rPr>
+          <w:lang w:val="en-US"/>
+        </w:rPr>
+        <w:t>rest_seconds</w:t>
+      </w:r>
+      <w:proofErr w:type="spellEnd"/>
+      <w:r>
+        <w:rPr>
+          <w:lang w:val="en-US"/>
+        </w:rPr>
+        <w:t xml:space="preserve">, </w:t>
+      </w:r>
+      <w:proofErr w:type="spellStart"/>
+      <w:r>
+        <w:rPr>
+          <w:lang w:val="en-US"/>
+        </w:rPr>
+        <w:t>order_index</w:t>
+      </w:r>
+      <w:proofErr w:type="spellEnd"/>
+      <w:r>
+        <w:rPr>
+          <w:lang w:val="en-US"/>
+        </w:rPr>
+        <w:t>) VALUES</w:t>
       </w:r>
     </w:p>
     <w:p>
@@ -1791,154 +3365,23 @@
     </w:p>
     <w:p>
       <w:r>
-        <w:t>-- Тестовый пользователь (опционально)</w:t>
-      </w:r>
-    </w:p>
-    <w:p>
-      <w:r>
+        <w:t>-- Проверка создания таблиц</w:t>
+      </w:r>
+    </w:p>
+    <w:p>
+      <w:pPr>
+        <w:rPr>
+          <w:lang w:val="en-US"/>
+        </w:rPr>
+      </w:pPr>
+      <w:r>
+        <w:rPr>
+          <w:lang w:val="en-US"/>
+        </w:rPr>
         <w:t>-- ============================================</w:t>
       </w:r>
     </w:p>
     <w:p>
-      <w:r>
-        <w:t>-- Пароль: test123 (захеширован через bcrypt)</w:t>
-      </w:r>
-    </w:p>
-    <w:p>
-      <w:r>
-        <w:t>-- Раскомментируй если нужен тестовый аккаунт</w:t>
-      </w:r>
-    </w:p>
-    <w:p>
-      <w:r>
-        <w:t>/*</w:t>
-      </w:r>
-    </w:p>
-    <w:p>
-      <w:pPr>
-        <w:rPr>
-          <w:lang w:val="en-US"/>
-        </w:rPr>
-      </w:pPr>
-      <w:r>
-        <w:rPr>
-          <w:lang w:val="en-US"/>
-        </w:rPr>
-        <w:t>INSERT INTO users (nickname, password, email, first_name, last_name, birth_date, gender, height, weight) VALUES</w:t>
-      </w:r>
-    </w:p>
-    <w:p>
-      <w:pPr>
-        <w:rPr>
-          <w:lang w:val="en-US"/>
-        </w:rPr>
-      </w:pPr>
-      <w:r>
-        <w:rPr>
-          <w:lang w:val="en-US"/>
-        </w:rPr>
-        <w:t>('testuser', '$2b$10$KIXxZzqQZ5Z5Z5Z5Z5Z5Z5Z5Z5Z5Z5Z5Z5Z5Z5Z5Z5Z5Z5Z5Z', 'test@example.com', '</w:t>
-      </w:r>
-      <w:r>
-        <w:t>Тест</w:t>
-      </w:r>
-      <w:r>
-        <w:rPr>
-          <w:lang w:val="en-US"/>
-        </w:rPr>
-        <w:t>', '</w:t>
-      </w:r>
-      <w:r>
-        <w:t>Пользователь</w:t>
-      </w:r>
-      <w:r>
-        <w:rPr>
-          <w:lang w:val="en-US"/>
-        </w:rPr>
-        <w:t>', '1995-01-01', 'male', 180, 75.00);</w:t>
-      </w:r>
-    </w:p>
-    <w:p>
-      <w:pPr>
-        <w:rPr>
-          <w:lang w:val="en-US"/>
-        </w:rPr>
-      </w:pPr>
-      <w:r>
-        <w:rPr>
-          <w:lang w:val="en-US"/>
-        </w:rPr>
-        <w:t>*/</w:t>
-      </w:r>
-    </w:p>
-    <w:p>
-      <w:pPr>
-        <w:rPr>
-          <w:lang w:val="en-US"/>
-        </w:rPr>
-      </w:pPr>
-    </w:p>
-    <w:p>
-      <w:pPr>
-        <w:rPr>
-          <w:lang w:val="en-US"/>
-        </w:rPr>
-      </w:pPr>
-      <w:r>
-        <w:rPr>
-          <w:lang w:val="en-US"/>
-        </w:rPr>
-        <w:t>-- ============================================</w:t>
-      </w:r>
-    </w:p>
-    <w:p>
-      <w:pPr>
-        <w:rPr>
-          <w:lang w:val="en-US"/>
-        </w:rPr>
-      </w:pPr>
-      <w:r>
-        <w:rPr>
-          <w:lang w:val="en-US"/>
-        </w:rPr>
-        <w:t xml:space="preserve">-- </w:t>
-      </w:r>
-      <w:r>
-        <w:t>Проверка</w:t>
-      </w:r>
-      <w:r>
-        <w:rPr>
-          <w:lang w:val="en-US"/>
-        </w:rPr>
-        <w:t xml:space="preserve"> </w:t>
-      </w:r>
-      <w:r>
-        <w:t>создания</w:t>
-      </w:r>
-      <w:r>
-        <w:rPr>
-          <w:lang w:val="en-US"/>
-        </w:rPr>
-        <w:t xml:space="preserve"> </w:t>
-      </w:r>
-      <w:r>
-        <w:t>таблиц</w:t>
-      </w:r>
-    </w:p>
-    <w:p>
-      <w:pPr>
-        <w:rPr>
-          <w:lang w:val="en-US"/>
-        </w:rPr>
-      </w:pPr>
-      <w:r>
-        <w:rPr>
-          <w:lang w:val="en-US"/>
-        </w:rPr>
-        <w:t>-- ============================================</w:t>
-      </w:r>
-    </w:p>
-    <w:p>
       <w:pPr>
         <w:rPr>
           <w:lang w:val="en-US"/>
@@ -1961,7 +3404,35 @@
         <w:rPr>
           <w:lang w:val="en-US"/>
         </w:rPr>
-        <w:t xml:space="preserve">    'users' AS table_name, COUNT(*) AS row_count FROM users</w:t>
+        <w:t xml:space="preserve">    'users' AS </w:t>
+      </w:r>
+      <w:proofErr w:type="spellStart"/>
+      <w:r>
+        <w:rPr>
+          <w:lang w:val="en-US"/>
+        </w:rPr>
+        <w:t>table_name</w:t>
+      </w:r>
+      <w:proofErr w:type="spellEnd"/>
+      <w:r>
+        <w:rPr>
+          <w:lang w:val="en-US"/>
+        </w:rPr>
+        <w:t xml:space="preserve">, COUNT(*) AS </w:t>
+      </w:r>
+      <w:proofErr w:type="spellStart"/>
+      <w:r>
+        <w:rPr>
+          <w:lang w:val="en-US"/>
+        </w:rPr>
+        <w:t>row_count</w:t>
+      </w:r>
+      <w:proofErr w:type="spellEnd"/>
+      <w:r>
+        <w:rPr>
+          <w:lang w:val="en-US"/>
+        </w:rPr>
+        <w:t xml:space="preserve"> FROM users</w:t>
       </w:r>
     </w:p>
     <w:p>
@@ -2013,7 +3484,6 @@
         <w:rPr>
           <w:lang w:val="en-US"/>
         </w:rPr>
-        <w:lastRenderedPageBreak/>
         <w:t>SELECT 'exercises', COUNT(*) FROM exercises</w:t>
       </w:r>
     </w:p>
@@ -2040,8 +3510,30 @@
         <w:rPr>
           <w:lang w:val="en-US"/>
         </w:rPr>
-        <w:t>SELECT 'workout_exercises', COUNT(*) FROM workout_exercises</w:t>
-      </w:r>
+        <w:t>SELECT '</w:t>
+      </w:r>
+      <w:proofErr w:type="spellStart"/>
+      <w:r>
+        <w:rPr>
+          <w:lang w:val="en-US"/>
+        </w:rPr>
+        <w:t>workout_exercises</w:t>
+      </w:r>
+      <w:proofErr w:type="spellEnd"/>
+      <w:r>
+        <w:rPr>
+          <w:lang w:val="en-US"/>
+        </w:rPr>
+        <w:t xml:space="preserve">', COUNT(*) FROM </w:t>
+      </w:r>
+      <w:proofErr w:type="spellStart"/>
+      <w:r>
+        <w:rPr>
+          <w:lang w:val="en-US"/>
+        </w:rPr>
+        <w:t>workout_exercises</w:t>
+      </w:r>
+      <w:proofErr w:type="spellEnd"/>
     </w:p>
     <w:p>
       <w:pPr>
@@ -2066,8 +3558,30 @@
         <w:rPr>
           <w:lang w:val="en-US"/>
         </w:rPr>
-        <w:t>SELECT 'user_workouts', COUNT(*) FROM user_workouts</w:t>
-      </w:r>
+        <w:t>SELECT '</w:t>
+      </w:r>
+      <w:proofErr w:type="spellStart"/>
+      <w:r>
+        <w:rPr>
+          <w:lang w:val="en-US"/>
+        </w:rPr>
+        <w:t>user_workouts</w:t>
+      </w:r>
+      <w:proofErr w:type="spellEnd"/>
+      <w:r>
+        <w:rPr>
+          <w:lang w:val="en-US"/>
+        </w:rPr>
+        <w:t xml:space="preserve">', COUNT(*) FROM </w:t>
+      </w:r>
+      <w:proofErr w:type="spellStart"/>
+      <w:r>
+        <w:rPr>
+          <w:lang w:val="en-US"/>
+        </w:rPr>
+        <w:t>user_workouts</w:t>
+      </w:r>
+      <w:proofErr w:type="spellEnd"/>
     </w:p>
     <w:p>
       <w:pPr>
@@ -2092,11 +3606,41 @@
         <w:rPr>
           <w:lang w:val="en-US"/>
         </w:rPr>
-        <w:t>SELECT 'workout_results', COUNT(*) FROM workout_results</w:t>
-      </w:r>
-    </w:p>
-    <w:p>
-      <w:r>
+        <w:t>SELECT '</w:t>
+      </w:r>
+      <w:proofErr w:type="spellStart"/>
+      <w:r>
+        <w:rPr>
+          <w:lang w:val="en-US"/>
+        </w:rPr>
+        <w:t>workout_results</w:t>
+      </w:r>
+      <w:proofErr w:type="spellEnd"/>
+      <w:r>
+        <w:rPr>
+          <w:lang w:val="en-US"/>
+        </w:rPr>
+        <w:t xml:space="preserve">', COUNT(*) FROM </w:t>
+      </w:r>
+      <w:proofErr w:type="spellStart"/>
+      <w:r>
+        <w:rPr>
+          <w:lang w:val="en-US"/>
+        </w:rPr>
+        <w:t>workout_results</w:t>
+      </w:r>
+      <w:proofErr w:type="spellEnd"/>
+    </w:p>
+    <w:p>
+      <w:pPr>
+        <w:rPr>
+          <w:lang w:val="en-US"/>
+        </w:rPr>
+      </w:pPr>
+      <w:r>
+        <w:rPr>
+          <w:lang w:val="en-US"/>
+        </w:rPr>
         <w:t>UNION ALL</w:t>
       </w:r>
     </w:p>
@@ -2110,7 +3654,35 @@
         <w:rPr>
           <w:lang w:val="en-US"/>
         </w:rPr>
-        <w:t>SELECT 'workout_adaptations', COUNT(*) FROM workout_adaptations;</w:t>
+        <w:t>SELECT '</w:t>
+      </w:r>
+      <w:proofErr w:type="spellStart"/>
+      <w:r>
+        <w:rPr>
+          <w:lang w:val="en-US"/>
+        </w:rPr>
+        <w:t>workout_adaptations</w:t>
+      </w:r>
+      <w:proofErr w:type="spellEnd"/>
+      <w:r>
+        <w:rPr>
+          <w:lang w:val="en-US"/>
+        </w:rPr>
+        <w:t xml:space="preserve">', COUNT(*) FROM </w:t>
+      </w:r>
+      <w:proofErr w:type="spellStart"/>
+      <w:r>
+        <w:rPr>
+          <w:lang w:val="en-US"/>
+        </w:rPr>
+        <w:t>workout_adaptations</w:t>
+      </w:r>
+      <w:proofErr w:type="spellEnd"/>
+      <w:r>
+        <w:rPr>
+          <w:lang w:val="en-US"/>
+        </w:rPr>
+        <w:t>;</w:t>
       </w:r>
     </w:p>
     <w:sectPr>

--- a/Документация/База данных.docx
+++ b/Документация/База данных.docx
@@ -4,49 +4,47 @@
   <w:body>
     <w:p>
       <w:r>
-        <w:t>-- ============================================</w:t>
-      </w:r>
-    </w:p>
-    <w:p>
-      <w:r>
-        <w:t xml:space="preserve">-- </w:t>
-      </w:r>
-      <w:proofErr w:type="spellStart"/>
-      <w:r>
-        <w:t>FitMaster</w:t>
-      </w:r>
-      <w:proofErr w:type="spellEnd"/>
-      <w:r>
-        <w:t xml:space="preserve"> – Полная схема базы данных (v5.0)</w:t>
-      </w:r>
-    </w:p>
-    <w:p>
-      <w:r>
-        <w:t xml:space="preserve">-- </w:t>
-      </w:r>
-      <w:proofErr w:type="spellStart"/>
-      <w:r>
-        <w:t>PostgreSQL</w:t>
-      </w:r>
-      <w:proofErr w:type="spellEnd"/>
-      <w:r>
-        <w:t xml:space="preserve"> – </w:t>
-      </w:r>
-      <w:proofErr w:type="spellStart"/>
+        <w:t>-- =====================================================</w:t>
+      </w:r>
+    </w:p>
+    <w:p>
+      <w:r>
+        <w:t>-- FitMaster – Полная схема базы данных (с дропом всех таблиц)</w:t>
+      </w:r>
+    </w:p>
+    <w:p>
+      <w:r>
+        <w:t>-- PostgreSQL</w:t>
+      </w:r>
+      <w:r>
+        <w:t xml:space="preserve"> - </w:t>
+      </w:r>
       <w:r>
         <w:t>fitmaster_db</w:t>
       </w:r>
-      <w:proofErr w:type="spellEnd"/>
-    </w:p>
-    <w:p>
-      <w:r>
-        <w:t>-- ============================================</w:t>
+    </w:p>
+    <w:p>
+      <w:r>
+        <w:t>-- =====================================================</w:t>
       </w:r>
     </w:p>
     <w:p/>
     <w:p>
       <w:r>
-        <w:t>-- 1. Удаляем все таблицы, если они существуют</w:t>
+        <w:t>-- 1. Удаление всех таблиц (CASCADE автоматически удалит зависимости)</w:t>
+      </w:r>
+    </w:p>
+    <w:p>
+      <w:pPr>
+        <w:rPr>
+          <w:lang w:val="en-US"/>
+        </w:rPr>
+      </w:pPr>
+      <w:r>
+        <w:rPr>
+          <w:lang w:val="en-US"/>
+        </w:rPr>
+        <w:t>DROP TABLE IF EXISTS exercise_likes CASCADE;</w:t>
       </w:r>
     </w:p>
     <w:p>
@@ -198,52 +196,10 @@
           <w:lang w:val="en-US"/>
         </w:rPr>
       </w:pPr>
-      <w:r>
-        <w:rPr>
-          <w:lang w:val="en-US"/>
-        </w:rPr>
-        <w:t xml:space="preserve">DROP TABLE IF EXISTS workout_results CASCADE;  -- </w:t>
-      </w:r>
-      <w:r>
-        <w:t>не</w:t>
-      </w:r>
-      <w:r>
-        <w:rPr>
-          <w:lang w:val="en-US"/>
-        </w:rPr>
-        <w:t xml:space="preserve"> </w:t>
-      </w:r>
-      <w:r>
-        <w:t>используется</w:t>
-      </w:r>
-      <w:r>
-        <w:rPr>
-          <w:lang w:val="en-US"/>
-        </w:rPr>
-        <w:t xml:space="preserve">, </w:t>
-      </w:r>
-      <w:r>
-        <w:t>удаляем</w:t>
-      </w:r>
-    </w:p>
-    <w:p>
-      <w:pPr>
-        <w:rPr>
-          <w:lang w:val="en-US"/>
-        </w:rPr>
-      </w:pPr>
-    </w:p>
-    <w:p>
-      <w:pPr>
-        <w:rPr>
-          <w:lang w:val="en-US"/>
-        </w:rPr>
-      </w:pPr>
-      <w:r>
-        <w:rPr>
-          <w:lang w:val="en-US"/>
-        </w:rPr>
-        <w:t>-- 2. ENUM TYPES</w:t>
+    </w:p>
+    <w:p>
+      <w:r>
+        <w:t>-- 2. ENUM типы (создаются только если отсутствуют)</w:t>
       </w:r>
     </w:p>
     <w:p>
@@ -593,100 +549,34 @@
       </w:r>
     </w:p>
     <w:p>
-      <w:pPr>
-        <w:rPr>
-          <w:lang w:val="en-US"/>
-        </w:rPr>
-      </w:pPr>
-      <w:r>
-        <w:rPr>
-          <w:lang w:val="en-US"/>
-        </w:rPr>
+      <w:r>
         <w:t>END $$;</w:t>
       </w:r>
     </w:p>
-    <w:p>
-      <w:pPr>
-        <w:rPr>
-          <w:lang w:val="en-US"/>
-        </w:rPr>
-      </w:pPr>
-    </w:p>
-    <w:p>
-      <w:pPr>
-        <w:rPr>
-          <w:lang w:val="en-US"/>
-        </w:rPr>
-      </w:pPr>
-      <w:r>
-        <w:rPr>
-          <w:lang w:val="en-US"/>
-        </w:rPr>
-        <w:t>-- ============================================</w:t>
-      </w:r>
-    </w:p>
-    <w:p>
-      <w:pPr>
-        <w:rPr>
-          <w:lang w:val="en-US"/>
-        </w:rPr>
-      </w:pPr>
-      <w:r>
-        <w:rPr>
-          <w:lang w:val="en-US"/>
-        </w:rPr>
-        <w:t xml:space="preserve">-- 3. </w:t>
-      </w:r>
-      <w:r>
-        <w:t>ТАБЛИЦЫ</w:t>
-      </w:r>
-    </w:p>
-    <w:p>
-      <w:pPr>
-        <w:rPr>
-          <w:lang w:val="en-US"/>
-        </w:rPr>
-      </w:pPr>
-      <w:r>
-        <w:rPr>
-          <w:lang w:val="en-US"/>
-        </w:rPr>
-        <w:t>-- ============================================</w:t>
-      </w:r>
-    </w:p>
-    <w:p>
-      <w:pPr>
-        <w:rPr>
-          <w:lang w:val="en-US"/>
-        </w:rPr>
-      </w:pPr>
-    </w:p>
-    <w:p>
-      <w:pPr>
-        <w:rPr>
-          <w:lang w:val="en-US"/>
-        </w:rPr>
-      </w:pPr>
-      <w:r>
-        <w:rPr>
-          <w:lang w:val="en-US"/>
-        </w:rPr>
-        <w:t xml:space="preserve">-- </w:t>
-      </w:r>
-      <w:r>
-        <w:t>Пользователи</w:t>
-      </w:r>
-    </w:p>
-    <w:p>
-      <w:pPr>
-        <w:rPr>
-          <w:lang w:val="en-US"/>
-        </w:rPr>
-      </w:pPr>
-      <w:r>
-        <w:rPr>
-          <w:lang w:val="en-US"/>
-        </w:rPr>
+    <w:p/>
+    <w:p>
+      <w:r>
+        <w:t>-- =====================================================</w:t>
+      </w:r>
+    </w:p>
+    <w:p>
+      <w:r>
+        <w:t>-- 3. СОЗДАНИЕ ТАБЛИЦ</w:t>
+      </w:r>
+    </w:p>
+    <w:p>
+      <w:r>
+        <w:t>-- =====================================================</w:t>
+      </w:r>
+    </w:p>
+    <w:p/>
+    <w:p>
+      <w:r>
+        <w:t>-- Пользователи</w:t>
+      </w:r>
+    </w:p>
+    <w:p>
+      <w:r>
         <w:t>CREATE TABLE users (</w:t>
       </w:r>
     </w:p>
@@ -697,10 +587,13 @@
         </w:rPr>
       </w:pPr>
       <w:r>
-        <w:rPr>
-          <w:lang w:val="en-US"/>
-        </w:rPr>
-        <w:t xml:space="preserve">    id SERIAL PRIMARY KEY,</w:t>
+        <w:t xml:space="preserve">    </w:t>
+      </w:r>
+      <w:r>
+        <w:rPr>
+          <w:lang w:val="en-US"/>
+        </w:rPr>
+        <w:t>id SERIAL PRIMARY KEY,</w:t>
       </w:r>
     </w:p>
     <w:p>
@@ -1902,14 +1795,48 @@
       </w:r>
     </w:p>
     <w:p>
-      <w:r>
+      <w:pPr>
+        <w:rPr>
+          <w:lang w:val="en-US"/>
+        </w:rPr>
+      </w:pPr>
+      <w:r>
+        <w:rPr>
+          <w:lang w:val="en-US"/>
+        </w:rPr>
         <w:t>);</w:t>
       </w:r>
     </w:p>
-    <w:p/>
-    <w:p>
-      <w:r>
-        <w:t>-- Метрики подходов (сколько повторений / вес / время)</w:t>
+    <w:p>
+      <w:pPr>
+        <w:rPr>
+          <w:lang w:val="en-US"/>
+        </w:rPr>
+      </w:pPr>
+    </w:p>
+    <w:p>
+      <w:pPr>
+        <w:rPr>
+          <w:lang w:val="en-US"/>
+        </w:rPr>
+      </w:pPr>
+      <w:r>
+        <w:rPr>
+          <w:lang w:val="en-US"/>
+        </w:rPr>
+        <w:t xml:space="preserve">-- </w:t>
+      </w:r>
+      <w:r>
+        <w:t>Метрики</w:t>
+      </w:r>
+      <w:r>
+        <w:rPr>
+          <w:lang w:val="en-US"/>
+        </w:rPr>
+        <w:t xml:space="preserve"> </w:t>
+      </w:r>
+      <w:r>
+        <w:t>подходов</w:t>
       </w:r>
     </w:p>
     <w:p>
@@ -2227,15 +2154,7 @@
     </w:p>
     <w:p>
       <w:r>
-        <w:t xml:space="preserve">CREATE TABLE </w:t>
-      </w:r>
-      <w:proofErr w:type="spellStart"/>
-      <w:r>
-        <w:t>fatigue_recovery</w:t>
-      </w:r>
-      <w:proofErr w:type="spellEnd"/>
-      <w:r>
-        <w:t xml:space="preserve"> (</w:t>
+        <w:t>CREATE TABLE fatigue_recovery (</w:t>
       </w:r>
     </w:p>
     <w:p>
@@ -2366,23 +2285,7 @@
         <w:t xml:space="preserve">    </w:t>
       </w:r>
       <w:r>
-        <w:t>UNIQUE(</w:t>
-      </w:r>
-      <w:proofErr w:type="spellStart"/>
-      <w:r>
-        <w:t>user_id</w:t>
-      </w:r>
-      <w:proofErr w:type="spellEnd"/>
-      <w:r>
-        <w:t xml:space="preserve">, </w:t>
-      </w:r>
-      <w:proofErr w:type="spellStart"/>
-      <w:r>
-        <w:t>date</w:t>
-      </w:r>
-      <w:proofErr w:type="spellEnd"/>
-      <w:r>
-        <w:t>)</w:t>
+        <w:t>UNIQUE(user_id, date)</w:t>
       </w:r>
     </w:p>
     <w:p>
@@ -2502,36 +2405,151 @@
       </w:r>
     </w:p>
     <w:p>
-      <w:pPr>
-        <w:rPr>
-          <w:lang w:val="en-US"/>
-        </w:rPr>
-      </w:pPr>
-      <w:r>
-        <w:rPr>
-          <w:lang w:val="en-US"/>
-        </w:rPr>
+      <w:r>
         <w:t>);</w:t>
       </w:r>
     </w:p>
-    <w:p>
-      <w:pPr>
-        <w:rPr>
-          <w:lang w:val="en-US"/>
-        </w:rPr>
-      </w:pPr>
-    </w:p>
-    <w:p>
-      <w:pPr>
-        <w:rPr>
-          <w:lang w:val="en-US"/>
-        </w:rPr>
-      </w:pPr>
-      <w:r>
-        <w:rPr>
-          <w:lang w:val="en-US"/>
-        </w:rPr>
-        <w:t>-- ============================================</w:t>
+    <w:p/>
+    <w:p>
+      <w:r>
+        <w:t>-- Лайки / дизлайки упражнений (новая таблица)</w:t>
+      </w:r>
+    </w:p>
+    <w:p>
+      <w:pPr>
+        <w:rPr>
+          <w:lang w:val="en-US"/>
+        </w:rPr>
+      </w:pPr>
+      <w:r>
+        <w:rPr>
+          <w:lang w:val="en-US"/>
+        </w:rPr>
+        <w:t>CREATE TABLE exercise_likes (</w:t>
+      </w:r>
+    </w:p>
+    <w:p>
+      <w:pPr>
+        <w:rPr>
+          <w:lang w:val="en-US"/>
+        </w:rPr>
+      </w:pPr>
+      <w:r>
+        <w:rPr>
+          <w:lang w:val="en-US"/>
+        </w:rPr>
+        <w:t xml:space="preserve">    id SERIAL PRIMARY KEY,</w:t>
+      </w:r>
+    </w:p>
+    <w:p>
+      <w:pPr>
+        <w:rPr>
+          <w:lang w:val="en-US"/>
+        </w:rPr>
+      </w:pPr>
+      <w:r>
+        <w:rPr>
+          <w:lang w:val="en-US"/>
+        </w:rPr>
+        <w:t xml:space="preserve">    user_id INTEGER NOT NULL REFERENCES users(id) ON DELETE CASCADE,</w:t>
+      </w:r>
+    </w:p>
+    <w:p>
+      <w:pPr>
+        <w:rPr>
+          <w:lang w:val="en-US"/>
+        </w:rPr>
+      </w:pPr>
+      <w:r>
+        <w:rPr>
+          <w:lang w:val="en-US"/>
+        </w:rPr>
+        <w:t xml:space="preserve">    exercise_id INTEGER NOT NULL REFERENCES exercises(id) ON DELETE CASCADE,</w:t>
+      </w:r>
+    </w:p>
+    <w:p>
+      <w:pPr>
+        <w:rPr>
+          <w:lang w:val="en-US"/>
+        </w:rPr>
+      </w:pPr>
+      <w:r>
+        <w:rPr>
+          <w:lang w:val="en-US"/>
+        </w:rPr>
+        <w:t xml:space="preserve">    liked BOOLEAN NOT NULL,</w:t>
+      </w:r>
+    </w:p>
+    <w:p>
+      <w:pPr>
+        <w:rPr>
+          <w:lang w:val="en-US"/>
+        </w:rPr>
+      </w:pPr>
+      <w:r>
+        <w:rPr>
+          <w:lang w:val="en-US"/>
+        </w:rPr>
+        <w:t xml:space="preserve">    created_at TIMESTAMP DEFAULT CURRENT_TIMESTAMP,</w:t>
+      </w:r>
+    </w:p>
+    <w:p>
+      <w:pPr>
+        <w:rPr>
+          <w:lang w:val="en-US"/>
+        </w:rPr>
+      </w:pPr>
+      <w:r>
+        <w:rPr>
+          <w:lang w:val="en-US"/>
+        </w:rPr>
+        <w:t xml:space="preserve">    updated_at TIMESTAMP DEFAULT CURRENT_TIMESTAMP,</w:t>
+      </w:r>
+    </w:p>
+    <w:p>
+      <w:pPr>
+        <w:rPr>
+          <w:lang w:val="en-US"/>
+        </w:rPr>
+      </w:pPr>
+      <w:r>
+        <w:rPr>
+          <w:lang w:val="en-US"/>
+        </w:rPr>
+        <w:t xml:space="preserve">    UNIQUE(user_id, exercise_id)</w:t>
+      </w:r>
+    </w:p>
+    <w:p>
+      <w:pPr>
+        <w:rPr>
+          <w:lang w:val="en-US"/>
+        </w:rPr>
+      </w:pPr>
+      <w:r>
+        <w:rPr>
+          <w:lang w:val="en-US"/>
+        </w:rPr>
+        <w:t>);</w:t>
+      </w:r>
+    </w:p>
+    <w:p>
+      <w:pPr>
+        <w:rPr>
+          <w:lang w:val="en-US"/>
+        </w:rPr>
+      </w:pPr>
+    </w:p>
+    <w:p>
+      <w:pPr>
+        <w:rPr>
+          <w:lang w:val="en-US"/>
+        </w:rPr>
+      </w:pPr>
+      <w:r>
+        <w:rPr>
+          <w:lang w:val="en-US"/>
+        </w:rPr>
+        <w:t>-- =====================================================</w:t>
       </w:r>
     </w:p>
     <w:p>
@@ -2560,7 +2578,7 @@
         <w:rPr>
           <w:lang w:val="en-US"/>
         </w:rPr>
-        <w:t>-- ============================================</w:t>
+        <w:t>-- =====================================================</w:t>
       </w:r>
     </w:p>
     <w:p>
@@ -2677,6 +2695,7 @@
         <w:rPr>
           <w:lang w:val="en-US"/>
         </w:rPr>
+        <w:lastRenderedPageBreak/>
         <w:t>CREATE INDEX idx_workout_adaptations_exercise_id ON workout_adaptations(exercise_id);</w:t>
       </w:r>
     </w:p>
@@ -2751,18 +2770,44 @@
           <w:lang w:val="en-US"/>
         </w:rPr>
       </w:pPr>
-    </w:p>
-    <w:p>
-      <w:pPr>
-        <w:rPr>
-          <w:lang w:val="en-US"/>
-        </w:rPr>
-      </w:pPr>
-      <w:r>
-        <w:rPr>
-          <w:lang w:val="en-US"/>
-        </w:rPr>
-        <w:t>-- ============================================</w:t>
+      <w:r>
+        <w:rPr>
+          <w:lang w:val="en-US"/>
+        </w:rPr>
+        <w:t>CREATE INDEX idx_exercise_likes_user ON exercise_likes(user_id);</w:t>
+      </w:r>
+    </w:p>
+    <w:p>
+      <w:pPr>
+        <w:rPr>
+          <w:lang w:val="en-US"/>
+        </w:rPr>
+      </w:pPr>
+      <w:r>
+        <w:rPr>
+          <w:lang w:val="en-US"/>
+        </w:rPr>
+        <w:t>CREATE INDEX idx_exercise_likes_exercise ON exercise_likes(exercise_id);</w:t>
+      </w:r>
+    </w:p>
+    <w:p>
+      <w:pPr>
+        <w:rPr>
+          <w:lang w:val="en-US"/>
+        </w:rPr>
+      </w:pPr>
+    </w:p>
+    <w:p>
+      <w:pPr>
+        <w:rPr>
+          <w:lang w:val="en-US"/>
+        </w:rPr>
+      </w:pPr>
+      <w:r>
+        <w:rPr>
+          <w:lang w:val="en-US"/>
+        </w:rPr>
+        <w:t>-- =====================================================</w:t>
       </w:r>
     </w:p>
     <w:p>
@@ -2787,7 +2832,7 @@
         <w:t xml:space="preserve"> </w:t>
       </w:r>
       <w:r>
-        <w:t>для</w:t>
+        <w:t>ДЛЯ</w:t>
       </w:r>
       <w:r>
         <w:rPr>
@@ -2806,7 +2851,187 @@
         <w:rPr>
           <w:lang w:val="en-US"/>
         </w:rPr>
-        <w:t>-- ============================================</w:t>
+        <w:t>-- =====================================================</w:t>
+      </w:r>
+    </w:p>
+    <w:p>
+      <w:pPr>
+        <w:rPr>
+          <w:lang w:val="en-US"/>
+        </w:rPr>
+      </w:pPr>
+      <w:r>
+        <w:rPr>
+          <w:lang w:val="en-US"/>
+        </w:rPr>
+        <w:t>CREATE OR REPLACE FUNCTION update_updated_at_column()</w:t>
+      </w:r>
+    </w:p>
+    <w:p>
+      <w:pPr>
+        <w:rPr>
+          <w:lang w:val="en-US"/>
+        </w:rPr>
+      </w:pPr>
+      <w:r>
+        <w:rPr>
+          <w:lang w:val="en-US"/>
+        </w:rPr>
+        <w:t>RETURNS TRIGGER AS $$</w:t>
+      </w:r>
+    </w:p>
+    <w:p>
+      <w:pPr>
+        <w:rPr>
+          <w:lang w:val="en-US"/>
+        </w:rPr>
+      </w:pPr>
+      <w:r>
+        <w:rPr>
+          <w:lang w:val="en-US"/>
+        </w:rPr>
+        <w:t>BEGIN</w:t>
+      </w:r>
+    </w:p>
+    <w:p>
+      <w:pPr>
+        <w:rPr>
+          <w:lang w:val="en-US"/>
+        </w:rPr>
+      </w:pPr>
+      <w:r>
+        <w:rPr>
+          <w:lang w:val="en-US"/>
+        </w:rPr>
+        <w:t xml:space="preserve">    NEW.updated_at = CURRENT_TIMESTAMP;</w:t>
+      </w:r>
+    </w:p>
+    <w:p>
+      <w:pPr>
+        <w:rPr>
+          <w:lang w:val="en-US"/>
+        </w:rPr>
+      </w:pPr>
+      <w:r>
+        <w:rPr>
+          <w:lang w:val="en-US"/>
+        </w:rPr>
+        <w:t xml:space="preserve">    RETURN NEW;</w:t>
+      </w:r>
+    </w:p>
+    <w:p>
+      <w:pPr>
+        <w:rPr>
+          <w:lang w:val="en-US"/>
+        </w:rPr>
+      </w:pPr>
+      <w:r>
+        <w:rPr>
+          <w:lang w:val="en-US"/>
+        </w:rPr>
+        <w:t>END;</w:t>
+      </w:r>
+    </w:p>
+    <w:p>
+      <w:pPr>
+        <w:rPr>
+          <w:lang w:val="en-US"/>
+        </w:rPr>
+      </w:pPr>
+      <w:r>
+        <w:rPr>
+          <w:lang w:val="en-US"/>
+        </w:rPr>
+        <w:t>$$ LANGUAGE 'plpgsql';</w:t>
+      </w:r>
+    </w:p>
+    <w:p>
+      <w:pPr>
+        <w:rPr>
+          <w:lang w:val="en-US"/>
+        </w:rPr>
+      </w:pPr>
+    </w:p>
+    <w:p>
+      <w:pPr>
+        <w:rPr>
+          <w:lang w:val="en-US"/>
+        </w:rPr>
+      </w:pPr>
+      <w:r>
+        <w:rPr>
+          <w:lang w:val="en-US"/>
+        </w:rPr>
+        <w:t>CREATE TRIGGER update_users_updated_at BEFORE UPDATE ON users FOR EACH ROW EXECUTE FUNCTION update_updated_at_column();</w:t>
+      </w:r>
+    </w:p>
+    <w:p>
+      <w:pPr>
+        <w:rPr>
+          <w:lang w:val="en-US"/>
+        </w:rPr>
+      </w:pPr>
+      <w:r>
+        <w:rPr>
+          <w:lang w:val="en-US"/>
+        </w:rPr>
+        <w:t>CREATE TRIGGER update_workouts_updated_at BEFORE UPDATE ON workouts FOR EACH ROW EXECUTE FUNCTION update_updated_at_column();</w:t>
+      </w:r>
+    </w:p>
+    <w:p>
+      <w:pPr>
+        <w:rPr>
+          <w:lang w:val="en-US"/>
+        </w:rPr>
+      </w:pPr>
+      <w:r>
+        <w:rPr>
+          <w:lang w:val="en-US"/>
+        </w:rPr>
+        <w:t>CREATE TRIGGER update_exercises_updated_at BEFORE UPDATE ON exercises FOR EACH ROW EXECUTE FUNCTION update_updated_at_column();</w:t>
+      </w:r>
+    </w:p>
+    <w:p>
+      <w:pPr>
+        <w:rPr>
+          <w:lang w:val="en-US"/>
+        </w:rPr>
+      </w:pPr>
+      <w:r>
+        <w:rPr>
+          <w:lang w:val="en-US"/>
+        </w:rPr>
+        <w:t>CREATE TRIGGER update_user_workouts_updated_at BEFORE UPDATE ON user_workouts FOR EACH ROW EXECUTE FUNCTION update_updated_at_column();</w:t>
+      </w:r>
+    </w:p>
+    <w:p>
+      <w:pPr>
+        <w:rPr>
+          <w:lang w:val="en-US"/>
+        </w:rPr>
+      </w:pPr>
+      <w:r>
+        <w:rPr>
+          <w:lang w:val="en-US"/>
+        </w:rPr>
+        <w:t>CREATE TRIGGER update_exercise_likes_updated_at BEFORE UPDATE ON exercise_likes FOR EACH ROW EXECUTE FUNCTION update_updated_at_column();</w:t>
+      </w:r>
+    </w:p>
+    <w:p>
+      <w:pPr>
+        <w:rPr>
+          <w:lang w:val="en-US"/>
+        </w:rPr>
+      </w:pPr>
+    </w:p>
+    <w:p>
+      <w:r>
+        <w:t>-- =====================================================</w:t>
+      </w:r>
+    </w:p>
+    <w:p>
+      <w:r>
+        <w:t>-- 6. БАЗОВЫЕ ДАННЫЕ (упражнения, шаблоны, программы)</w:t>
       </w:r>
     </w:p>
     <w:p>
@@ -2820,180 +3045,140 @@
           <w:lang w:val="en-US"/>
         </w:rPr>
         <w:lastRenderedPageBreak/>
-        <w:t>CREATE OR REPLACE FUNCTION update_updated_at_column()</w:t>
-      </w:r>
-    </w:p>
-    <w:p>
-      <w:pPr>
-        <w:rPr>
-          <w:lang w:val="en-US"/>
-        </w:rPr>
-      </w:pPr>
-      <w:r>
-        <w:rPr>
-          <w:lang w:val="en-US"/>
-        </w:rPr>
-        <w:t>RETURNS TRIGGER AS $$</w:t>
-      </w:r>
-    </w:p>
-    <w:p>
-      <w:pPr>
-        <w:rPr>
-          <w:lang w:val="en-US"/>
-        </w:rPr>
-      </w:pPr>
-      <w:r>
-        <w:rPr>
-          <w:lang w:val="en-US"/>
-        </w:rPr>
-        <w:t>BEGIN</w:t>
-      </w:r>
-    </w:p>
-    <w:p>
-      <w:pPr>
-        <w:rPr>
-          <w:lang w:val="en-US"/>
-        </w:rPr>
-      </w:pPr>
-      <w:r>
-        <w:rPr>
-          <w:lang w:val="en-US"/>
-        </w:rPr>
-        <w:t xml:space="preserve">    NEW.updated_at = CURRENT_TIMESTAMP;</w:t>
-      </w:r>
-    </w:p>
-    <w:p>
-      <w:pPr>
-        <w:rPr>
-          <w:lang w:val="en-US"/>
-        </w:rPr>
-      </w:pPr>
-      <w:r>
-        <w:rPr>
-          <w:lang w:val="en-US"/>
-        </w:rPr>
-        <w:t xml:space="preserve">    RETURN NEW;</w:t>
-      </w:r>
-    </w:p>
-    <w:p>
-      <w:pPr>
-        <w:rPr>
-          <w:lang w:val="en-US"/>
-        </w:rPr>
-      </w:pPr>
-      <w:r>
-        <w:rPr>
-          <w:lang w:val="en-US"/>
-        </w:rPr>
-        <w:t>END;</w:t>
-      </w:r>
-    </w:p>
-    <w:p>
-      <w:pPr>
-        <w:rPr>
-          <w:lang w:val="en-US"/>
-        </w:rPr>
-      </w:pPr>
-      <w:r>
-        <w:rPr>
-          <w:lang w:val="en-US"/>
-        </w:rPr>
-        <w:t>$$ language 'plpgsql';</w:t>
-      </w:r>
-    </w:p>
-    <w:p>
-      <w:pPr>
-        <w:rPr>
-          <w:lang w:val="en-US"/>
-        </w:rPr>
-      </w:pPr>
-    </w:p>
-    <w:p>
-      <w:pPr>
-        <w:rPr>
-          <w:lang w:val="en-US"/>
-        </w:rPr>
-      </w:pPr>
-      <w:r>
-        <w:rPr>
-          <w:lang w:val="en-US"/>
-        </w:rPr>
-        <w:t>CREATE TRIGGER update_users_updated_at BEFORE UPDATE ON users FOR EACH ROW EXECUTE FUNCTION update_updated_at_column();</w:t>
-      </w:r>
-    </w:p>
-    <w:p>
-      <w:pPr>
-        <w:rPr>
-          <w:lang w:val="en-US"/>
-        </w:rPr>
-      </w:pPr>
-      <w:r>
-        <w:rPr>
-          <w:lang w:val="en-US"/>
-        </w:rPr>
-        <w:t>CREATE TRIGGER update_workouts_updated_at BEFORE UPDATE ON workouts FOR EACH ROW EXECUTE FUNCTION update_updated_at_column();</w:t>
-      </w:r>
-    </w:p>
-    <w:p>
-      <w:pPr>
-        <w:rPr>
-          <w:lang w:val="en-US"/>
-        </w:rPr>
-      </w:pPr>
-      <w:r>
-        <w:rPr>
-          <w:lang w:val="en-US"/>
-        </w:rPr>
-        <w:t>CREATE TRIGGER update_exercises_updated_at BEFORE UPDATE ON exercises FOR EACH ROW EXECUTE FUNCTION update_updated_at_column();</w:t>
-      </w:r>
-    </w:p>
-    <w:p>
-      <w:pPr>
-        <w:rPr>
-          <w:lang w:val="en-US"/>
-        </w:rPr>
-      </w:pPr>
-      <w:r>
-        <w:rPr>
-          <w:lang w:val="en-US"/>
-        </w:rPr>
-        <w:t>CREATE TRIGGER update_user_workouts_updated_at BEFORE UPDATE ON user_workouts FOR EACH ROW EXECUTE FUNCTION update_updated_at_column();</w:t>
-      </w:r>
-    </w:p>
-    <w:p>
-      <w:pPr>
-        <w:rPr>
-          <w:lang w:val="en-US"/>
-        </w:rPr>
-      </w:pPr>
-    </w:p>
-    <w:p>
-      <w:pPr>
-        <w:rPr>
-          <w:lang w:val="en-US"/>
-        </w:rPr>
-      </w:pPr>
-      <w:r>
-        <w:rPr>
-          <w:lang w:val="en-US"/>
-        </w:rPr>
-        <w:t>-- ============================================</w:t>
-      </w:r>
-    </w:p>
-    <w:p>
-      <w:pPr>
-        <w:rPr>
-          <w:lang w:val="en-US"/>
-        </w:rPr>
-      </w:pPr>
-      <w:r>
-        <w:rPr>
-          <w:lang w:val="en-US"/>
-        </w:rPr>
-        <w:t xml:space="preserve">-- 6. </w:t>
-      </w:r>
-      <w:r>
-        <w:t>БАЗОВЫЕ</w:t>
+        <w:t>-- =====================================================</w:t>
+      </w:r>
+    </w:p>
+    <w:p>
+      <w:pPr>
+        <w:rPr>
+          <w:lang w:val="en-US"/>
+        </w:rPr>
+      </w:pPr>
+    </w:p>
+    <w:p>
+      <w:pPr>
+        <w:rPr>
+          <w:lang w:val="en-US"/>
+        </w:rPr>
+      </w:pPr>
+      <w:r>
+        <w:rPr>
+          <w:lang w:val="en-US"/>
+        </w:rPr>
+        <w:t xml:space="preserve">-- </w:t>
+      </w:r>
+      <w:r>
+        <w:t>Упражнения</w:t>
+      </w:r>
+    </w:p>
+    <w:p>
+      <w:pPr>
+        <w:rPr>
+          <w:lang w:val="en-US"/>
+        </w:rPr>
+      </w:pPr>
+      <w:r>
+        <w:rPr>
+          <w:lang w:val="en-US"/>
+        </w:rPr>
+        <w:t>INSERT INTO exercises (id, name, description, muscle_group, equipment_type) VALUES</w:t>
+      </w:r>
+    </w:p>
+    <w:p>
+      <w:r>
+        <w:t>(1, 'Приседания со штангой', 'Базовое упражнение для ног.', 'legs', 'barbell'),</w:t>
+      </w:r>
+    </w:p>
+    <w:p>
+      <w:r>
+        <w:t>(2, 'Выпады', 'Упражнение для ног с собственным весом.', 'legs', 'bodyweight'),</w:t>
+      </w:r>
+    </w:p>
+    <w:p>
+      <w:r>
+        <w:t>(3, 'Подъём на носки', 'Упражнение для икроножных мышц.', 'legs', 'bodyweight'),</w:t>
+      </w:r>
+    </w:p>
+    <w:p>
+      <w:r>
+        <w:t>(4, 'Становая тяга', 'Базовое упражнение для задней цепи.', 'legs', 'barbell'),</w:t>
+      </w:r>
+    </w:p>
+    <w:p>
+      <w:r>
+        <w:t>(5, 'Жим лёжа', 'Базовое упражнение для грудных мышц.', 'chest', 'barbell'),</w:t>
+      </w:r>
+    </w:p>
+    <w:p>
+      <w:r>
+        <w:t>(6, 'Отжимания', 'Упражнение для груди с собственным весом.', 'chest', 'bodyweight'),</w:t>
+      </w:r>
+    </w:p>
+    <w:p>
+      <w:r>
+        <w:t>(7, 'Жим гантелей', 'Упражнение для груди с гантелями.', 'chest', 'dumbbell'),</w:t>
+      </w:r>
+    </w:p>
+    <w:p>
+      <w:r>
+        <w:t>(8, 'Тяга штанги в наклоне', 'Упражнение для широчайших мышц спины.', 'back', 'barbell'),</w:t>
+      </w:r>
+    </w:p>
+    <w:p>
+      <w:r>
+        <w:t>(9, 'Подтягивания', 'Базовое упражнение для спины.', 'back', 'bodyweight'),</w:t>
+      </w:r>
+    </w:p>
+    <w:p>
+      <w:r>
+        <w:t>(10, 'Тяга верхнего блока', 'Упражнение для спины на тренажёре.', 'back', 'cable'),</w:t>
+      </w:r>
+    </w:p>
+    <w:p>
+      <w:r>
+        <w:t>(11, 'Жим над головой', 'Базовое упражнение для плеч.', 'shoulders', 'barbell'),</w:t>
+      </w:r>
+    </w:p>
+    <w:p>
+      <w:r>
+        <w:t>(12, 'Махи гантелями в стороны', 'Изолирующее упражнение для средних дельт.', 'shoulders', 'dumbbell'),</w:t>
+      </w:r>
+    </w:p>
+    <w:p>
+      <w:r>
+        <w:t>(13, 'Подъём на бицепс', 'Упражнение для бицепса.', 'arms', 'barbell'),</w:t>
+      </w:r>
+    </w:p>
+    <w:p>
+      <w:r>
+        <w:t>(14, 'Французский жим', 'Упражнение для трицепса.', 'arms', 'barbell'),</w:t>
+      </w:r>
+    </w:p>
+    <w:p>
+      <w:r>
+        <w:t>(15, 'Планка', 'Статическое упражнение для кора.', 'core', 'bodyweight'),</w:t>
+      </w:r>
+    </w:p>
+    <w:p>
+      <w:r>
+        <w:t>(16, 'Скручивания', 'Упражнение для прямой мышцы живота.', 'core', 'bodyweight');</w:t>
+      </w:r>
+    </w:p>
+    <w:p/>
+    <w:p>
+      <w:pPr>
+        <w:rPr>
+          <w:lang w:val="en-US"/>
+        </w:rPr>
+      </w:pPr>
+      <w:r>
+        <w:rPr>
+          <w:lang w:val="en-US"/>
+        </w:rPr>
+        <w:t xml:space="preserve">-- </w:t>
+      </w:r>
+      <w:r>
+        <w:t>Шаблоны</w:t>
       </w:r>
       <w:r>
         <w:rPr>
@@ -3002,20 +3187,229 @@
         <w:t xml:space="preserve"> </w:t>
       </w:r>
       <w:r>
-        <w:t>ДАННЫЕ</w:t>
-      </w:r>
-    </w:p>
-    <w:p>
-      <w:pPr>
-        <w:rPr>
-          <w:lang w:val="en-US"/>
-        </w:rPr>
-      </w:pPr>
-      <w:r>
-        <w:rPr>
-          <w:lang w:val="en-US"/>
-        </w:rPr>
-        <w:t>-- ============================================</w:t>
+        <w:t>метрик</w:t>
+      </w:r>
+    </w:p>
+    <w:p>
+      <w:pPr>
+        <w:rPr>
+          <w:lang w:val="en-US"/>
+        </w:rPr>
+      </w:pPr>
+      <w:r>
+        <w:rPr>
+          <w:lang w:val="en-US"/>
+        </w:rPr>
+        <w:t>INSERT INTO exercise_metric_templates (exercise_id, metric_type, required, default_value, unit) VALUES</w:t>
+      </w:r>
+    </w:p>
+    <w:p>
+      <w:pPr>
+        <w:rPr>
+          <w:lang w:val="en-US"/>
+        </w:rPr>
+      </w:pPr>
+      <w:r>
+        <w:rPr>
+          <w:lang w:val="en-US"/>
+        </w:rPr>
+        <w:t>(1, 'reps', true, 10, 'count'), (1, 'weight', true, 80, 'kg'),</w:t>
+      </w:r>
+    </w:p>
+    <w:p>
+      <w:pPr>
+        <w:rPr>
+          <w:lang w:val="en-US"/>
+        </w:rPr>
+      </w:pPr>
+      <w:r>
+        <w:rPr>
+          <w:lang w:val="en-US"/>
+        </w:rPr>
+        <w:t>(4, 'reps', true, 8, 'count'), (4, 'weight', true, 100, 'kg'),</w:t>
+      </w:r>
+    </w:p>
+    <w:p>
+      <w:pPr>
+        <w:rPr>
+          <w:lang w:val="en-US"/>
+        </w:rPr>
+      </w:pPr>
+      <w:r>
+        <w:rPr>
+          <w:lang w:val="en-US"/>
+        </w:rPr>
+        <w:t>(5, 'reps', true, 10, 'count'), (5, 'weight', true, 60, 'kg'),</w:t>
+      </w:r>
+    </w:p>
+    <w:p>
+      <w:pPr>
+        <w:rPr>
+          <w:lang w:val="en-US"/>
+        </w:rPr>
+      </w:pPr>
+      <w:r>
+        <w:rPr>
+          <w:lang w:val="en-US"/>
+        </w:rPr>
+        <w:t>(7, 'reps', true, 10, 'count'), (7, 'weight', true, 40, 'kg'),</w:t>
+      </w:r>
+    </w:p>
+    <w:p>
+      <w:pPr>
+        <w:rPr>
+          <w:lang w:val="en-US"/>
+        </w:rPr>
+      </w:pPr>
+      <w:r>
+        <w:rPr>
+          <w:lang w:val="en-US"/>
+        </w:rPr>
+        <w:t>(8, 'reps', true, 10, 'count'), (8, 'weight', true, 50, 'kg'),</w:t>
+      </w:r>
+    </w:p>
+    <w:p>
+      <w:pPr>
+        <w:rPr>
+          <w:lang w:val="en-US"/>
+        </w:rPr>
+      </w:pPr>
+      <w:r>
+        <w:rPr>
+          <w:lang w:val="en-US"/>
+        </w:rPr>
+        <w:t>(10, 'reps', true, 10, 'count'), (10, 'weight', true, 45, 'kg'),</w:t>
+      </w:r>
+    </w:p>
+    <w:p>
+      <w:pPr>
+        <w:rPr>
+          <w:lang w:val="en-US"/>
+        </w:rPr>
+      </w:pPr>
+      <w:r>
+        <w:rPr>
+          <w:lang w:val="en-US"/>
+        </w:rPr>
+        <w:t>(11, 'reps', true, 10, 'count'), (11, 'weight', true, 40, 'kg'),</w:t>
+      </w:r>
+    </w:p>
+    <w:p>
+      <w:pPr>
+        <w:rPr>
+          <w:lang w:val="en-US"/>
+        </w:rPr>
+      </w:pPr>
+      <w:r>
+        <w:rPr>
+          <w:lang w:val="en-US"/>
+        </w:rPr>
+        <w:t>(12, 'reps', true, 12, 'count'), (12, 'weight', true, 20, 'kg'),</w:t>
+      </w:r>
+    </w:p>
+    <w:p>
+      <w:pPr>
+        <w:rPr>
+          <w:lang w:val="en-US"/>
+        </w:rPr>
+      </w:pPr>
+      <w:r>
+        <w:rPr>
+          <w:lang w:val="en-US"/>
+        </w:rPr>
+        <w:lastRenderedPageBreak/>
+        <w:t>(13, 'reps', true, 10, 'count'), (13, 'weight', true, 30, 'kg'),</w:t>
+      </w:r>
+    </w:p>
+    <w:p>
+      <w:pPr>
+        <w:rPr>
+          <w:lang w:val="en-US"/>
+        </w:rPr>
+      </w:pPr>
+      <w:r>
+        <w:rPr>
+          <w:lang w:val="en-US"/>
+        </w:rPr>
+        <w:t>(14, 'reps', true, 10, 'count'), (14, 'weight', true, 25, 'kg'),</w:t>
+      </w:r>
+    </w:p>
+    <w:p>
+      <w:pPr>
+        <w:rPr>
+          <w:lang w:val="en-US"/>
+        </w:rPr>
+      </w:pPr>
+      <w:r>
+        <w:rPr>
+          <w:lang w:val="en-US"/>
+        </w:rPr>
+        <w:t>(2, 'reps', true, 12, 'count'),</w:t>
+      </w:r>
+    </w:p>
+    <w:p>
+      <w:pPr>
+        <w:rPr>
+          <w:lang w:val="en-US"/>
+        </w:rPr>
+      </w:pPr>
+      <w:r>
+        <w:rPr>
+          <w:lang w:val="en-US"/>
+        </w:rPr>
+        <w:t>(3, 'reps', true, 15, 'count'),</w:t>
+      </w:r>
+    </w:p>
+    <w:p>
+      <w:pPr>
+        <w:rPr>
+          <w:lang w:val="en-US"/>
+        </w:rPr>
+      </w:pPr>
+      <w:r>
+        <w:rPr>
+          <w:lang w:val="en-US"/>
+        </w:rPr>
+        <w:t>(6, 'reps', true, 15, 'count'),</w:t>
+      </w:r>
+    </w:p>
+    <w:p>
+      <w:pPr>
+        <w:rPr>
+          <w:lang w:val="en-US"/>
+        </w:rPr>
+      </w:pPr>
+      <w:r>
+        <w:rPr>
+          <w:lang w:val="en-US"/>
+        </w:rPr>
+        <w:t>(9, 'reps', true, 8, 'count'),</w:t>
+      </w:r>
+    </w:p>
+    <w:p>
+      <w:pPr>
+        <w:rPr>
+          <w:lang w:val="en-US"/>
+        </w:rPr>
+      </w:pPr>
+      <w:r>
+        <w:rPr>
+          <w:lang w:val="en-US"/>
+        </w:rPr>
+        <w:t>(16, 'reps', true, 20, 'count'),</w:t>
+      </w:r>
+    </w:p>
+    <w:p>
+      <w:pPr>
+        <w:rPr>
+          <w:lang w:val="en-US"/>
+        </w:rPr>
+      </w:pPr>
+      <w:r>
+        <w:rPr>
+          <w:lang w:val="en-US"/>
+        </w:rPr>
+        <w:t>(15, 'duration', true, 60, 'sec');</w:t>
       </w:r>
     </w:p>
     <w:p>
@@ -3038,374 +3432,7 @@
         <w:t xml:space="preserve">-- </w:t>
       </w:r>
       <w:r>
-        <w:t>Упражнения</w:t>
-      </w:r>
-    </w:p>
-    <w:p>
-      <w:pPr>
-        <w:rPr>
-          <w:lang w:val="en-US"/>
-        </w:rPr>
-      </w:pPr>
-      <w:r>
-        <w:rPr>
-          <w:lang w:val="en-US"/>
-        </w:rPr>
-        <w:t>INSERT INTO exercises (id, name, description, muscle_group, equipment_type) VALUES</w:t>
-      </w:r>
-    </w:p>
-    <w:p>
-      <w:r>
-        <w:t>(1, 'Приседания со штангой', 'Базовое упражнение для ног.', '</w:t>
-      </w:r>
-      <w:proofErr w:type="spellStart"/>
-      <w:r>
-        <w:t>legs</w:t>
-      </w:r>
-      <w:proofErr w:type="spellEnd"/>
-      <w:r>
-        <w:t>', '</w:t>
-      </w:r>
-      <w:proofErr w:type="spellStart"/>
-      <w:r>
-        <w:t>barbell</w:t>
-      </w:r>
-      <w:proofErr w:type="spellEnd"/>
-      <w:r>
-        <w:t>'),</w:t>
-      </w:r>
-    </w:p>
-    <w:p>
-      <w:r>
-        <w:t>(2, 'Выпады', 'Упражнение для ног с собственным весом.', '</w:t>
-      </w:r>
-      <w:proofErr w:type="spellStart"/>
-      <w:r>
-        <w:t>legs</w:t>
-      </w:r>
-      <w:proofErr w:type="spellEnd"/>
-      <w:r>
-        <w:t>', '</w:t>
-      </w:r>
-      <w:proofErr w:type="spellStart"/>
-      <w:r>
-        <w:t>bodyweight</w:t>
-      </w:r>
-      <w:proofErr w:type="spellEnd"/>
-      <w:r>
-        <w:t>'),</w:t>
-      </w:r>
-    </w:p>
-    <w:p>
-      <w:r>
-        <w:t>(3, 'Подъём на носки', 'Упражнение для икроножных мышц.', '</w:t>
-      </w:r>
-      <w:proofErr w:type="spellStart"/>
-      <w:r>
-        <w:t>legs</w:t>
-      </w:r>
-      <w:proofErr w:type="spellEnd"/>
-      <w:r>
-        <w:t>', '</w:t>
-      </w:r>
-      <w:proofErr w:type="spellStart"/>
-      <w:r>
-        <w:t>bodyweight</w:t>
-      </w:r>
-      <w:proofErr w:type="spellEnd"/>
-      <w:r>
-        <w:t>'),</w:t>
-      </w:r>
-    </w:p>
-    <w:p>
-      <w:r>
-        <w:t>(4, 'Становая тяга', 'Базовое упражнение для задней цепи.', '</w:t>
-      </w:r>
-      <w:proofErr w:type="spellStart"/>
-      <w:r>
-        <w:t>legs</w:t>
-      </w:r>
-      <w:proofErr w:type="spellEnd"/>
-      <w:r>
-        <w:t>', '</w:t>
-      </w:r>
-      <w:proofErr w:type="spellStart"/>
-      <w:r>
-        <w:t>barbell</w:t>
-      </w:r>
-      <w:proofErr w:type="spellEnd"/>
-      <w:r>
-        <w:t>'),</w:t>
-      </w:r>
-    </w:p>
-    <w:p>
-      <w:r>
-        <w:t>(5, 'Жим лёжа', 'Базовое упражнение для грудных мышц.', '</w:t>
-      </w:r>
-      <w:proofErr w:type="spellStart"/>
-      <w:r>
-        <w:t>chest</w:t>
-      </w:r>
-      <w:proofErr w:type="spellEnd"/>
-      <w:r>
-        <w:t>', '</w:t>
-      </w:r>
-      <w:proofErr w:type="spellStart"/>
-      <w:r>
-        <w:t>barbell</w:t>
-      </w:r>
-      <w:proofErr w:type="spellEnd"/>
-      <w:r>
-        <w:t>'),</w:t>
-      </w:r>
-    </w:p>
-    <w:p>
-      <w:r>
-        <w:t>(6, 'Отжимания', 'Упражнение для груди с собственным весом.', '</w:t>
-      </w:r>
-      <w:proofErr w:type="spellStart"/>
-      <w:r>
-        <w:t>chest</w:t>
-      </w:r>
-      <w:proofErr w:type="spellEnd"/>
-      <w:r>
-        <w:t>', '</w:t>
-      </w:r>
-      <w:proofErr w:type="spellStart"/>
-      <w:r>
-        <w:t>bodyweight</w:t>
-      </w:r>
-      <w:proofErr w:type="spellEnd"/>
-      <w:r>
-        <w:t>'),</w:t>
-      </w:r>
-    </w:p>
-    <w:p>
-      <w:r>
-        <w:t>(7, 'Жим гантелей', 'Упражнение для груди с гантелями.', '</w:t>
-      </w:r>
-      <w:proofErr w:type="spellStart"/>
-      <w:r>
-        <w:t>chest</w:t>
-      </w:r>
-      <w:proofErr w:type="spellEnd"/>
-      <w:r>
-        <w:t>', '</w:t>
-      </w:r>
-      <w:proofErr w:type="spellStart"/>
-      <w:r>
-        <w:t>dumbbell</w:t>
-      </w:r>
-      <w:proofErr w:type="spellEnd"/>
-      <w:r>
-        <w:t>'),</w:t>
-      </w:r>
-    </w:p>
-    <w:p>
-      <w:r>
-        <w:t>(8, 'Тяга штанги в наклоне', 'Упражнение для широчайших мышц спины.', '</w:t>
-      </w:r>
-      <w:proofErr w:type="spellStart"/>
-      <w:r>
-        <w:t>back</w:t>
-      </w:r>
-      <w:proofErr w:type="spellEnd"/>
-      <w:r>
-        <w:t>', '</w:t>
-      </w:r>
-      <w:proofErr w:type="spellStart"/>
-      <w:r>
-        <w:t>barbell</w:t>
-      </w:r>
-      <w:proofErr w:type="spellEnd"/>
-      <w:r>
-        <w:t>'),</w:t>
-      </w:r>
-    </w:p>
-    <w:p>
-      <w:r>
-        <w:t>(9, 'Подтягивания', 'Базовое упражнение для спины.', '</w:t>
-      </w:r>
-      <w:proofErr w:type="spellStart"/>
-      <w:r>
-        <w:t>back</w:t>
-      </w:r>
-      <w:proofErr w:type="spellEnd"/>
-      <w:r>
-        <w:t>', '</w:t>
-      </w:r>
-      <w:proofErr w:type="spellStart"/>
-      <w:r>
-        <w:t>bodyweight</w:t>
-      </w:r>
-      <w:proofErr w:type="spellEnd"/>
-      <w:r>
-        <w:t>'),</w:t>
-      </w:r>
-    </w:p>
-    <w:p>
-      <w:r>
-        <w:t>(10, 'Тяга верхнего блока', 'Упражнение для спины на тренажёре.', '</w:t>
-      </w:r>
-      <w:proofErr w:type="spellStart"/>
-      <w:r>
-        <w:t>back</w:t>
-      </w:r>
-      <w:proofErr w:type="spellEnd"/>
-      <w:r>
-        <w:t>', '</w:t>
-      </w:r>
-      <w:proofErr w:type="spellStart"/>
-      <w:r>
-        <w:t>cable</w:t>
-      </w:r>
-      <w:proofErr w:type="spellEnd"/>
-      <w:r>
-        <w:t>'),</w:t>
-      </w:r>
-    </w:p>
-    <w:p>
-      <w:r>
-        <w:t>(11, 'Жим над головой', 'Базовое упражнение для плеч.', '</w:t>
-      </w:r>
-      <w:proofErr w:type="spellStart"/>
-      <w:r>
-        <w:t>shoulders</w:t>
-      </w:r>
-      <w:proofErr w:type="spellEnd"/>
-      <w:r>
-        <w:t>', '</w:t>
-      </w:r>
-      <w:proofErr w:type="spellStart"/>
-      <w:r>
-        <w:t>barbell</w:t>
-      </w:r>
-      <w:proofErr w:type="spellEnd"/>
-      <w:r>
-        <w:t>'),</w:t>
-      </w:r>
-    </w:p>
-    <w:p>
-      <w:r>
-        <w:lastRenderedPageBreak/>
-        <w:t>(12, 'Махи гантелями в стороны', 'Изолирующее упражнение для средних дельт.', '</w:t>
-      </w:r>
-      <w:proofErr w:type="spellStart"/>
-      <w:r>
-        <w:t>shoulders</w:t>
-      </w:r>
-      <w:proofErr w:type="spellEnd"/>
-      <w:r>
-        <w:t>', '</w:t>
-      </w:r>
-      <w:proofErr w:type="spellStart"/>
-      <w:r>
-        <w:t>dumbbell</w:t>
-      </w:r>
-      <w:proofErr w:type="spellEnd"/>
-      <w:r>
-        <w:t>'),</w:t>
-      </w:r>
-    </w:p>
-    <w:p>
-      <w:r>
-        <w:t>(13, 'Подъём на бицепс', 'Упражнение для бицепса.', '</w:t>
-      </w:r>
-      <w:proofErr w:type="spellStart"/>
-      <w:r>
-        <w:t>arms</w:t>
-      </w:r>
-      <w:proofErr w:type="spellEnd"/>
-      <w:r>
-        <w:t>', '</w:t>
-      </w:r>
-      <w:proofErr w:type="spellStart"/>
-      <w:r>
-        <w:t>barbell</w:t>
-      </w:r>
-      <w:proofErr w:type="spellEnd"/>
-      <w:r>
-        <w:t>'),</w:t>
-      </w:r>
-    </w:p>
-    <w:p>
-      <w:r>
-        <w:t>(14, 'Французский жим', 'Упражнение для трицепса.', '</w:t>
-      </w:r>
-      <w:proofErr w:type="spellStart"/>
-      <w:r>
-        <w:t>arms</w:t>
-      </w:r>
-      <w:proofErr w:type="spellEnd"/>
-      <w:r>
-        <w:t>', '</w:t>
-      </w:r>
-      <w:proofErr w:type="spellStart"/>
-      <w:r>
-        <w:t>barbell</w:t>
-      </w:r>
-      <w:proofErr w:type="spellEnd"/>
-      <w:r>
-        <w:t>'),</w:t>
-      </w:r>
-    </w:p>
-    <w:p>
-      <w:r>
-        <w:t>(15, 'Планка', 'Статическое упражнение для кора.', '</w:t>
-      </w:r>
-      <w:proofErr w:type="spellStart"/>
-      <w:r>
-        <w:t>core</w:t>
-      </w:r>
-      <w:proofErr w:type="spellEnd"/>
-      <w:r>
-        <w:t>', '</w:t>
-      </w:r>
-      <w:proofErr w:type="spellStart"/>
-      <w:r>
-        <w:t>bodyweight</w:t>
-      </w:r>
-      <w:proofErr w:type="spellEnd"/>
-      <w:r>
-        <w:t>'),</w:t>
-      </w:r>
-    </w:p>
-    <w:p>
-      <w:r>
-        <w:t>(16, 'Скручивания', 'Упражнение для прямой мышцы живота.', '</w:t>
-      </w:r>
-      <w:proofErr w:type="spellStart"/>
-      <w:r>
-        <w:t>core</w:t>
-      </w:r>
-      <w:proofErr w:type="spellEnd"/>
-      <w:r>
-        <w:t>', '</w:t>
-      </w:r>
-      <w:proofErr w:type="spellStart"/>
-      <w:r>
-        <w:t>bodyweight</w:t>
-      </w:r>
-      <w:proofErr w:type="spellEnd"/>
-      <w:r>
-        <w:t>');</w:t>
-      </w:r>
-    </w:p>
-    <w:p/>
-    <w:p>
-      <w:pPr>
-        <w:rPr>
-          <w:lang w:val="en-US"/>
-        </w:rPr>
-      </w:pPr>
-      <w:r>
-        <w:rPr>
-          <w:lang w:val="en-US"/>
-        </w:rPr>
-        <w:t xml:space="preserve">-- </w:t>
-      </w:r>
-      <w:r>
-        <w:t>Шаблоны</w:t>
+        <w:t>Программы</w:t>
       </w:r>
       <w:r>
         <w:rPr>
@@ -3414,259 +3441,6 @@
         <w:t xml:space="preserve"> </w:t>
       </w:r>
       <w:r>
-        <w:t>метрик</w:t>
-      </w:r>
-    </w:p>
-    <w:p>
-      <w:pPr>
-        <w:rPr>
-          <w:lang w:val="en-US"/>
-        </w:rPr>
-      </w:pPr>
-      <w:r>
-        <w:rPr>
-          <w:lang w:val="en-US"/>
-        </w:rPr>
-        <w:t>INSERT INTO exercise_metric_templates (exercise_id, metric_type, required, default_value, unit) VALUES</w:t>
-      </w:r>
-    </w:p>
-    <w:p>
-      <w:pPr>
-        <w:rPr>
-          <w:lang w:val="en-US"/>
-        </w:rPr>
-      </w:pPr>
-      <w:r>
-        <w:rPr>
-          <w:lang w:val="en-US"/>
-        </w:rPr>
-        <w:t>(1, 'reps', true, 10, 'count'), (1, 'weight', true, 80, 'kg'),</w:t>
-      </w:r>
-    </w:p>
-    <w:p>
-      <w:pPr>
-        <w:rPr>
-          <w:lang w:val="en-US"/>
-        </w:rPr>
-      </w:pPr>
-      <w:r>
-        <w:rPr>
-          <w:lang w:val="en-US"/>
-        </w:rPr>
-        <w:t>(4, 'reps', true, 8, 'count'), (4, 'weight', true, 100, 'kg'),</w:t>
-      </w:r>
-    </w:p>
-    <w:p>
-      <w:pPr>
-        <w:rPr>
-          <w:lang w:val="en-US"/>
-        </w:rPr>
-      </w:pPr>
-      <w:r>
-        <w:rPr>
-          <w:lang w:val="en-US"/>
-        </w:rPr>
-        <w:t>(5, 'reps', true, 10, 'count'), (5, 'weight', true, 60, 'kg'),</w:t>
-      </w:r>
-    </w:p>
-    <w:p>
-      <w:pPr>
-        <w:rPr>
-          <w:lang w:val="en-US"/>
-        </w:rPr>
-      </w:pPr>
-      <w:r>
-        <w:rPr>
-          <w:lang w:val="en-US"/>
-        </w:rPr>
-        <w:t>(7, 'reps', true, 10, 'count'), (7, 'weight', true, 40, 'kg'),</w:t>
-      </w:r>
-    </w:p>
-    <w:p>
-      <w:pPr>
-        <w:rPr>
-          <w:lang w:val="en-US"/>
-        </w:rPr>
-      </w:pPr>
-      <w:r>
-        <w:rPr>
-          <w:lang w:val="en-US"/>
-        </w:rPr>
-        <w:t>(8, 'reps', true, 10, 'count'), (8, 'weight', true, 50, 'kg'),</w:t>
-      </w:r>
-    </w:p>
-    <w:p>
-      <w:pPr>
-        <w:rPr>
-          <w:lang w:val="en-US"/>
-        </w:rPr>
-      </w:pPr>
-      <w:r>
-        <w:rPr>
-          <w:lang w:val="en-US"/>
-        </w:rPr>
-        <w:t>(10, 'reps', true, 10, 'count'), (10, 'weight', true, 45, 'kg'),</w:t>
-      </w:r>
-    </w:p>
-    <w:p>
-      <w:pPr>
-        <w:rPr>
-          <w:lang w:val="en-US"/>
-        </w:rPr>
-      </w:pPr>
-      <w:r>
-        <w:rPr>
-          <w:lang w:val="en-US"/>
-        </w:rPr>
-        <w:t>(11, 'reps', true, 10, 'count'), (11, 'weight', true, 40, 'kg'),</w:t>
-      </w:r>
-    </w:p>
-    <w:p>
-      <w:pPr>
-        <w:rPr>
-          <w:lang w:val="en-US"/>
-        </w:rPr>
-      </w:pPr>
-      <w:r>
-        <w:rPr>
-          <w:lang w:val="en-US"/>
-        </w:rPr>
-        <w:t>(12, 'reps', true, 12, 'count'), (12, 'weight', true, 20, 'kg'),</w:t>
-      </w:r>
-    </w:p>
-    <w:p>
-      <w:pPr>
-        <w:rPr>
-          <w:lang w:val="en-US"/>
-        </w:rPr>
-      </w:pPr>
-      <w:r>
-        <w:rPr>
-          <w:lang w:val="en-US"/>
-        </w:rPr>
-        <w:t>(13, 'reps', true, 10, 'count'), (13, 'weight', true, 30, 'kg'),</w:t>
-      </w:r>
-    </w:p>
-    <w:p>
-      <w:pPr>
-        <w:rPr>
-          <w:lang w:val="en-US"/>
-        </w:rPr>
-      </w:pPr>
-      <w:r>
-        <w:rPr>
-          <w:lang w:val="en-US"/>
-        </w:rPr>
-        <w:t>(14, 'reps', true, 10, 'count'), (14, 'weight', true, 25, 'kg'),</w:t>
-      </w:r>
-    </w:p>
-    <w:p>
-      <w:pPr>
-        <w:rPr>
-          <w:lang w:val="en-US"/>
-        </w:rPr>
-      </w:pPr>
-      <w:r>
-        <w:rPr>
-          <w:lang w:val="en-US"/>
-        </w:rPr>
-        <w:t>(2, 'reps', true, 12, 'count'),</w:t>
-      </w:r>
-    </w:p>
-    <w:p>
-      <w:pPr>
-        <w:rPr>
-          <w:lang w:val="en-US"/>
-        </w:rPr>
-      </w:pPr>
-      <w:r>
-        <w:rPr>
-          <w:lang w:val="en-US"/>
-        </w:rPr>
-        <w:t>(3, 'reps', true, 15, 'count'),</w:t>
-      </w:r>
-    </w:p>
-    <w:p>
-      <w:pPr>
-        <w:rPr>
-          <w:lang w:val="en-US"/>
-        </w:rPr>
-      </w:pPr>
-      <w:r>
-        <w:rPr>
-          <w:lang w:val="en-US"/>
-        </w:rPr>
-        <w:t>(6, 'reps', true, 15, 'count'),</w:t>
-      </w:r>
-    </w:p>
-    <w:p>
-      <w:pPr>
-        <w:rPr>
-          <w:lang w:val="en-US"/>
-        </w:rPr>
-      </w:pPr>
-      <w:r>
-        <w:rPr>
-          <w:lang w:val="en-US"/>
-        </w:rPr>
-        <w:t>(9, 'reps', true, 8, 'count'),</w:t>
-      </w:r>
-    </w:p>
-    <w:p>
-      <w:pPr>
-        <w:rPr>
-          <w:lang w:val="en-US"/>
-        </w:rPr>
-      </w:pPr>
-      <w:r>
-        <w:rPr>
-          <w:lang w:val="en-US"/>
-        </w:rPr>
-        <w:t>(16, 'reps', true, 20, 'count'),</w:t>
-      </w:r>
-    </w:p>
-    <w:p>
-      <w:pPr>
-        <w:rPr>
-          <w:lang w:val="en-US"/>
-        </w:rPr>
-      </w:pPr>
-      <w:r>
-        <w:rPr>
-          <w:lang w:val="en-US"/>
-        </w:rPr>
-        <w:t>(15, 'duration', true, 60, 'sec');</w:t>
-      </w:r>
-    </w:p>
-    <w:p>
-      <w:pPr>
-        <w:rPr>
-          <w:lang w:val="en-US"/>
-        </w:rPr>
-      </w:pPr>
-    </w:p>
-    <w:p>
-      <w:pPr>
-        <w:rPr>
-          <w:lang w:val="en-US"/>
-        </w:rPr>
-      </w:pPr>
-      <w:r>
-        <w:rPr>
-          <w:lang w:val="en-US"/>
-        </w:rPr>
-        <w:t xml:space="preserve">-- </w:t>
-      </w:r>
-      <w:r>
-        <w:t>Программы</w:t>
-      </w:r>
-      <w:r>
-        <w:rPr>
-          <w:lang w:val="en-US"/>
-        </w:rPr>
-        <w:t xml:space="preserve"> </w:t>
-      </w:r>
-      <w:r>
         <w:t>тренировок</w:t>
       </w:r>
     </w:p>
@@ -3726,7 +3500,6 @@
         <w:rPr>
           <w:lang w:val="en-US"/>
         </w:rPr>
-        <w:lastRenderedPageBreak/>
         <w:t xml:space="preserve">-- </w:t>
       </w:r>
       <w:r>

--- a/Документация/База данных.docx
+++ b/Документация/База данных.docx
@@ -9,18 +9,20 @@
     </w:p>
     <w:p>
       <w:r>
-        <w:t>-- FitMaster – Полная схема базы данных (с дропом всех таблиц)</w:t>
-      </w:r>
-    </w:p>
-    <w:p>
-      <w:r>
-        <w:t>-- PostgreSQL</w:t>
-      </w:r>
-      <w:r>
-        <w:t xml:space="preserve"> - </w:t>
-      </w:r>
-      <w:r>
-        <w:t>fitmaster_db</w:t>
+        <w:t xml:space="preserve">-- </w:t>
+      </w:r>
+      <w:proofErr w:type="spellStart"/>
+      <w:r>
+        <w:t>FitMaster</w:t>
+      </w:r>
+      <w:proofErr w:type="spellEnd"/>
+      <w:r>
+        <w:t xml:space="preserve"> – Полная схема базы данных (v6.0)</w:t>
+      </w:r>
+    </w:p>
+    <w:p>
+      <w:r>
+        <w:t>-- С поддержкой аватара, выбора дней недели, лайков</w:t>
       </w:r>
     </w:p>
     <w:p>
@@ -31,7 +33,7 @@
     <w:p/>
     <w:p>
       <w:r>
-        <w:t>-- 1. Удаление всех таблиц (CASCADE автоматически удалит зависимости)</w:t>
+        <w:t>-- 1. Удаление всех таблиц (CASCADE – удалит зависимые объекты)</w:t>
       </w:r>
     </w:p>
     <w:p>
@@ -572,11 +574,35 @@
     <w:p/>
     <w:p>
       <w:r>
-        <w:t>-- Пользователи</w:t>
-      </w:r>
-    </w:p>
-    <w:p>
-      <w:r>
+        <w:t xml:space="preserve">-- Пользователи (расширено: </w:t>
+      </w:r>
+      <w:proofErr w:type="spellStart"/>
+      <w:r>
+        <w:t>avatar_url</w:t>
+      </w:r>
+      <w:proofErr w:type="spellEnd"/>
+      <w:r>
+        <w:t xml:space="preserve">, </w:t>
+      </w:r>
+      <w:proofErr w:type="spellStart"/>
+      <w:r>
+        <w:t>preferred_days</w:t>
+      </w:r>
+      <w:proofErr w:type="spellEnd"/>
+      <w:r>
+        <w:t>)</w:t>
+      </w:r>
+    </w:p>
+    <w:p>
+      <w:pPr>
+        <w:rPr>
+          <w:lang w:val="en-US"/>
+        </w:rPr>
+      </w:pPr>
+      <w:r>
+        <w:rPr>
+          <w:lang w:val="en-US"/>
+        </w:rPr>
         <w:t>CREATE TABLE users (</w:t>
       </w:r>
     </w:p>
@@ -587,13 +613,10 @@
         </w:rPr>
       </w:pPr>
       <w:r>
-        <w:t xml:space="preserve">    </w:t>
-      </w:r>
-      <w:r>
-        <w:rPr>
-          <w:lang w:val="en-US"/>
-        </w:rPr>
-        <w:t>id SERIAL PRIMARY KEY,</w:t>
+        <w:rPr>
+          <w:lang w:val="en-US"/>
+        </w:rPr>
+        <w:t xml:space="preserve">    id SERIAL PRIMARY KEY,</w:t>
       </w:r>
     </w:p>
     <w:p>
@@ -737,6 +760,102 @@
         <w:rPr>
           <w:lang w:val="en-US"/>
         </w:rPr>
+        <w:t xml:space="preserve">    avatar_url VARCHAR(500),                             -- </w:t>
+      </w:r>
+      <w:r>
+        <w:t>путь</w:t>
+      </w:r>
+      <w:r>
+        <w:rPr>
+          <w:lang w:val="en-US"/>
+        </w:rPr>
+        <w:t xml:space="preserve"> </w:t>
+      </w:r>
+      <w:r>
+        <w:t>к</w:t>
+      </w:r>
+      <w:r>
+        <w:rPr>
+          <w:lang w:val="en-US"/>
+        </w:rPr>
+        <w:t xml:space="preserve"> </w:t>
+      </w:r>
+      <w:r>
+        <w:t>аватару</w:t>
+      </w:r>
+    </w:p>
+    <w:p>
+      <w:pPr>
+        <w:rPr>
+          <w:lang w:val="en-US"/>
+        </w:rPr>
+      </w:pPr>
+      <w:r>
+        <w:rPr>
+          <w:lang w:val="en-US"/>
+        </w:rPr>
+        <w:t xml:space="preserve">    preferred_days INTEGER[] DEFAULT ARRAY[1,3,5],      -- </w:t>
+      </w:r>
+      <w:r>
+        <w:t>дни</w:t>
+      </w:r>
+      <w:r>
+        <w:rPr>
+          <w:lang w:val="en-US"/>
+        </w:rPr>
+        <w:t xml:space="preserve"> </w:t>
+      </w:r>
+      <w:r>
+        <w:t>недели</w:t>
+      </w:r>
+      <w:r>
+        <w:rPr>
+          <w:lang w:val="en-US"/>
+        </w:rPr>
+        <w:t xml:space="preserve"> (1=</w:t>
+      </w:r>
+      <w:proofErr w:type="spellStart"/>
+      <w:r>
+        <w:t>Пн</w:t>
+      </w:r>
+      <w:proofErr w:type="spellEnd"/>
+      <w:r>
+        <w:rPr>
+          <w:lang w:val="en-US"/>
+        </w:rPr>
+        <w:t>,2=</w:t>
+      </w:r>
+      <w:r>
+        <w:t>Вт</w:t>
+      </w:r>
+      <w:r>
+        <w:rPr>
+          <w:lang w:val="en-US"/>
+        </w:rPr>
+        <w:t>,...,7=</w:t>
+      </w:r>
+      <w:proofErr w:type="spellStart"/>
+      <w:r>
+        <w:t>Вс</w:t>
+      </w:r>
+      <w:proofErr w:type="spellEnd"/>
+      <w:r>
+        <w:rPr>
+          <w:lang w:val="en-US"/>
+        </w:rPr>
+        <w:t>)</w:t>
+      </w:r>
+    </w:p>
+    <w:p>
+      <w:pPr>
+        <w:rPr>
+          <w:lang w:val="en-US"/>
+        </w:rPr>
+      </w:pPr>
+      <w:r>
+        <w:rPr>
+          <w:lang w:val="en-US"/>
+        </w:rPr>
         <w:t xml:space="preserve">    created_at TIMESTAMP DEFAULT CURRENT_TIMESTAMP,</w:t>
       </w:r>
     </w:p>
@@ -903,27 +1022,571 @@
       </w:r>
     </w:p>
     <w:p>
-      <w:r>
+      <w:pPr>
+        <w:rPr>
+          <w:lang w:val="en-US"/>
+        </w:rPr>
+      </w:pPr>
+      <w:r>
+        <w:rPr>
+          <w:lang w:val="en-US"/>
+        </w:rPr>
         <w:t>);</w:t>
       </w:r>
     </w:p>
+    <w:p>
+      <w:pPr>
+        <w:rPr>
+          <w:lang w:val="en-US"/>
+        </w:rPr>
+      </w:pPr>
+    </w:p>
+    <w:p>
+      <w:pPr>
+        <w:rPr>
+          <w:lang w:val="en-US"/>
+        </w:rPr>
+      </w:pPr>
+      <w:r>
+        <w:rPr>
+          <w:lang w:val="en-US"/>
+        </w:rPr>
+        <w:t xml:space="preserve">-- </w:t>
+      </w:r>
+      <w:r>
+        <w:t>Упражнения</w:t>
+      </w:r>
+    </w:p>
+    <w:p>
+      <w:pPr>
+        <w:rPr>
+          <w:lang w:val="en-US"/>
+        </w:rPr>
+      </w:pPr>
+      <w:r>
+        <w:rPr>
+          <w:lang w:val="en-US"/>
+        </w:rPr>
+        <w:t>CREATE TABLE exercises (</w:t>
+      </w:r>
+    </w:p>
+    <w:p>
+      <w:pPr>
+        <w:rPr>
+          <w:lang w:val="en-US"/>
+        </w:rPr>
+      </w:pPr>
+      <w:r>
+        <w:rPr>
+          <w:lang w:val="en-US"/>
+        </w:rPr>
+        <w:t xml:space="preserve">    id SERIAL PRIMARY KEY,</w:t>
+      </w:r>
+    </w:p>
+    <w:p>
+      <w:pPr>
+        <w:rPr>
+          <w:lang w:val="en-US"/>
+        </w:rPr>
+      </w:pPr>
+      <w:r>
+        <w:rPr>
+          <w:lang w:val="en-US"/>
+        </w:rPr>
+        <w:t xml:space="preserve">    name VARCHAR(100) NOT NULL,</w:t>
+      </w:r>
+    </w:p>
+    <w:p>
+      <w:pPr>
+        <w:rPr>
+          <w:lang w:val="en-US"/>
+        </w:rPr>
+      </w:pPr>
+      <w:r>
+        <w:rPr>
+          <w:lang w:val="en-US"/>
+        </w:rPr>
+        <w:t xml:space="preserve">    description TEXT,</w:t>
+      </w:r>
+    </w:p>
+    <w:p>
+      <w:pPr>
+        <w:rPr>
+          <w:lang w:val="en-US"/>
+        </w:rPr>
+      </w:pPr>
+      <w:r>
+        <w:rPr>
+          <w:lang w:val="en-US"/>
+        </w:rPr>
+        <w:t xml:space="preserve">    muscle_group VARCHAR(50) NOT NULL,</w:t>
+      </w:r>
+    </w:p>
+    <w:p>
+      <w:pPr>
+        <w:rPr>
+          <w:lang w:val="en-US"/>
+        </w:rPr>
+      </w:pPr>
+      <w:r>
+        <w:rPr>
+          <w:lang w:val="en-US"/>
+        </w:rPr>
+        <w:t xml:space="preserve">    equipment_type VARCHAR(50) DEFAULT 'bodyweight',</w:t>
+      </w:r>
+    </w:p>
+    <w:p>
+      <w:pPr>
+        <w:rPr>
+          <w:lang w:val="en-US"/>
+        </w:rPr>
+      </w:pPr>
+      <w:r>
+        <w:rPr>
+          <w:lang w:val="en-US"/>
+        </w:rPr>
+        <w:t xml:space="preserve">    is_active BOOLEAN DEFAULT TRUE,</w:t>
+      </w:r>
+    </w:p>
+    <w:p>
+      <w:pPr>
+        <w:rPr>
+          <w:lang w:val="en-US"/>
+        </w:rPr>
+      </w:pPr>
+      <w:r>
+        <w:rPr>
+          <w:lang w:val="en-US"/>
+        </w:rPr>
+        <w:t xml:space="preserve">    fatigue_index NUMERIC(3,1) DEFAULT 5.0,</w:t>
+      </w:r>
+    </w:p>
+    <w:p>
+      <w:pPr>
+        <w:rPr>
+          <w:lang w:val="en-US"/>
+        </w:rPr>
+      </w:pPr>
+      <w:r>
+        <w:rPr>
+          <w:lang w:val="en-US"/>
+        </w:rPr>
+        <w:t xml:space="preserve">    stimulus_index NUMERIC(3,1) DEFAULT 5.0,</w:t>
+      </w:r>
+    </w:p>
+    <w:p>
+      <w:pPr>
+        <w:rPr>
+          <w:lang w:val="en-US"/>
+        </w:rPr>
+      </w:pPr>
+      <w:r>
+        <w:rPr>
+          <w:lang w:val="en-US"/>
+        </w:rPr>
+        <w:t xml:space="preserve">    injury_risk NUMERIC(3,1) DEFAULT 1.0,</w:t>
+      </w:r>
+    </w:p>
+    <w:p>
+      <w:pPr>
+        <w:rPr>
+          <w:lang w:val="en-US"/>
+        </w:rPr>
+      </w:pPr>
+      <w:r>
+        <w:rPr>
+          <w:lang w:val="en-US"/>
+        </w:rPr>
+        <w:t xml:space="preserve">    skill_requirement NUMERIC(3,1) DEFAULT 1.0,</w:t>
+      </w:r>
+    </w:p>
+    <w:p>
+      <w:pPr>
+        <w:rPr>
+          <w:lang w:val="en-US"/>
+        </w:rPr>
+      </w:pPr>
+      <w:r>
+        <w:rPr>
+          <w:lang w:val="en-US"/>
+        </w:rPr>
+        <w:lastRenderedPageBreak/>
+        <w:t xml:space="preserve">    recovery_cost NUMERIC(3,1) DEFAULT 5.0,</w:t>
+      </w:r>
+    </w:p>
+    <w:p>
+      <w:pPr>
+        <w:rPr>
+          <w:lang w:val="en-US"/>
+        </w:rPr>
+      </w:pPr>
+      <w:r>
+        <w:rPr>
+          <w:lang w:val="en-US"/>
+        </w:rPr>
+        <w:t xml:space="preserve">    created_at TIMESTAMP DEFAULT CURRENT_TIMESTAMP,</w:t>
+      </w:r>
+    </w:p>
+    <w:p>
+      <w:pPr>
+        <w:rPr>
+          <w:lang w:val="en-US"/>
+        </w:rPr>
+      </w:pPr>
+      <w:r>
+        <w:rPr>
+          <w:lang w:val="en-US"/>
+        </w:rPr>
+        <w:t xml:space="preserve">    updated_at TIMESTAMP DEFAULT CURRENT_TIMESTAMP</w:t>
+      </w:r>
+    </w:p>
+    <w:p>
+      <w:pPr>
+        <w:rPr>
+          <w:lang w:val="en-US"/>
+        </w:rPr>
+      </w:pPr>
+      <w:r>
+        <w:rPr>
+          <w:lang w:val="en-US"/>
+        </w:rPr>
+        <w:t>);</w:t>
+      </w:r>
+    </w:p>
+    <w:p>
+      <w:pPr>
+        <w:rPr>
+          <w:lang w:val="en-US"/>
+        </w:rPr>
+      </w:pPr>
+    </w:p>
+    <w:p>
+      <w:pPr>
+        <w:rPr>
+          <w:lang w:val="en-US"/>
+        </w:rPr>
+      </w:pPr>
+      <w:r>
+        <w:rPr>
+          <w:lang w:val="en-US"/>
+        </w:rPr>
+        <w:t xml:space="preserve">-- </w:t>
+      </w:r>
+      <w:r>
+        <w:t>Шаблоны</w:t>
+      </w:r>
+      <w:r>
+        <w:rPr>
+          <w:lang w:val="en-US"/>
+        </w:rPr>
+        <w:t xml:space="preserve"> </w:t>
+      </w:r>
+      <w:r>
+        <w:t>метрик</w:t>
+      </w:r>
+      <w:r>
+        <w:rPr>
+          <w:lang w:val="en-US"/>
+        </w:rPr>
+        <w:t xml:space="preserve"> </w:t>
+      </w:r>
+      <w:r>
+        <w:t>упражнений</w:t>
+      </w:r>
+    </w:p>
+    <w:p>
+      <w:pPr>
+        <w:rPr>
+          <w:lang w:val="en-US"/>
+        </w:rPr>
+      </w:pPr>
+      <w:r>
+        <w:rPr>
+          <w:lang w:val="en-US"/>
+        </w:rPr>
+        <w:t>CREATE TABLE exercise_metric_templates (</w:t>
+      </w:r>
+    </w:p>
+    <w:p>
+      <w:pPr>
+        <w:rPr>
+          <w:lang w:val="en-US"/>
+        </w:rPr>
+      </w:pPr>
+      <w:r>
+        <w:rPr>
+          <w:lang w:val="en-US"/>
+        </w:rPr>
+        <w:t xml:space="preserve">    id SERIAL PRIMARY KEY,</w:t>
+      </w:r>
+    </w:p>
+    <w:p>
+      <w:pPr>
+        <w:rPr>
+          <w:lang w:val="en-US"/>
+        </w:rPr>
+      </w:pPr>
+      <w:r>
+        <w:rPr>
+          <w:lang w:val="en-US"/>
+        </w:rPr>
+        <w:t xml:space="preserve">    exercise_id INTEGER NOT NULL REFERENCES exercises(id) ON DELETE CASCADE,</w:t>
+      </w:r>
+    </w:p>
+    <w:p>
+      <w:pPr>
+        <w:rPr>
+          <w:lang w:val="en-US"/>
+        </w:rPr>
+      </w:pPr>
+      <w:r>
+        <w:rPr>
+          <w:lang w:val="en-US"/>
+        </w:rPr>
+        <w:t xml:space="preserve">    metric_type metric_type NOT NULL,</w:t>
+      </w:r>
+    </w:p>
+    <w:p>
+      <w:pPr>
+        <w:rPr>
+          <w:lang w:val="en-US"/>
+        </w:rPr>
+      </w:pPr>
+      <w:r>
+        <w:rPr>
+          <w:lang w:val="en-US"/>
+        </w:rPr>
+        <w:t xml:space="preserve">    required BOOLEAN DEFAULT TRUE,</w:t>
+      </w:r>
+    </w:p>
+    <w:p>
+      <w:pPr>
+        <w:rPr>
+          <w:lang w:val="en-US"/>
+        </w:rPr>
+      </w:pPr>
+      <w:r>
+        <w:rPr>
+          <w:lang w:val="en-US"/>
+        </w:rPr>
+        <w:t xml:space="preserve">    default_value DECIMAL(10,2),</w:t>
+      </w:r>
+    </w:p>
+    <w:p>
+      <w:pPr>
+        <w:rPr>
+          <w:lang w:val="en-US"/>
+        </w:rPr>
+      </w:pPr>
+      <w:r>
+        <w:rPr>
+          <w:lang w:val="en-US"/>
+        </w:rPr>
+        <w:t xml:space="preserve">    unit VARCHAR(20),</w:t>
+      </w:r>
+    </w:p>
+    <w:p>
+      <w:pPr>
+        <w:rPr>
+          <w:lang w:val="en-US"/>
+        </w:rPr>
+      </w:pPr>
+      <w:r>
+        <w:rPr>
+          <w:lang w:val="en-US"/>
+        </w:rPr>
+        <w:t xml:space="preserve">    UNIQUE(exercise_id, metric_type)</w:t>
+      </w:r>
+    </w:p>
+    <w:p>
+      <w:pPr>
+        <w:rPr>
+          <w:lang w:val="en-US"/>
+        </w:rPr>
+      </w:pPr>
+      <w:r>
+        <w:rPr>
+          <w:lang w:val="en-US"/>
+        </w:rPr>
+        <w:t>);</w:t>
+      </w:r>
+    </w:p>
+    <w:p>
+      <w:pPr>
+        <w:rPr>
+          <w:lang w:val="en-US"/>
+        </w:rPr>
+      </w:pPr>
+    </w:p>
+    <w:p>
+      <w:pPr>
+        <w:rPr>
+          <w:lang w:val="en-US"/>
+        </w:rPr>
+      </w:pPr>
+      <w:r>
+        <w:rPr>
+          <w:lang w:val="en-US"/>
+        </w:rPr>
+        <w:t xml:space="preserve">-- </w:t>
+      </w:r>
+      <w:r>
+        <w:t>Связь</w:t>
+      </w:r>
+      <w:r>
+        <w:rPr>
+          <w:lang w:val="en-US"/>
+        </w:rPr>
+        <w:t xml:space="preserve"> </w:t>
+      </w:r>
+      <w:r>
+        <w:t>упражнений</w:t>
+      </w:r>
+      <w:r>
+        <w:rPr>
+          <w:lang w:val="en-US"/>
+        </w:rPr>
+        <w:t xml:space="preserve"> </w:t>
+      </w:r>
+      <w:r>
+        <w:t>с</w:t>
+      </w:r>
+      <w:r>
+        <w:rPr>
+          <w:lang w:val="en-US"/>
+        </w:rPr>
+        <w:t xml:space="preserve"> </w:t>
+      </w:r>
+      <w:r>
+        <w:t>программами</w:t>
+      </w:r>
+    </w:p>
+    <w:p>
+      <w:pPr>
+        <w:rPr>
+          <w:lang w:val="en-US"/>
+        </w:rPr>
+      </w:pPr>
+      <w:r>
+        <w:rPr>
+          <w:lang w:val="en-US"/>
+        </w:rPr>
+        <w:t>CREATE TABLE workout_exercises (</w:t>
+      </w:r>
+    </w:p>
+    <w:p>
+      <w:pPr>
+        <w:rPr>
+          <w:lang w:val="en-US"/>
+        </w:rPr>
+      </w:pPr>
+      <w:r>
+        <w:rPr>
+          <w:lang w:val="en-US"/>
+        </w:rPr>
+        <w:t xml:space="preserve">    id SERIAL PRIMARY KEY,</w:t>
+      </w:r>
+    </w:p>
+    <w:p>
+      <w:pPr>
+        <w:rPr>
+          <w:lang w:val="en-US"/>
+        </w:rPr>
+      </w:pPr>
+      <w:r>
+        <w:rPr>
+          <w:lang w:val="en-US"/>
+        </w:rPr>
+        <w:t xml:space="preserve">    workout_id INTEGER REFERENCES workouts(id) ON DELETE CASCADE,</w:t>
+      </w:r>
+    </w:p>
+    <w:p>
+      <w:pPr>
+        <w:rPr>
+          <w:lang w:val="en-US"/>
+        </w:rPr>
+      </w:pPr>
+      <w:r>
+        <w:rPr>
+          <w:lang w:val="en-US"/>
+        </w:rPr>
+        <w:t xml:space="preserve">    exercise_id INTEGER REFERENCES exercises(id) ON DELETE CASCADE,</w:t>
+      </w:r>
+    </w:p>
+    <w:p>
+      <w:pPr>
+        <w:rPr>
+          <w:lang w:val="en-US"/>
+        </w:rPr>
+      </w:pPr>
+      <w:r>
+        <w:rPr>
+          <w:lang w:val="en-US"/>
+        </w:rPr>
+        <w:t xml:space="preserve">    sets INTEGER NOT NULL CHECK (sets &gt; 0 AND sets &lt;= 10),</w:t>
+      </w:r>
+    </w:p>
+    <w:p>
+      <w:pPr>
+        <w:rPr>
+          <w:lang w:val="en-US"/>
+        </w:rPr>
+      </w:pPr>
+      <w:r>
+        <w:rPr>
+          <w:lang w:val="en-US"/>
+        </w:rPr>
+        <w:t xml:space="preserve">    rest_seconds INTEGER DEFAULT 60 CHECK (rest_seconds &gt;= 0),</w:t>
+      </w:r>
+    </w:p>
+    <w:p>
+      <w:pPr>
+        <w:rPr>
+          <w:lang w:val="en-US"/>
+        </w:rPr>
+      </w:pPr>
+      <w:r>
+        <w:rPr>
+          <w:lang w:val="en-US"/>
+        </w:rPr>
+        <w:t xml:space="preserve">    order_index INTEGER NOT NULL CHECK (order_index &gt; 0),</w:t>
+      </w:r>
+    </w:p>
+    <w:p>
+      <w:pPr>
+        <w:rPr>
+          <w:lang w:val="en-US"/>
+        </w:rPr>
+      </w:pPr>
+      <w:r>
+        <w:rPr>
+          <w:lang w:val="en-US"/>
+        </w:rPr>
+        <w:t xml:space="preserve">    UNIQUE(workout_id, exercise_id, order_index)</w:t>
+      </w:r>
+    </w:p>
+    <w:p>
+      <w:r>
+        <w:t>);</w:t>
+      </w:r>
+    </w:p>
     <w:p/>
     <w:p>
       <w:r>
-        <w:t>-- Упражнения (расширенные поля для адаптации)</w:t>
-      </w:r>
-    </w:p>
-    <w:p>
-      <w:pPr>
-        <w:rPr>
-          <w:lang w:val="en-US"/>
-        </w:rPr>
-      </w:pPr>
-      <w:r>
-        <w:rPr>
-          <w:lang w:val="en-US"/>
-        </w:rPr>
-        <w:t>CREATE TABLE exercises (</w:t>
+        <w:t>-- Пользовательские тренировки (события в календаре)</w:t>
+      </w:r>
+    </w:p>
+    <w:p>
+      <w:pPr>
+        <w:rPr>
+          <w:lang w:val="en-US"/>
+        </w:rPr>
+      </w:pPr>
+      <w:r>
+        <w:rPr>
+          <w:lang w:val="en-US"/>
+        </w:rPr>
+        <w:t>CREATE TABLE user_workouts (</w:t>
       </w:r>
     </w:p>
     <w:p>
@@ -949,20 +1612,898 @@
         <w:rPr>
           <w:lang w:val="en-US"/>
         </w:rPr>
-        <w:t xml:space="preserve">    name VARCHAR(100) NOT NULL,</w:t>
-      </w:r>
-    </w:p>
-    <w:p>
-      <w:pPr>
-        <w:rPr>
-          <w:lang w:val="en-US"/>
-        </w:rPr>
-      </w:pPr>
-      <w:r>
-        <w:rPr>
-          <w:lang w:val="en-US"/>
-        </w:rPr>
-        <w:t xml:space="preserve">    description TEXT,</w:t>
+        <w:t xml:space="preserve">    user_id INTEGER REFERENCES users(id) ON DELETE CASCADE,</w:t>
+      </w:r>
+    </w:p>
+    <w:p>
+      <w:pPr>
+        <w:rPr>
+          <w:lang w:val="en-US"/>
+        </w:rPr>
+      </w:pPr>
+      <w:r>
+        <w:rPr>
+          <w:lang w:val="en-US"/>
+        </w:rPr>
+        <w:t xml:space="preserve">    workout_id INTEGER REFERENCES workouts(id) ON DELETE CASCADE,</w:t>
+      </w:r>
+    </w:p>
+    <w:p>
+      <w:pPr>
+        <w:rPr>
+          <w:lang w:val="en-US"/>
+        </w:rPr>
+      </w:pPr>
+      <w:r>
+        <w:rPr>
+          <w:lang w:val="en-US"/>
+        </w:rPr>
+        <w:lastRenderedPageBreak/>
+        <w:t xml:space="preserve">    scheduled_date DATE NOT NULL,</w:t>
+      </w:r>
+    </w:p>
+    <w:p>
+      <w:pPr>
+        <w:rPr>
+          <w:lang w:val="en-US"/>
+        </w:rPr>
+      </w:pPr>
+      <w:r>
+        <w:rPr>
+          <w:lang w:val="en-US"/>
+        </w:rPr>
+        <w:t xml:space="preserve">    scheduled_time TIME DEFAULT '17:00:00',</w:t>
+      </w:r>
+    </w:p>
+    <w:p>
+      <w:pPr>
+        <w:rPr>
+          <w:lang w:val="en-US"/>
+        </w:rPr>
+      </w:pPr>
+      <w:r>
+        <w:rPr>
+          <w:lang w:val="en-US"/>
+        </w:rPr>
+        <w:t xml:space="preserve">    status workout_status_type DEFAULT 'scheduled',</w:t>
+      </w:r>
+    </w:p>
+    <w:p>
+      <w:pPr>
+        <w:rPr>
+          <w:lang w:val="en-US"/>
+        </w:rPr>
+      </w:pPr>
+      <w:r>
+        <w:rPr>
+          <w:lang w:val="en-US"/>
+        </w:rPr>
+        <w:t xml:space="preserve">    started_at TIMESTAMP,</w:t>
+      </w:r>
+    </w:p>
+    <w:p>
+      <w:pPr>
+        <w:rPr>
+          <w:lang w:val="en-US"/>
+        </w:rPr>
+      </w:pPr>
+      <w:r>
+        <w:rPr>
+          <w:lang w:val="en-US"/>
+        </w:rPr>
+        <w:t xml:space="preserve">    paused_at TIMESTAMP,</w:t>
+      </w:r>
+    </w:p>
+    <w:p>
+      <w:pPr>
+        <w:rPr>
+          <w:lang w:val="en-US"/>
+        </w:rPr>
+      </w:pPr>
+      <w:r>
+        <w:rPr>
+          <w:lang w:val="en-US"/>
+        </w:rPr>
+        <w:t xml:space="preserve">    completed_at TIMESTAMP,</w:t>
+      </w:r>
+    </w:p>
+    <w:p>
+      <w:pPr>
+        <w:rPr>
+          <w:lang w:val="en-US"/>
+        </w:rPr>
+      </w:pPr>
+      <w:r>
+        <w:rPr>
+          <w:lang w:val="en-US"/>
+        </w:rPr>
+        <w:t xml:space="preserve">    last_exercise_index INTEGER DEFAULT 0,</w:t>
+      </w:r>
+    </w:p>
+    <w:p>
+      <w:pPr>
+        <w:rPr>
+          <w:lang w:val="en-US"/>
+        </w:rPr>
+      </w:pPr>
+      <w:r>
+        <w:rPr>
+          <w:lang w:val="en-US"/>
+        </w:rPr>
+        <w:t xml:space="preserve">    wellness_rating INTEGER CHECK (wellness_rating &gt;= 1 AND wellness_rating &lt;= 5),</w:t>
+      </w:r>
+    </w:p>
+    <w:p>
+      <w:pPr>
+        <w:rPr>
+          <w:lang w:val="en-US"/>
+        </w:rPr>
+      </w:pPr>
+      <w:r>
+        <w:rPr>
+          <w:lang w:val="en-US"/>
+        </w:rPr>
+        <w:t xml:space="preserve">    comments TEXT,</w:t>
+      </w:r>
+    </w:p>
+    <w:p>
+      <w:pPr>
+        <w:rPr>
+          <w:lang w:val="en-US"/>
+        </w:rPr>
+      </w:pPr>
+      <w:r>
+        <w:rPr>
+          <w:lang w:val="en-US"/>
+        </w:rPr>
+        <w:t xml:space="preserve">    rescheduled_to DATE,</w:t>
+      </w:r>
+    </w:p>
+    <w:p>
+      <w:pPr>
+        <w:rPr>
+          <w:lang w:val="en-US"/>
+        </w:rPr>
+      </w:pPr>
+      <w:r>
+        <w:rPr>
+          <w:lang w:val="en-US"/>
+        </w:rPr>
+        <w:t xml:space="preserve">    reschedule_reason TEXT,</w:t>
+      </w:r>
+    </w:p>
+    <w:p>
+      <w:pPr>
+        <w:rPr>
+          <w:lang w:val="en-US"/>
+        </w:rPr>
+      </w:pPr>
+      <w:r>
+        <w:rPr>
+          <w:lang w:val="en-US"/>
+        </w:rPr>
+        <w:t xml:space="preserve">    planned_difficulty INTEGER DEFAULT 7,</w:t>
+      </w:r>
+    </w:p>
+    <w:p>
+      <w:pPr>
+        <w:rPr>
+          <w:lang w:val="en-US"/>
+        </w:rPr>
+      </w:pPr>
+      <w:r>
+        <w:rPr>
+          <w:lang w:val="en-US"/>
+        </w:rPr>
+        <w:t xml:space="preserve">    created_at TIMESTAMP DEFAULT CURRENT_TIMESTAMP,</w:t>
+      </w:r>
+    </w:p>
+    <w:p>
+      <w:pPr>
+        <w:rPr>
+          <w:lang w:val="en-US"/>
+        </w:rPr>
+      </w:pPr>
+      <w:r>
+        <w:rPr>
+          <w:lang w:val="en-US"/>
+        </w:rPr>
+        <w:t xml:space="preserve">    updated_at TIMESTAMP DEFAULT CURRENT_TIMESTAMP</w:t>
+      </w:r>
+    </w:p>
+    <w:p>
+      <w:pPr>
+        <w:rPr>
+          <w:lang w:val="en-US"/>
+        </w:rPr>
+      </w:pPr>
+      <w:r>
+        <w:rPr>
+          <w:lang w:val="en-US"/>
+        </w:rPr>
+        <w:t>);</w:t>
+      </w:r>
+    </w:p>
+    <w:p>
+      <w:pPr>
+        <w:rPr>
+          <w:lang w:val="en-US"/>
+        </w:rPr>
+      </w:pPr>
+    </w:p>
+    <w:p>
+      <w:pPr>
+        <w:rPr>
+          <w:lang w:val="en-US"/>
+        </w:rPr>
+      </w:pPr>
+      <w:r>
+        <w:rPr>
+          <w:lang w:val="en-US"/>
+        </w:rPr>
+        <w:t xml:space="preserve">-- </w:t>
+      </w:r>
+      <w:r>
+        <w:t>Подходы</w:t>
+      </w:r>
+    </w:p>
+    <w:p>
+      <w:pPr>
+        <w:rPr>
+          <w:lang w:val="en-US"/>
+        </w:rPr>
+      </w:pPr>
+      <w:r>
+        <w:rPr>
+          <w:lang w:val="en-US"/>
+        </w:rPr>
+        <w:t>CREATE TABLE exercise_sets (</w:t>
+      </w:r>
+    </w:p>
+    <w:p>
+      <w:pPr>
+        <w:rPr>
+          <w:lang w:val="en-US"/>
+        </w:rPr>
+      </w:pPr>
+      <w:r>
+        <w:rPr>
+          <w:lang w:val="en-US"/>
+        </w:rPr>
+        <w:t xml:space="preserve">    id SERIAL PRIMARY KEY,</w:t>
+      </w:r>
+    </w:p>
+    <w:p>
+      <w:pPr>
+        <w:rPr>
+          <w:lang w:val="en-US"/>
+        </w:rPr>
+      </w:pPr>
+      <w:r>
+        <w:rPr>
+          <w:lang w:val="en-US"/>
+        </w:rPr>
+        <w:t xml:space="preserve">    workout_exercise_id INTEGER NOT NULL REFERENCES workout_exercises(id) ON DELETE CASCADE,</w:t>
+      </w:r>
+    </w:p>
+    <w:p>
+      <w:pPr>
+        <w:rPr>
+          <w:lang w:val="en-US"/>
+        </w:rPr>
+      </w:pPr>
+      <w:r>
+        <w:rPr>
+          <w:lang w:val="en-US"/>
+        </w:rPr>
+        <w:t xml:space="preserve">    set_number INTEGER NOT NULL CHECK (set_number &gt; 0),</w:t>
+      </w:r>
+    </w:p>
+    <w:p>
+      <w:pPr>
+        <w:rPr>
+          <w:lang w:val="en-US"/>
+        </w:rPr>
+      </w:pPr>
+      <w:r>
+        <w:rPr>
+          <w:lang w:val="en-US"/>
+        </w:rPr>
+        <w:t xml:space="preserve">    set_type VARCHAR(50) NOT NULL DEFAULT 'normal',</w:t>
+      </w:r>
+    </w:p>
+    <w:p>
+      <w:pPr>
+        <w:rPr>
+          <w:lang w:val="en-US"/>
+        </w:rPr>
+      </w:pPr>
+      <w:r>
+        <w:rPr>
+          <w:lang w:val="en-US"/>
+        </w:rPr>
+        <w:t xml:space="preserve">    created_at TIMESTAMP DEFAULT CURRENT_TIMESTAMP,</w:t>
+      </w:r>
+    </w:p>
+    <w:p>
+      <w:pPr>
+        <w:rPr>
+          <w:lang w:val="en-US"/>
+        </w:rPr>
+      </w:pPr>
+      <w:r>
+        <w:rPr>
+          <w:lang w:val="en-US"/>
+        </w:rPr>
+        <w:t xml:space="preserve">    UNIQUE(workout_exercise_id, set_number)</w:t>
+      </w:r>
+    </w:p>
+    <w:p>
+      <w:pPr>
+        <w:rPr>
+          <w:lang w:val="en-US"/>
+        </w:rPr>
+      </w:pPr>
+      <w:r>
+        <w:rPr>
+          <w:lang w:val="en-US"/>
+        </w:rPr>
+        <w:t>);</w:t>
+      </w:r>
+    </w:p>
+    <w:p>
+      <w:pPr>
+        <w:rPr>
+          <w:lang w:val="en-US"/>
+        </w:rPr>
+      </w:pPr>
+    </w:p>
+    <w:p>
+      <w:pPr>
+        <w:rPr>
+          <w:lang w:val="en-US"/>
+        </w:rPr>
+      </w:pPr>
+      <w:r>
+        <w:rPr>
+          <w:lang w:val="en-US"/>
+        </w:rPr>
+        <w:t xml:space="preserve">-- </w:t>
+      </w:r>
+      <w:r>
+        <w:t>Метрики</w:t>
+      </w:r>
+      <w:r>
+        <w:rPr>
+          <w:lang w:val="en-US"/>
+        </w:rPr>
+        <w:t xml:space="preserve"> </w:t>
+      </w:r>
+      <w:r>
+        <w:t>подходов</w:t>
+      </w:r>
+    </w:p>
+    <w:p>
+      <w:pPr>
+        <w:rPr>
+          <w:lang w:val="en-US"/>
+        </w:rPr>
+      </w:pPr>
+      <w:r>
+        <w:rPr>
+          <w:lang w:val="en-US"/>
+        </w:rPr>
+        <w:t>CREATE TABLE set_metrics (</w:t>
+      </w:r>
+    </w:p>
+    <w:p>
+      <w:pPr>
+        <w:rPr>
+          <w:lang w:val="en-US"/>
+        </w:rPr>
+      </w:pPr>
+      <w:r>
+        <w:rPr>
+          <w:lang w:val="en-US"/>
+        </w:rPr>
+        <w:t xml:space="preserve">    id SERIAL PRIMARY KEY,</w:t>
+      </w:r>
+    </w:p>
+    <w:p>
+      <w:pPr>
+        <w:rPr>
+          <w:lang w:val="en-US"/>
+        </w:rPr>
+      </w:pPr>
+      <w:r>
+        <w:rPr>
+          <w:lang w:val="en-US"/>
+        </w:rPr>
+        <w:t xml:space="preserve">    exercise_set_id INTEGER NOT NULL REFERENCES exercise_sets(id) ON DELETE CASCADE,</w:t>
+      </w:r>
+    </w:p>
+    <w:p>
+      <w:pPr>
+        <w:rPr>
+          <w:lang w:val="en-US"/>
+        </w:rPr>
+      </w:pPr>
+      <w:r>
+        <w:rPr>
+          <w:lang w:val="en-US"/>
+        </w:rPr>
+        <w:t xml:space="preserve">    metric_type metric_type NOT NULL,</w:t>
+      </w:r>
+    </w:p>
+    <w:p>
+      <w:pPr>
+        <w:rPr>
+          <w:lang w:val="en-US"/>
+        </w:rPr>
+      </w:pPr>
+      <w:r>
+        <w:rPr>
+          <w:lang w:val="en-US"/>
+        </w:rPr>
+        <w:t xml:space="preserve">    value NUMERIC(10,2) NOT NULL,</w:t>
+      </w:r>
+    </w:p>
+    <w:p>
+      <w:pPr>
+        <w:rPr>
+          <w:lang w:val="en-US"/>
+        </w:rPr>
+      </w:pPr>
+      <w:r>
+        <w:rPr>
+          <w:lang w:val="en-US"/>
+        </w:rPr>
+        <w:lastRenderedPageBreak/>
+        <w:t xml:space="preserve">    unit VARCHAR(20),</w:t>
+      </w:r>
+    </w:p>
+    <w:p>
+      <w:pPr>
+        <w:rPr>
+          <w:lang w:val="en-US"/>
+        </w:rPr>
+      </w:pPr>
+      <w:r>
+        <w:rPr>
+          <w:lang w:val="en-US"/>
+        </w:rPr>
+        <w:t xml:space="preserve">    created_at TIMESTAMP DEFAULT CURRENT_TIMESTAMP</w:t>
+      </w:r>
+    </w:p>
+    <w:p>
+      <w:pPr>
+        <w:rPr>
+          <w:lang w:val="en-US"/>
+        </w:rPr>
+      </w:pPr>
+      <w:r>
+        <w:rPr>
+          <w:lang w:val="en-US"/>
+        </w:rPr>
+        <w:t>);</w:t>
+      </w:r>
+    </w:p>
+    <w:p>
+      <w:pPr>
+        <w:rPr>
+          <w:lang w:val="en-US"/>
+        </w:rPr>
+      </w:pPr>
+    </w:p>
+    <w:p>
+      <w:pPr>
+        <w:rPr>
+          <w:lang w:val="en-US"/>
+        </w:rPr>
+      </w:pPr>
+      <w:r>
+        <w:rPr>
+          <w:lang w:val="en-US"/>
+        </w:rPr>
+        <w:t xml:space="preserve">-- </w:t>
+      </w:r>
+      <w:r>
+        <w:t>История</w:t>
+      </w:r>
+      <w:r>
+        <w:rPr>
+          <w:lang w:val="en-US"/>
+        </w:rPr>
+        <w:t xml:space="preserve"> </w:t>
+      </w:r>
+      <w:r>
+        <w:t>адаптаций</w:t>
+      </w:r>
+      <w:r>
+        <w:rPr>
+          <w:lang w:val="en-US"/>
+        </w:rPr>
+        <w:t xml:space="preserve"> </w:t>
+      </w:r>
+      <w:r>
+        <w:t>нагрузки</w:t>
+      </w:r>
+    </w:p>
+    <w:p>
+      <w:pPr>
+        <w:rPr>
+          <w:lang w:val="en-US"/>
+        </w:rPr>
+      </w:pPr>
+      <w:r>
+        <w:rPr>
+          <w:lang w:val="en-US"/>
+        </w:rPr>
+        <w:t>CREATE TABLE workout_adaptations (</w:t>
+      </w:r>
+    </w:p>
+    <w:p>
+      <w:pPr>
+        <w:rPr>
+          <w:lang w:val="en-US"/>
+        </w:rPr>
+      </w:pPr>
+      <w:r>
+        <w:rPr>
+          <w:lang w:val="en-US"/>
+        </w:rPr>
+        <w:t xml:space="preserve">    id SERIAL PRIMARY KEY,</w:t>
+      </w:r>
+    </w:p>
+    <w:p>
+      <w:pPr>
+        <w:rPr>
+          <w:lang w:val="en-US"/>
+        </w:rPr>
+      </w:pPr>
+      <w:r>
+        <w:rPr>
+          <w:lang w:val="en-US"/>
+        </w:rPr>
+        <w:t xml:space="preserve">    user_id INTEGER REFERENCES users(id) ON DELETE CASCADE,</w:t>
+      </w:r>
+    </w:p>
+    <w:p>
+      <w:pPr>
+        <w:rPr>
+          <w:lang w:val="en-US"/>
+        </w:rPr>
+      </w:pPr>
+      <w:r>
+        <w:rPr>
+          <w:lang w:val="en-US"/>
+        </w:rPr>
+        <w:t xml:space="preserve">    user_workout_id INTEGER REFERENCES user_workouts(id) ON DELETE CASCADE,</w:t>
+      </w:r>
+    </w:p>
+    <w:p>
+      <w:pPr>
+        <w:rPr>
+          <w:lang w:val="en-US"/>
+        </w:rPr>
+      </w:pPr>
+      <w:r>
+        <w:rPr>
+          <w:lang w:val="en-US"/>
+        </w:rPr>
+        <w:t xml:space="preserve">    exercise_id INTEGER REFERENCES exercises(id) ON DELETE CASCADE,</w:t>
+      </w:r>
+    </w:p>
+    <w:p>
+      <w:pPr>
+        <w:rPr>
+          <w:lang w:val="en-US"/>
+        </w:rPr>
+      </w:pPr>
+      <w:r>
+        <w:rPr>
+          <w:lang w:val="en-US"/>
+        </w:rPr>
+        <w:t xml:space="preserve">    previous_weight DECIMAL(5,2),</w:t>
+      </w:r>
+    </w:p>
+    <w:p>
+      <w:pPr>
+        <w:rPr>
+          <w:lang w:val="en-US"/>
+        </w:rPr>
+      </w:pPr>
+      <w:r>
+        <w:rPr>
+          <w:lang w:val="en-US"/>
+        </w:rPr>
+        <w:t xml:space="preserve">    new_weight DECIMAL(5,2),</w:t>
+      </w:r>
+    </w:p>
+    <w:p>
+      <w:pPr>
+        <w:rPr>
+          <w:lang w:val="en-US"/>
+        </w:rPr>
+      </w:pPr>
+      <w:r>
+        <w:rPr>
+          <w:lang w:val="en-US"/>
+        </w:rPr>
+        <w:t xml:space="preserve">    previous_reps INTEGER,</w:t>
+      </w:r>
+    </w:p>
+    <w:p>
+      <w:pPr>
+        <w:rPr>
+          <w:lang w:val="en-US"/>
+        </w:rPr>
+      </w:pPr>
+      <w:r>
+        <w:rPr>
+          <w:lang w:val="en-US"/>
+        </w:rPr>
+        <w:t xml:space="preserve">    new_reps INTEGER,</w:t>
+      </w:r>
+    </w:p>
+    <w:p>
+      <w:pPr>
+        <w:rPr>
+          <w:lang w:val="en-US"/>
+        </w:rPr>
+      </w:pPr>
+      <w:r>
+        <w:rPr>
+          <w:lang w:val="en-US"/>
+        </w:rPr>
+        <w:t xml:space="preserve">    adaptation_type VARCHAR(50) NOT NULL DEFAULT 'no_change',</w:t>
+      </w:r>
+    </w:p>
+    <w:p>
+      <w:pPr>
+        <w:rPr>
+          <w:lang w:val="en-US"/>
+        </w:rPr>
+      </w:pPr>
+      <w:r>
+        <w:rPr>
+          <w:lang w:val="en-US"/>
+        </w:rPr>
+        <w:t xml:space="preserve">    adaptation_reason VARCHAR(500),</w:t>
+      </w:r>
+    </w:p>
+    <w:p>
+      <w:pPr>
+        <w:rPr>
+          <w:lang w:val="en-US"/>
+        </w:rPr>
+      </w:pPr>
+      <w:r>
+        <w:rPr>
+          <w:lang w:val="en-US"/>
+        </w:rPr>
+        <w:t xml:space="preserve">    created_at TIMESTAMP DEFAULT CURRENT_TIMESTAMP</w:t>
+      </w:r>
+    </w:p>
+    <w:p>
+      <w:r>
+        <w:t>);</w:t>
+      </w:r>
+    </w:p>
+    <w:p/>
+    <w:p>
+      <w:r>
+        <w:t>-- Ежедневные метрики утомления и восстановления</w:t>
+      </w:r>
+    </w:p>
+    <w:p>
+      <w:r>
+        <w:t xml:space="preserve">CREATE TABLE </w:t>
+      </w:r>
+      <w:proofErr w:type="spellStart"/>
+      <w:r>
+        <w:t>fatigue_recovery</w:t>
+      </w:r>
+      <w:proofErr w:type="spellEnd"/>
+      <w:r>
+        <w:t xml:space="preserve"> (</w:t>
+      </w:r>
+    </w:p>
+    <w:p>
+      <w:pPr>
+        <w:rPr>
+          <w:lang w:val="en-US"/>
+        </w:rPr>
+      </w:pPr>
+      <w:r>
+        <w:t xml:space="preserve">    </w:t>
+      </w:r>
+      <w:r>
+        <w:rPr>
+          <w:lang w:val="en-US"/>
+        </w:rPr>
+        <w:t>id SERIAL PRIMARY KEY,</w:t>
+      </w:r>
+    </w:p>
+    <w:p>
+      <w:pPr>
+        <w:rPr>
+          <w:lang w:val="en-US"/>
+        </w:rPr>
+      </w:pPr>
+      <w:r>
+        <w:rPr>
+          <w:lang w:val="en-US"/>
+        </w:rPr>
+        <w:t xml:space="preserve">    user_id INTEGER REFERENCES users(id) ON DELETE CASCADE,</w:t>
+      </w:r>
+    </w:p>
+    <w:p>
+      <w:pPr>
+        <w:rPr>
+          <w:lang w:val="en-US"/>
+        </w:rPr>
+      </w:pPr>
+      <w:r>
+        <w:rPr>
+          <w:lang w:val="en-US"/>
+        </w:rPr>
+        <w:t xml:space="preserve">    date DATE NOT NULL,</w:t>
+      </w:r>
+    </w:p>
+    <w:p>
+      <w:pPr>
+        <w:rPr>
+          <w:lang w:val="en-US"/>
+        </w:rPr>
+      </w:pPr>
+      <w:r>
+        <w:rPr>
+          <w:lang w:val="en-US"/>
+        </w:rPr>
+        <w:t xml:space="preserve">    fatigue_score NUMERIC(5,2) CHECK (fatigue_score &gt;= 0 AND fatigue_score &lt;= 100),</w:t>
+      </w:r>
+    </w:p>
+    <w:p>
+      <w:pPr>
+        <w:rPr>
+          <w:lang w:val="en-US"/>
+        </w:rPr>
+      </w:pPr>
+      <w:r>
+        <w:rPr>
+          <w:lang w:val="en-US"/>
+        </w:rPr>
+        <w:t xml:space="preserve">    recovery_score NUMERIC(5,2) CHECK (recovery_score &gt;= 0 AND recovery_score &lt;= 100),</w:t>
+      </w:r>
+    </w:p>
+    <w:p>
+      <w:pPr>
+        <w:rPr>
+          <w:lang w:val="en-US"/>
+        </w:rPr>
+      </w:pPr>
+      <w:r>
+        <w:rPr>
+          <w:lang w:val="en-US"/>
+        </w:rPr>
+        <w:t xml:space="preserve">    performance_trend NUMERIC(5,2),</w:t>
+      </w:r>
+    </w:p>
+    <w:p>
+      <w:pPr>
+        <w:rPr>
+          <w:lang w:val="en-US"/>
+        </w:rPr>
+      </w:pPr>
+      <w:r>
+        <w:rPr>
+          <w:lang w:val="en-US"/>
+        </w:rPr>
+        <w:t xml:space="preserve">    adaptation_rate NUMERIC(5,2),</w:t>
+      </w:r>
+    </w:p>
+    <w:p>
+      <w:pPr>
+        <w:rPr>
+          <w:lang w:val="en-US"/>
+        </w:rPr>
+      </w:pPr>
+      <w:r>
+        <w:rPr>
+          <w:lang w:val="en-US"/>
+        </w:rPr>
+        <w:t xml:space="preserve">    injury_risk NUMERIC(5,2),</w:t>
+      </w:r>
+    </w:p>
+    <w:p>
+      <w:pPr>
+        <w:rPr>
+          <w:lang w:val="en-US"/>
+        </w:rPr>
+      </w:pPr>
+      <w:r>
+        <w:rPr>
+          <w:lang w:val="en-US"/>
+        </w:rPr>
+        <w:t xml:space="preserve">    raw_data JSONB,</w:t>
+      </w:r>
+    </w:p>
+    <w:p>
+      <w:r>
+        <w:rPr>
+          <w:lang w:val="en-US"/>
+        </w:rPr>
+        <w:t xml:space="preserve">    </w:t>
+      </w:r>
+      <w:r>
+        <w:t>UNIQUE(</w:t>
+      </w:r>
+      <w:proofErr w:type="spellStart"/>
+      <w:r>
+        <w:t>user_id</w:t>
+      </w:r>
+      <w:proofErr w:type="spellEnd"/>
+      <w:r>
+        <w:t xml:space="preserve">, </w:t>
+      </w:r>
+      <w:proofErr w:type="spellStart"/>
+      <w:r>
+        <w:t>date</w:t>
+      </w:r>
+      <w:proofErr w:type="spellEnd"/>
+      <w:r>
+        <w:t>)</w:t>
+      </w:r>
+    </w:p>
+    <w:p>
+      <w:r>
+        <w:t>);</w:t>
+      </w:r>
+    </w:p>
+    <w:p/>
+    <w:p>
+      <w:r>
+        <w:t>-- Восстановление отдельных мышечных групп</w:t>
+      </w:r>
+    </w:p>
+    <w:p>
+      <w:pPr>
+        <w:rPr>
+          <w:lang w:val="en-US"/>
+        </w:rPr>
+      </w:pPr>
+      <w:r>
+        <w:rPr>
+          <w:lang w:val="en-US"/>
+        </w:rPr>
+        <w:t>CREATE TABLE muscle_recovery (</w:t>
+      </w:r>
+    </w:p>
+    <w:p>
+      <w:pPr>
+        <w:rPr>
+          <w:lang w:val="en-US"/>
+        </w:rPr>
+      </w:pPr>
+      <w:r>
+        <w:rPr>
+          <w:lang w:val="en-US"/>
+        </w:rPr>
+        <w:t xml:space="preserve">    id SERIAL PRIMARY KEY,</w:t>
+      </w:r>
+    </w:p>
+    <w:p>
+      <w:pPr>
+        <w:rPr>
+          <w:lang w:val="en-US"/>
+        </w:rPr>
+      </w:pPr>
+      <w:r>
+        <w:rPr>
+          <w:lang w:val="en-US"/>
+        </w:rPr>
+        <w:t xml:space="preserve">    user_id INTEGER REFERENCES users(id) ON DELETE CASCADE,</w:t>
       </w:r>
     </w:p>
     <w:p>
@@ -988,85 +2529,130 @@
         <w:rPr>
           <w:lang w:val="en-US"/>
         </w:rPr>
-        <w:t xml:space="preserve">    equipment_type VARCHAR(50) DEFAULT 'bodyweight',</w:t>
-      </w:r>
-    </w:p>
-    <w:p>
-      <w:pPr>
-        <w:rPr>
-          <w:lang w:val="en-US"/>
-        </w:rPr>
-      </w:pPr>
-      <w:r>
-        <w:rPr>
-          <w:lang w:val="en-US"/>
-        </w:rPr>
-        <w:t xml:space="preserve">    is_active BOOLEAN DEFAULT TRUE,</w:t>
-      </w:r>
-    </w:p>
-    <w:p>
-      <w:pPr>
-        <w:rPr>
-          <w:lang w:val="en-US"/>
-        </w:rPr>
-      </w:pPr>
-      <w:r>
-        <w:rPr>
-          <w:lang w:val="en-US"/>
-        </w:rPr>
-        <w:t xml:space="preserve">    fatigue_index NUMERIC(3,1) DEFAULT 5.0,</w:t>
-      </w:r>
-    </w:p>
-    <w:p>
-      <w:pPr>
-        <w:rPr>
-          <w:lang w:val="en-US"/>
-        </w:rPr>
-      </w:pPr>
-      <w:r>
-        <w:rPr>
-          <w:lang w:val="en-US"/>
-        </w:rPr>
-        <w:t xml:space="preserve">    stimulus_index NUMERIC(3,1) DEFAULT 5.0,</w:t>
-      </w:r>
-    </w:p>
-    <w:p>
-      <w:pPr>
-        <w:rPr>
-          <w:lang w:val="en-US"/>
-        </w:rPr>
-      </w:pPr>
-      <w:r>
-        <w:rPr>
-          <w:lang w:val="en-US"/>
-        </w:rPr>
-        <w:t xml:space="preserve">    injury_risk NUMERIC(3,1) DEFAULT 1.0,</w:t>
-      </w:r>
-    </w:p>
-    <w:p>
-      <w:pPr>
-        <w:rPr>
-          <w:lang w:val="en-US"/>
-        </w:rPr>
-      </w:pPr>
-      <w:r>
-        <w:rPr>
-          <w:lang w:val="en-US"/>
-        </w:rPr>
-        <w:t xml:space="preserve">    skill_requirement NUMERIC(3,1) DEFAULT 1.0,</w:t>
-      </w:r>
-    </w:p>
-    <w:p>
-      <w:pPr>
-        <w:rPr>
-          <w:lang w:val="en-US"/>
-        </w:rPr>
-      </w:pPr>
-      <w:r>
-        <w:rPr>
-          <w:lang w:val="en-US"/>
-        </w:rPr>
-        <w:t xml:space="preserve">    recovery_cost NUMERIC(3,1) DEFAULT 5.0,</w:t>
+        <w:t xml:space="preserve">    last_trained_date DATE,</w:t>
+      </w:r>
+    </w:p>
+    <w:p>
+      <w:pPr>
+        <w:rPr>
+          <w:lang w:val="en-US"/>
+        </w:rPr>
+      </w:pPr>
+      <w:r>
+        <w:rPr>
+          <w:lang w:val="en-US"/>
+        </w:rPr>
+        <w:t xml:space="preserve">    recovery_percentage NUMERIC(5,2) DEFAULT 100,</w:t>
+      </w:r>
+    </w:p>
+    <w:p>
+      <w:pPr>
+        <w:rPr>
+          <w:lang w:val="en-US"/>
+        </w:rPr>
+      </w:pPr>
+      <w:r>
+        <w:rPr>
+          <w:lang w:val="en-US"/>
+        </w:rPr>
+        <w:t xml:space="preserve">    updated_at TIMESTAMP DEFAULT CURRENT_TIMESTAMP,</w:t>
+      </w:r>
+    </w:p>
+    <w:p>
+      <w:pPr>
+        <w:rPr>
+          <w:lang w:val="en-US"/>
+        </w:rPr>
+      </w:pPr>
+      <w:r>
+        <w:rPr>
+          <w:lang w:val="en-US"/>
+        </w:rPr>
+        <w:t xml:space="preserve">    UNIQUE(user_id, muscle_group)</w:t>
+      </w:r>
+    </w:p>
+    <w:p>
+      <w:r>
+        <w:t>);</w:t>
+      </w:r>
+    </w:p>
+    <w:p/>
+    <w:p>
+      <w:r>
+        <w:t xml:space="preserve">-- Лайки / </w:t>
+      </w:r>
+      <w:proofErr w:type="spellStart"/>
+      <w:r>
+        <w:t>дизлайки</w:t>
+      </w:r>
+      <w:proofErr w:type="spellEnd"/>
+      <w:r>
+        <w:t xml:space="preserve"> упражнений (новая таблица)</w:t>
+      </w:r>
+    </w:p>
+    <w:p>
+      <w:pPr>
+        <w:rPr>
+          <w:lang w:val="en-US"/>
+        </w:rPr>
+      </w:pPr>
+      <w:r>
+        <w:rPr>
+          <w:lang w:val="en-US"/>
+        </w:rPr>
+        <w:t>CREATE TABLE exercise_likes (</w:t>
+      </w:r>
+    </w:p>
+    <w:p>
+      <w:pPr>
+        <w:rPr>
+          <w:lang w:val="en-US"/>
+        </w:rPr>
+      </w:pPr>
+      <w:r>
+        <w:rPr>
+          <w:lang w:val="en-US"/>
+        </w:rPr>
+        <w:t xml:space="preserve">    id SERIAL PRIMARY KEY,</w:t>
+      </w:r>
+    </w:p>
+    <w:p>
+      <w:pPr>
+        <w:rPr>
+          <w:lang w:val="en-US"/>
+        </w:rPr>
+      </w:pPr>
+      <w:r>
+        <w:rPr>
+          <w:lang w:val="en-US"/>
+        </w:rPr>
+        <w:t xml:space="preserve">    user_id INTEGER NOT NULL REFERENCES users(id) ON DELETE CASCADE,</w:t>
+      </w:r>
+    </w:p>
+    <w:p>
+      <w:pPr>
+        <w:rPr>
+          <w:lang w:val="en-US"/>
+        </w:rPr>
+      </w:pPr>
+      <w:r>
+        <w:rPr>
+          <w:lang w:val="en-US"/>
+        </w:rPr>
+        <w:t xml:space="preserve">    exercise_id INTEGER NOT NULL REFERENCES exercises(id) ON DELETE CASCADE,</w:t>
+      </w:r>
+    </w:p>
+    <w:p>
+      <w:pPr>
+        <w:rPr>
+          <w:lang w:val="en-US"/>
+        </w:rPr>
+      </w:pPr>
+      <w:r>
+        <w:rPr>
+          <w:lang w:val="en-US"/>
+        </w:rPr>
+        <w:t xml:space="preserve">    liked BOOLEAN NOT NULL,</w:t>
       </w:r>
     </w:p>
     <w:p>
@@ -1092,44 +2678,327 @@
         <w:rPr>
           <w:lang w:val="en-US"/>
         </w:rPr>
+        <w:t xml:space="preserve">    updated_at TIMESTAMP DEFAULT CURRENT_TIMESTAMP,</w:t>
+      </w:r>
+    </w:p>
+    <w:p>
+      <w:pPr>
+        <w:rPr>
+          <w:lang w:val="en-US"/>
+        </w:rPr>
+      </w:pPr>
+      <w:r>
+        <w:rPr>
+          <w:lang w:val="en-US"/>
+        </w:rPr>
+        <w:t xml:space="preserve">    UNIQUE(user_id, exercise_id)</w:t>
+      </w:r>
+    </w:p>
+    <w:p>
+      <w:pPr>
+        <w:rPr>
+          <w:lang w:val="en-US"/>
+        </w:rPr>
+      </w:pPr>
+      <w:r>
+        <w:rPr>
+          <w:lang w:val="en-US"/>
+        </w:rPr>
+        <w:t>);</w:t>
+      </w:r>
+    </w:p>
+    <w:p>
+      <w:pPr>
+        <w:rPr>
+          <w:lang w:val="en-US"/>
+        </w:rPr>
+      </w:pPr>
+    </w:p>
+    <w:p>
+      <w:pPr>
+        <w:rPr>
+          <w:lang w:val="en-US"/>
+        </w:rPr>
+      </w:pPr>
+      <w:r>
+        <w:rPr>
+          <w:lang w:val="en-US"/>
+        </w:rPr>
+        <w:t>-- =====================================================</w:t>
+      </w:r>
+    </w:p>
+    <w:p>
+      <w:pPr>
+        <w:rPr>
+          <w:lang w:val="en-US"/>
+        </w:rPr>
+      </w:pPr>
+      <w:r>
+        <w:rPr>
+          <w:lang w:val="en-US"/>
+        </w:rPr>
+        <w:t xml:space="preserve">-- 4. </w:t>
+      </w:r>
+      <w:r>
+        <w:t>ИНДЕКСЫ</w:t>
+      </w:r>
+    </w:p>
+    <w:p>
+      <w:pPr>
+        <w:rPr>
+          <w:lang w:val="en-US"/>
+        </w:rPr>
+      </w:pPr>
+      <w:r>
+        <w:rPr>
+          <w:lang w:val="en-US"/>
+        </w:rPr>
+        <w:t>-- =====================================================</w:t>
+      </w:r>
+    </w:p>
+    <w:p>
+      <w:pPr>
+        <w:rPr>
+          <w:lang w:val="en-US"/>
+        </w:rPr>
+      </w:pPr>
+      <w:r>
+        <w:rPr>
+          <w:lang w:val="en-US"/>
+        </w:rPr>
+        <w:t>CREATE INDEX idx_users_email ON users(email);</w:t>
+      </w:r>
+    </w:p>
+    <w:p>
+      <w:pPr>
+        <w:rPr>
+          <w:lang w:val="en-US"/>
+        </w:rPr>
+      </w:pPr>
+      <w:r>
+        <w:rPr>
+          <w:lang w:val="en-US"/>
+        </w:rPr>
+        <w:t>CREATE INDEX idx_users_nickname ON users(nickname);</w:t>
+      </w:r>
+    </w:p>
+    <w:p>
+      <w:pPr>
+        <w:rPr>
+          <w:lang w:val="en-US"/>
+        </w:rPr>
+      </w:pPr>
+      <w:r>
+        <w:rPr>
+          <w:lang w:val="en-US"/>
+        </w:rPr>
+        <w:t>CREATE INDEX idx_user_workouts_user_id ON user_workouts(user_id);</w:t>
+      </w:r>
+    </w:p>
+    <w:p>
+      <w:pPr>
+        <w:rPr>
+          <w:lang w:val="en-US"/>
+        </w:rPr>
+      </w:pPr>
+      <w:r>
+        <w:rPr>
+          <w:lang w:val="en-US"/>
+        </w:rPr>
+        <w:t>CREATE INDEX idx_user_workouts_status ON user_workouts(status);</w:t>
+      </w:r>
+    </w:p>
+    <w:p>
+      <w:pPr>
+        <w:rPr>
+          <w:lang w:val="en-US"/>
+        </w:rPr>
+      </w:pPr>
+      <w:r>
+        <w:rPr>
+          <w:lang w:val="en-US"/>
+        </w:rPr>
+        <w:t>CREATE INDEX idx_user_workouts_scheduled_date ON user_workouts(scheduled_date);</w:t>
+      </w:r>
+    </w:p>
+    <w:p>
+      <w:pPr>
+        <w:rPr>
+          <w:lang w:val="en-US"/>
+        </w:rPr>
+      </w:pPr>
+      <w:r>
+        <w:rPr>
+          <w:lang w:val="en-US"/>
+        </w:rPr>
+        <w:t>CREATE INDEX idx_user_workouts_user_date ON user_workouts(user_id, scheduled_date DESC);</w:t>
+      </w:r>
+    </w:p>
+    <w:p>
+      <w:pPr>
+        <w:rPr>
+          <w:lang w:val="en-US"/>
+        </w:rPr>
+      </w:pPr>
+      <w:r>
+        <w:rPr>
+          <w:lang w:val="en-US"/>
+        </w:rPr>
         <w:lastRenderedPageBreak/>
-        <w:t xml:space="preserve">    updated_at TIMESTAMP DEFAULT CURRENT_TIMESTAMP</w:t>
-      </w:r>
-    </w:p>
-    <w:p>
-      <w:pPr>
-        <w:rPr>
-          <w:lang w:val="en-US"/>
-        </w:rPr>
-      </w:pPr>
-      <w:r>
-        <w:rPr>
-          <w:lang w:val="en-US"/>
-        </w:rPr>
-        <w:t>);</w:t>
-      </w:r>
-    </w:p>
-    <w:p>
-      <w:pPr>
-        <w:rPr>
-          <w:lang w:val="en-US"/>
-        </w:rPr>
-      </w:pPr>
-    </w:p>
-    <w:p>
-      <w:pPr>
-        <w:rPr>
-          <w:lang w:val="en-US"/>
-        </w:rPr>
-      </w:pPr>
-      <w:r>
-        <w:rPr>
-          <w:lang w:val="en-US"/>
-        </w:rPr>
-        <w:t xml:space="preserve">-- </w:t>
-      </w:r>
-      <w:r>
-        <w:t>Шаблоны</w:t>
+        <w:t>CREATE INDEX idx_user_workouts_completed ON user_workouts(user_id, completed_at DESC) WHERE completed_at IS NOT NULL;</w:t>
+      </w:r>
+    </w:p>
+    <w:p>
+      <w:pPr>
+        <w:rPr>
+          <w:lang w:val="en-US"/>
+        </w:rPr>
+      </w:pPr>
+      <w:r>
+        <w:rPr>
+          <w:lang w:val="en-US"/>
+        </w:rPr>
+        <w:t>CREATE INDEX idx_workout_adaptations_user_id ON workout_adaptations(user_id);</w:t>
+      </w:r>
+    </w:p>
+    <w:p>
+      <w:pPr>
+        <w:rPr>
+          <w:lang w:val="en-US"/>
+        </w:rPr>
+      </w:pPr>
+      <w:r>
+        <w:rPr>
+          <w:lang w:val="en-US"/>
+        </w:rPr>
+        <w:t>CREATE INDEX idx_workout_adaptations_exercise_id ON workout_adaptations(exercise_id);</w:t>
+      </w:r>
+    </w:p>
+    <w:p>
+      <w:pPr>
+        <w:rPr>
+          <w:lang w:val="en-US"/>
+        </w:rPr>
+      </w:pPr>
+      <w:r>
+        <w:rPr>
+          <w:lang w:val="en-US"/>
+        </w:rPr>
+        <w:t>CREATE INDEX idx_workout_adaptations_user_exercise ON workout_adaptations(user_id, exercise_id, created_at DESC);</w:t>
+      </w:r>
+    </w:p>
+    <w:p>
+      <w:pPr>
+        <w:rPr>
+          <w:lang w:val="en-US"/>
+        </w:rPr>
+      </w:pPr>
+      <w:r>
+        <w:rPr>
+          <w:lang w:val="en-US"/>
+        </w:rPr>
+        <w:t>CREATE INDEX idx_set_metrics_exercise_set ON set_metrics(exercise_set_id);</w:t>
+      </w:r>
+    </w:p>
+    <w:p>
+      <w:pPr>
+        <w:rPr>
+          <w:lang w:val="en-US"/>
+        </w:rPr>
+      </w:pPr>
+      <w:r>
+        <w:rPr>
+          <w:lang w:val="en-US"/>
+        </w:rPr>
+        <w:t>CREATE INDEX idx_exercise_sets_workout_exercise ON exercise_sets(workout_exercise_id);</w:t>
+      </w:r>
+    </w:p>
+    <w:p>
+      <w:pPr>
+        <w:rPr>
+          <w:lang w:val="en-US"/>
+        </w:rPr>
+      </w:pPr>
+      <w:r>
+        <w:rPr>
+          <w:lang w:val="en-US"/>
+        </w:rPr>
+        <w:t>CREATE INDEX idx_fatigue_recovery_user_date ON fatigue_recovery(user_id, date DESC);</w:t>
+      </w:r>
+    </w:p>
+    <w:p>
+      <w:pPr>
+        <w:rPr>
+          <w:lang w:val="en-US"/>
+        </w:rPr>
+      </w:pPr>
+      <w:r>
+        <w:rPr>
+          <w:lang w:val="en-US"/>
+        </w:rPr>
+        <w:t>CREATE INDEX idx_muscle_recovery_user ON muscle_recovery(user_id);</w:t>
+      </w:r>
+    </w:p>
+    <w:p>
+      <w:pPr>
+        <w:rPr>
+          <w:lang w:val="en-US"/>
+        </w:rPr>
+      </w:pPr>
+      <w:r>
+        <w:rPr>
+          <w:lang w:val="en-US"/>
+        </w:rPr>
+        <w:t>CREATE INDEX idx_exercise_likes_user ON exercise_likes(user_id);</w:t>
+      </w:r>
+    </w:p>
+    <w:p>
+      <w:pPr>
+        <w:rPr>
+          <w:lang w:val="en-US"/>
+        </w:rPr>
+      </w:pPr>
+      <w:r>
+        <w:rPr>
+          <w:lang w:val="en-US"/>
+        </w:rPr>
+        <w:t>CREATE INDEX idx_exercise_likes_exercise ON exercise_likes(exercise_id);</w:t>
+      </w:r>
+    </w:p>
+    <w:p>
+      <w:pPr>
+        <w:rPr>
+          <w:lang w:val="en-US"/>
+        </w:rPr>
+      </w:pPr>
+    </w:p>
+    <w:p>
+      <w:pPr>
+        <w:rPr>
+          <w:lang w:val="en-US"/>
+        </w:rPr>
+      </w:pPr>
+      <w:r>
+        <w:rPr>
+          <w:lang w:val="en-US"/>
+        </w:rPr>
+        <w:t>-- =====================================================</w:t>
+      </w:r>
+    </w:p>
+    <w:p>
+      <w:pPr>
+        <w:rPr>
+          <w:lang w:val="en-US"/>
+        </w:rPr>
+      </w:pPr>
+      <w:r>
+        <w:rPr>
+          <w:lang w:val="en-US"/>
+        </w:rPr>
+        <w:t xml:space="preserve">-- 5. </w:t>
+      </w:r>
+      <w:r>
+        <w:t>ТРИГГЕРЫ</w:t>
       </w:r>
       <w:r>
         <w:rPr>
@@ -1138,1406 +3007,14 @@
         <w:t xml:space="preserve"> </w:t>
       </w:r>
       <w:r>
-        <w:t>метрик</w:t>
-      </w:r>
-      <w:r>
-        <w:rPr>
-          <w:lang w:val="en-US"/>
-        </w:rPr>
-        <w:t xml:space="preserve"> </w:t>
-      </w:r>
-      <w:r>
-        <w:t>упражнений</w:t>
-      </w:r>
-    </w:p>
-    <w:p>
-      <w:pPr>
-        <w:rPr>
-          <w:lang w:val="en-US"/>
-        </w:rPr>
-      </w:pPr>
-      <w:r>
-        <w:rPr>
-          <w:lang w:val="en-US"/>
-        </w:rPr>
-        <w:t>CREATE TABLE exercise_metric_templates (</w:t>
-      </w:r>
-    </w:p>
-    <w:p>
-      <w:pPr>
-        <w:rPr>
-          <w:lang w:val="en-US"/>
-        </w:rPr>
-      </w:pPr>
-      <w:r>
-        <w:rPr>
-          <w:lang w:val="en-US"/>
-        </w:rPr>
-        <w:t xml:space="preserve">    id SERIAL PRIMARY KEY,</w:t>
-      </w:r>
-    </w:p>
-    <w:p>
-      <w:pPr>
-        <w:rPr>
-          <w:lang w:val="en-US"/>
-        </w:rPr>
-      </w:pPr>
-      <w:r>
-        <w:rPr>
-          <w:lang w:val="en-US"/>
-        </w:rPr>
-        <w:t xml:space="preserve">    exercise_id INTEGER NOT NULL REFERENCES exercises(id) ON DELETE CASCADE,</w:t>
-      </w:r>
-    </w:p>
-    <w:p>
-      <w:pPr>
-        <w:rPr>
-          <w:lang w:val="en-US"/>
-        </w:rPr>
-      </w:pPr>
-      <w:r>
-        <w:rPr>
-          <w:lang w:val="en-US"/>
-        </w:rPr>
-        <w:t xml:space="preserve">    metric_type metric_type NOT NULL,</w:t>
-      </w:r>
-    </w:p>
-    <w:p>
-      <w:pPr>
-        <w:rPr>
-          <w:lang w:val="en-US"/>
-        </w:rPr>
-      </w:pPr>
-      <w:r>
-        <w:rPr>
-          <w:lang w:val="en-US"/>
-        </w:rPr>
-        <w:t xml:space="preserve">    required BOOLEAN DEFAULT TRUE,</w:t>
-      </w:r>
-    </w:p>
-    <w:p>
-      <w:pPr>
-        <w:rPr>
-          <w:lang w:val="en-US"/>
-        </w:rPr>
-      </w:pPr>
-      <w:r>
-        <w:rPr>
-          <w:lang w:val="en-US"/>
-        </w:rPr>
-        <w:t xml:space="preserve">    default_value DECIMAL(10,2),</w:t>
-      </w:r>
-    </w:p>
-    <w:p>
-      <w:pPr>
-        <w:rPr>
-          <w:lang w:val="en-US"/>
-        </w:rPr>
-      </w:pPr>
-      <w:r>
-        <w:rPr>
-          <w:lang w:val="en-US"/>
-        </w:rPr>
-        <w:t xml:space="preserve">    unit VARCHAR(20),</w:t>
-      </w:r>
-    </w:p>
-    <w:p>
-      <w:pPr>
-        <w:rPr>
-          <w:lang w:val="en-US"/>
-        </w:rPr>
-      </w:pPr>
-      <w:r>
-        <w:rPr>
-          <w:lang w:val="en-US"/>
-        </w:rPr>
-        <w:t xml:space="preserve">    UNIQUE(exercise_id, metric_type)</w:t>
-      </w:r>
-    </w:p>
-    <w:p>
-      <w:pPr>
-        <w:rPr>
-          <w:lang w:val="en-US"/>
-        </w:rPr>
-      </w:pPr>
-      <w:r>
-        <w:rPr>
-          <w:lang w:val="en-US"/>
-        </w:rPr>
-        <w:t>);</w:t>
-      </w:r>
-    </w:p>
-    <w:p>
-      <w:pPr>
-        <w:rPr>
-          <w:lang w:val="en-US"/>
-        </w:rPr>
-      </w:pPr>
-    </w:p>
-    <w:p>
-      <w:pPr>
-        <w:rPr>
-          <w:lang w:val="en-US"/>
-        </w:rPr>
-      </w:pPr>
-      <w:r>
-        <w:rPr>
-          <w:lang w:val="en-US"/>
-        </w:rPr>
-        <w:t xml:space="preserve">-- </w:t>
-      </w:r>
-      <w:r>
-        <w:t>Связь</w:t>
-      </w:r>
-      <w:r>
-        <w:rPr>
-          <w:lang w:val="en-US"/>
-        </w:rPr>
-        <w:t xml:space="preserve"> </w:t>
-      </w:r>
-      <w:r>
-        <w:t>упражнений</w:t>
-      </w:r>
-      <w:r>
-        <w:rPr>
-          <w:lang w:val="en-US"/>
-        </w:rPr>
-        <w:t xml:space="preserve"> </w:t>
-      </w:r>
-      <w:r>
-        <w:t>с</w:t>
-      </w:r>
-      <w:r>
-        <w:rPr>
-          <w:lang w:val="en-US"/>
-        </w:rPr>
-        <w:t xml:space="preserve"> </w:t>
-      </w:r>
-      <w:r>
-        <w:t>программами</w:t>
-      </w:r>
-    </w:p>
-    <w:p>
-      <w:pPr>
-        <w:rPr>
-          <w:lang w:val="en-US"/>
-        </w:rPr>
-      </w:pPr>
-      <w:r>
-        <w:rPr>
-          <w:lang w:val="en-US"/>
-        </w:rPr>
-        <w:t>CREATE TABLE workout_exercises (</w:t>
-      </w:r>
-    </w:p>
-    <w:p>
-      <w:pPr>
-        <w:rPr>
-          <w:lang w:val="en-US"/>
-        </w:rPr>
-      </w:pPr>
-      <w:r>
-        <w:rPr>
-          <w:lang w:val="en-US"/>
-        </w:rPr>
-        <w:t xml:space="preserve">    id SERIAL PRIMARY KEY,</w:t>
-      </w:r>
-    </w:p>
-    <w:p>
-      <w:pPr>
-        <w:rPr>
-          <w:lang w:val="en-US"/>
-        </w:rPr>
-      </w:pPr>
-      <w:r>
-        <w:rPr>
-          <w:lang w:val="en-US"/>
-        </w:rPr>
-        <w:t xml:space="preserve">    workout_id INTEGER REFERENCES workouts(id) ON DELETE CASCADE,</w:t>
-      </w:r>
-    </w:p>
-    <w:p>
-      <w:pPr>
-        <w:rPr>
-          <w:lang w:val="en-US"/>
-        </w:rPr>
-      </w:pPr>
-      <w:r>
-        <w:rPr>
-          <w:lang w:val="en-US"/>
-        </w:rPr>
-        <w:t xml:space="preserve">    exercise_id INTEGER REFERENCES exercises(id) ON DELETE CASCADE,</w:t>
-      </w:r>
-    </w:p>
-    <w:p>
-      <w:pPr>
-        <w:rPr>
-          <w:lang w:val="en-US"/>
-        </w:rPr>
-      </w:pPr>
-      <w:r>
-        <w:rPr>
-          <w:lang w:val="en-US"/>
-        </w:rPr>
-        <w:t xml:space="preserve">    sets INTEGER NOT NULL CHECK (sets &gt; 0 AND sets &lt;= 10),</w:t>
-      </w:r>
-    </w:p>
-    <w:p>
-      <w:pPr>
-        <w:rPr>
-          <w:lang w:val="en-US"/>
-        </w:rPr>
-      </w:pPr>
-      <w:r>
-        <w:rPr>
-          <w:lang w:val="en-US"/>
-        </w:rPr>
-        <w:t xml:space="preserve">    rest_seconds INTEGER DEFAULT 60 CHECK (rest_seconds &gt;= 0),</w:t>
-      </w:r>
-    </w:p>
-    <w:p>
-      <w:pPr>
-        <w:rPr>
-          <w:lang w:val="en-US"/>
-        </w:rPr>
-      </w:pPr>
-      <w:r>
-        <w:rPr>
-          <w:lang w:val="en-US"/>
-        </w:rPr>
-        <w:t xml:space="preserve">    order_index INTEGER NOT NULL CHECK (order_index &gt; 0),</w:t>
-      </w:r>
-    </w:p>
-    <w:p>
-      <w:pPr>
-        <w:rPr>
-          <w:lang w:val="en-US"/>
-        </w:rPr>
-      </w:pPr>
-      <w:r>
-        <w:rPr>
-          <w:lang w:val="en-US"/>
-        </w:rPr>
-        <w:t xml:space="preserve">    UNIQUE(workout_id, exercise_id, order_index)</w:t>
-      </w:r>
-    </w:p>
-    <w:p>
-      <w:r>
-        <w:t>);</w:t>
-      </w:r>
-    </w:p>
-    <w:p/>
-    <w:p>
-      <w:r>
-        <w:t>-- Пользовательские тренировки (события в календаре)</w:t>
-      </w:r>
-    </w:p>
-    <w:p>
-      <w:pPr>
-        <w:rPr>
-          <w:lang w:val="en-US"/>
-        </w:rPr>
-      </w:pPr>
-      <w:r>
-        <w:rPr>
-          <w:lang w:val="en-US"/>
-        </w:rPr>
-        <w:t>CREATE TABLE user_workouts (</w:t>
-      </w:r>
-    </w:p>
-    <w:p>
-      <w:pPr>
-        <w:rPr>
-          <w:lang w:val="en-US"/>
-        </w:rPr>
-      </w:pPr>
-      <w:r>
-        <w:rPr>
-          <w:lang w:val="en-US"/>
-        </w:rPr>
-        <w:t xml:space="preserve">    id SERIAL PRIMARY KEY,</w:t>
-      </w:r>
-    </w:p>
-    <w:p>
-      <w:pPr>
-        <w:rPr>
-          <w:lang w:val="en-US"/>
-        </w:rPr>
-      </w:pPr>
-      <w:r>
-        <w:rPr>
-          <w:lang w:val="en-US"/>
-        </w:rPr>
-        <w:t xml:space="preserve">    user_id INTEGER REFERENCES users(id) ON DELETE CASCADE,</w:t>
-      </w:r>
-    </w:p>
-    <w:p>
-      <w:pPr>
-        <w:rPr>
-          <w:lang w:val="en-US"/>
-        </w:rPr>
-      </w:pPr>
-      <w:r>
-        <w:rPr>
-          <w:lang w:val="en-US"/>
-        </w:rPr>
-        <w:t xml:space="preserve">    workout_id INTEGER REFERENCES workouts(id) ON DELETE CASCADE,</w:t>
-      </w:r>
-    </w:p>
-    <w:p>
-      <w:pPr>
-        <w:rPr>
-          <w:lang w:val="en-US"/>
-        </w:rPr>
-      </w:pPr>
-      <w:r>
-        <w:rPr>
-          <w:lang w:val="en-US"/>
-        </w:rPr>
-        <w:t xml:space="preserve">    scheduled_date DATE NOT NULL,</w:t>
-      </w:r>
-    </w:p>
-    <w:p>
-      <w:pPr>
-        <w:rPr>
-          <w:lang w:val="en-US"/>
-        </w:rPr>
-      </w:pPr>
-      <w:r>
-        <w:rPr>
-          <w:lang w:val="en-US"/>
-        </w:rPr>
-        <w:t xml:space="preserve">    scheduled_time TIME DEFAULT '17:00:00',</w:t>
-      </w:r>
-    </w:p>
-    <w:p>
-      <w:pPr>
-        <w:rPr>
-          <w:lang w:val="en-US"/>
-        </w:rPr>
-      </w:pPr>
-      <w:r>
-        <w:rPr>
-          <w:lang w:val="en-US"/>
-        </w:rPr>
-        <w:lastRenderedPageBreak/>
-        <w:t xml:space="preserve">    status workout_status_type DEFAULT 'scheduled',</w:t>
-      </w:r>
-    </w:p>
-    <w:p>
-      <w:pPr>
-        <w:rPr>
-          <w:lang w:val="en-US"/>
-        </w:rPr>
-      </w:pPr>
-      <w:r>
-        <w:rPr>
-          <w:lang w:val="en-US"/>
-        </w:rPr>
-        <w:t xml:space="preserve">    started_at TIMESTAMP,</w:t>
-      </w:r>
-    </w:p>
-    <w:p>
-      <w:pPr>
-        <w:rPr>
-          <w:lang w:val="en-US"/>
-        </w:rPr>
-      </w:pPr>
-      <w:r>
-        <w:rPr>
-          <w:lang w:val="en-US"/>
-        </w:rPr>
-        <w:t xml:space="preserve">    paused_at TIMESTAMP,</w:t>
-      </w:r>
-    </w:p>
-    <w:p>
-      <w:pPr>
-        <w:rPr>
-          <w:lang w:val="en-US"/>
-        </w:rPr>
-      </w:pPr>
-      <w:r>
-        <w:rPr>
-          <w:lang w:val="en-US"/>
-        </w:rPr>
-        <w:t xml:space="preserve">    completed_at TIMESTAMP,</w:t>
-      </w:r>
-    </w:p>
-    <w:p>
-      <w:pPr>
-        <w:rPr>
-          <w:lang w:val="en-US"/>
-        </w:rPr>
-      </w:pPr>
-      <w:r>
-        <w:rPr>
-          <w:lang w:val="en-US"/>
-        </w:rPr>
-        <w:t xml:space="preserve">    last_exercise_index INTEGER DEFAULT 0,</w:t>
-      </w:r>
-    </w:p>
-    <w:p>
-      <w:pPr>
-        <w:rPr>
-          <w:lang w:val="en-US"/>
-        </w:rPr>
-      </w:pPr>
-      <w:r>
-        <w:rPr>
-          <w:lang w:val="en-US"/>
-        </w:rPr>
-        <w:t xml:space="preserve">    wellness_rating INTEGER CHECK (wellness_rating &gt;= 1 AND wellness_rating &lt;= 5),</w:t>
-      </w:r>
-    </w:p>
-    <w:p>
-      <w:pPr>
-        <w:rPr>
-          <w:lang w:val="en-US"/>
-        </w:rPr>
-      </w:pPr>
-      <w:r>
-        <w:rPr>
-          <w:lang w:val="en-US"/>
-        </w:rPr>
-        <w:t xml:space="preserve">    comments TEXT,</w:t>
-      </w:r>
-    </w:p>
-    <w:p>
-      <w:pPr>
-        <w:rPr>
-          <w:lang w:val="en-US"/>
-        </w:rPr>
-      </w:pPr>
-      <w:r>
-        <w:rPr>
-          <w:lang w:val="en-US"/>
-        </w:rPr>
-        <w:t xml:space="preserve">    rescheduled_to DATE,</w:t>
-      </w:r>
-    </w:p>
-    <w:p>
-      <w:pPr>
-        <w:rPr>
-          <w:lang w:val="en-US"/>
-        </w:rPr>
-      </w:pPr>
-      <w:r>
-        <w:rPr>
-          <w:lang w:val="en-US"/>
-        </w:rPr>
-        <w:t xml:space="preserve">    reschedule_reason TEXT,</w:t>
-      </w:r>
-    </w:p>
-    <w:p>
-      <w:pPr>
-        <w:rPr>
-          <w:lang w:val="en-US"/>
-        </w:rPr>
-      </w:pPr>
-      <w:r>
-        <w:rPr>
-          <w:lang w:val="en-US"/>
-        </w:rPr>
-        <w:t xml:space="preserve">    planned_difficulty INTEGER DEFAULT 7,</w:t>
-      </w:r>
-    </w:p>
-    <w:p>
-      <w:pPr>
-        <w:rPr>
-          <w:lang w:val="en-US"/>
-        </w:rPr>
-      </w:pPr>
-      <w:r>
-        <w:rPr>
-          <w:lang w:val="en-US"/>
-        </w:rPr>
-        <w:t xml:space="preserve">    created_at TIMESTAMP DEFAULT CURRENT_TIMESTAMP,</w:t>
-      </w:r>
-    </w:p>
-    <w:p>
-      <w:pPr>
-        <w:rPr>
-          <w:lang w:val="en-US"/>
-        </w:rPr>
-      </w:pPr>
-      <w:r>
-        <w:rPr>
-          <w:lang w:val="en-US"/>
-        </w:rPr>
-        <w:t xml:space="preserve">    updated_at TIMESTAMP DEFAULT CURRENT_TIMESTAMP</w:t>
-      </w:r>
-    </w:p>
-    <w:p>
-      <w:pPr>
-        <w:rPr>
-          <w:lang w:val="en-US"/>
-        </w:rPr>
-      </w:pPr>
-      <w:r>
-        <w:rPr>
-          <w:lang w:val="en-US"/>
-        </w:rPr>
-        <w:t>);</w:t>
-      </w:r>
-    </w:p>
-    <w:p>
-      <w:pPr>
-        <w:rPr>
-          <w:lang w:val="en-US"/>
-        </w:rPr>
-      </w:pPr>
-    </w:p>
-    <w:p>
-      <w:pPr>
-        <w:rPr>
-          <w:lang w:val="en-US"/>
-        </w:rPr>
-      </w:pPr>
-      <w:r>
-        <w:rPr>
-          <w:lang w:val="en-US"/>
-        </w:rPr>
-        <w:t xml:space="preserve">-- </w:t>
-      </w:r>
-      <w:r>
-        <w:t>Подходы</w:t>
-      </w:r>
-    </w:p>
-    <w:p>
-      <w:pPr>
-        <w:rPr>
-          <w:lang w:val="en-US"/>
-        </w:rPr>
-      </w:pPr>
-      <w:r>
-        <w:rPr>
-          <w:lang w:val="en-US"/>
-        </w:rPr>
-        <w:t>CREATE TABLE exercise_sets (</w:t>
-      </w:r>
-    </w:p>
-    <w:p>
-      <w:pPr>
-        <w:rPr>
-          <w:lang w:val="en-US"/>
-        </w:rPr>
-      </w:pPr>
-      <w:r>
-        <w:rPr>
-          <w:lang w:val="en-US"/>
-        </w:rPr>
-        <w:t xml:space="preserve">    id SERIAL PRIMARY KEY,</w:t>
-      </w:r>
-    </w:p>
-    <w:p>
-      <w:pPr>
-        <w:rPr>
-          <w:lang w:val="en-US"/>
-        </w:rPr>
-      </w:pPr>
-      <w:r>
-        <w:rPr>
-          <w:lang w:val="en-US"/>
-        </w:rPr>
-        <w:t xml:space="preserve">    workout_exercise_id INTEGER NOT NULL REFERENCES workout_exercises(id) ON DELETE CASCADE,</w:t>
-      </w:r>
-    </w:p>
-    <w:p>
-      <w:pPr>
-        <w:rPr>
-          <w:lang w:val="en-US"/>
-        </w:rPr>
-      </w:pPr>
-      <w:r>
-        <w:rPr>
-          <w:lang w:val="en-US"/>
-        </w:rPr>
-        <w:t xml:space="preserve">    set_number INTEGER NOT NULL CHECK (set_number &gt; 0),</w:t>
-      </w:r>
-    </w:p>
-    <w:p>
-      <w:pPr>
-        <w:rPr>
-          <w:lang w:val="en-US"/>
-        </w:rPr>
-      </w:pPr>
-      <w:r>
-        <w:rPr>
-          <w:lang w:val="en-US"/>
-        </w:rPr>
-        <w:t xml:space="preserve">    set_type VARCHAR(50) NOT NULL DEFAULT 'normal',</w:t>
-      </w:r>
-    </w:p>
-    <w:p>
-      <w:pPr>
-        <w:rPr>
-          <w:lang w:val="en-US"/>
-        </w:rPr>
-      </w:pPr>
-      <w:r>
-        <w:rPr>
-          <w:lang w:val="en-US"/>
-        </w:rPr>
-        <w:t xml:space="preserve">    created_at TIMESTAMP DEFAULT CURRENT_TIMESTAMP,</w:t>
-      </w:r>
-    </w:p>
-    <w:p>
-      <w:pPr>
-        <w:rPr>
-          <w:lang w:val="en-US"/>
-        </w:rPr>
-      </w:pPr>
-      <w:r>
-        <w:rPr>
-          <w:lang w:val="en-US"/>
-        </w:rPr>
-        <w:t xml:space="preserve">    UNIQUE(workout_exercise_id, set_number)</w:t>
-      </w:r>
-    </w:p>
-    <w:p>
-      <w:pPr>
-        <w:rPr>
-          <w:lang w:val="en-US"/>
-        </w:rPr>
-      </w:pPr>
-      <w:r>
-        <w:rPr>
-          <w:lang w:val="en-US"/>
-        </w:rPr>
-        <w:t>);</w:t>
-      </w:r>
-    </w:p>
-    <w:p>
-      <w:pPr>
-        <w:rPr>
-          <w:lang w:val="en-US"/>
-        </w:rPr>
-      </w:pPr>
-    </w:p>
-    <w:p>
-      <w:pPr>
-        <w:rPr>
-          <w:lang w:val="en-US"/>
-        </w:rPr>
-      </w:pPr>
-      <w:r>
-        <w:rPr>
-          <w:lang w:val="en-US"/>
-        </w:rPr>
-        <w:t xml:space="preserve">-- </w:t>
-      </w:r>
-      <w:r>
-        <w:t>Метрики</w:t>
-      </w:r>
-      <w:r>
-        <w:rPr>
-          <w:lang w:val="en-US"/>
-        </w:rPr>
-        <w:t xml:space="preserve"> </w:t>
-      </w:r>
-      <w:r>
-        <w:t>подходов</w:t>
-      </w:r>
-    </w:p>
-    <w:p>
-      <w:pPr>
-        <w:rPr>
-          <w:lang w:val="en-US"/>
-        </w:rPr>
-      </w:pPr>
-      <w:r>
-        <w:rPr>
-          <w:lang w:val="en-US"/>
-        </w:rPr>
-        <w:t>CREATE TABLE set_metrics (</w:t>
-      </w:r>
-    </w:p>
-    <w:p>
-      <w:pPr>
-        <w:rPr>
-          <w:lang w:val="en-US"/>
-        </w:rPr>
-      </w:pPr>
-      <w:r>
-        <w:rPr>
-          <w:lang w:val="en-US"/>
-        </w:rPr>
-        <w:t xml:space="preserve">    id SERIAL PRIMARY KEY,</w:t>
-      </w:r>
-    </w:p>
-    <w:p>
-      <w:pPr>
-        <w:rPr>
-          <w:lang w:val="en-US"/>
-        </w:rPr>
-      </w:pPr>
-      <w:r>
-        <w:rPr>
-          <w:lang w:val="en-US"/>
-        </w:rPr>
-        <w:t xml:space="preserve">    exercise_set_id INTEGER NOT NULL REFERENCES exercise_sets(id) ON DELETE CASCADE,</w:t>
-      </w:r>
-    </w:p>
-    <w:p>
-      <w:pPr>
-        <w:rPr>
-          <w:lang w:val="en-US"/>
-        </w:rPr>
-      </w:pPr>
-      <w:r>
-        <w:rPr>
-          <w:lang w:val="en-US"/>
-        </w:rPr>
-        <w:t xml:space="preserve">    metric_type metric_type NOT NULL,</w:t>
-      </w:r>
-    </w:p>
-    <w:p>
-      <w:pPr>
-        <w:rPr>
-          <w:lang w:val="en-US"/>
-        </w:rPr>
-      </w:pPr>
-      <w:r>
-        <w:rPr>
-          <w:lang w:val="en-US"/>
-        </w:rPr>
-        <w:t xml:space="preserve">    value NUMERIC(10,2) NOT NULL,</w:t>
-      </w:r>
-    </w:p>
-    <w:p>
-      <w:pPr>
-        <w:rPr>
-          <w:lang w:val="en-US"/>
-        </w:rPr>
-      </w:pPr>
-      <w:r>
-        <w:rPr>
-          <w:lang w:val="en-US"/>
-        </w:rPr>
-        <w:t xml:space="preserve">    unit VARCHAR(20),</w:t>
-      </w:r>
-    </w:p>
-    <w:p>
-      <w:pPr>
-        <w:rPr>
-          <w:lang w:val="en-US"/>
-        </w:rPr>
-      </w:pPr>
-      <w:r>
-        <w:rPr>
-          <w:lang w:val="en-US"/>
-        </w:rPr>
-        <w:t xml:space="preserve">    created_at TIMESTAMP DEFAULT CURRENT_TIMESTAMP</w:t>
-      </w:r>
-    </w:p>
-    <w:p>
-      <w:pPr>
-        <w:rPr>
-          <w:lang w:val="en-US"/>
-        </w:rPr>
-      </w:pPr>
-      <w:r>
-        <w:rPr>
-          <w:lang w:val="en-US"/>
-        </w:rPr>
-        <w:lastRenderedPageBreak/>
-        <w:t>);</w:t>
-      </w:r>
-    </w:p>
-    <w:p>
-      <w:pPr>
-        <w:rPr>
-          <w:lang w:val="en-US"/>
-        </w:rPr>
-      </w:pPr>
-    </w:p>
-    <w:p>
-      <w:pPr>
-        <w:rPr>
-          <w:lang w:val="en-US"/>
-        </w:rPr>
-      </w:pPr>
-      <w:r>
-        <w:rPr>
-          <w:lang w:val="en-US"/>
-        </w:rPr>
-        <w:t xml:space="preserve">-- </w:t>
-      </w:r>
-      <w:r>
-        <w:t>История</w:t>
-      </w:r>
-      <w:r>
-        <w:rPr>
-          <w:lang w:val="en-US"/>
-        </w:rPr>
-        <w:t xml:space="preserve"> </w:t>
-      </w:r>
-      <w:r>
-        <w:t>адаптаций</w:t>
-      </w:r>
-      <w:r>
-        <w:rPr>
-          <w:lang w:val="en-US"/>
-        </w:rPr>
-        <w:t xml:space="preserve"> </w:t>
-      </w:r>
-      <w:r>
-        <w:t>нагрузки</w:t>
-      </w:r>
-    </w:p>
-    <w:p>
-      <w:pPr>
-        <w:rPr>
-          <w:lang w:val="en-US"/>
-        </w:rPr>
-      </w:pPr>
-      <w:r>
-        <w:rPr>
-          <w:lang w:val="en-US"/>
-        </w:rPr>
-        <w:t>CREATE TABLE workout_adaptations (</w:t>
-      </w:r>
-    </w:p>
-    <w:p>
-      <w:pPr>
-        <w:rPr>
-          <w:lang w:val="en-US"/>
-        </w:rPr>
-      </w:pPr>
-      <w:r>
-        <w:rPr>
-          <w:lang w:val="en-US"/>
-        </w:rPr>
-        <w:t xml:space="preserve">    id SERIAL PRIMARY KEY,</w:t>
-      </w:r>
-    </w:p>
-    <w:p>
-      <w:pPr>
-        <w:rPr>
-          <w:lang w:val="en-US"/>
-        </w:rPr>
-      </w:pPr>
-      <w:r>
-        <w:rPr>
-          <w:lang w:val="en-US"/>
-        </w:rPr>
-        <w:t xml:space="preserve">    user_id INTEGER REFERENCES users(id) ON DELETE CASCADE,</w:t>
-      </w:r>
-    </w:p>
-    <w:p>
-      <w:pPr>
-        <w:rPr>
-          <w:lang w:val="en-US"/>
-        </w:rPr>
-      </w:pPr>
-      <w:r>
-        <w:rPr>
-          <w:lang w:val="en-US"/>
-        </w:rPr>
-        <w:t xml:space="preserve">    user_workout_id INTEGER REFERENCES user_workouts(id) ON DELETE CASCADE,</w:t>
-      </w:r>
-    </w:p>
-    <w:p>
-      <w:pPr>
-        <w:rPr>
-          <w:lang w:val="en-US"/>
-        </w:rPr>
-      </w:pPr>
-      <w:r>
-        <w:rPr>
-          <w:lang w:val="en-US"/>
-        </w:rPr>
-        <w:t xml:space="preserve">    exercise_id INTEGER REFERENCES exercises(id) ON DELETE CASCADE,</w:t>
-      </w:r>
-    </w:p>
-    <w:p>
-      <w:pPr>
-        <w:rPr>
-          <w:lang w:val="en-US"/>
-        </w:rPr>
-      </w:pPr>
-      <w:r>
-        <w:rPr>
-          <w:lang w:val="en-US"/>
-        </w:rPr>
-        <w:t xml:space="preserve">    previous_weight DECIMAL(5,2),</w:t>
-      </w:r>
-    </w:p>
-    <w:p>
-      <w:pPr>
-        <w:rPr>
-          <w:lang w:val="en-US"/>
-        </w:rPr>
-      </w:pPr>
-      <w:r>
-        <w:rPr>
-          <w:lang w:val="en-US"/>
-        </w:rPr>
-        <w:t xml:space="preserve">    new_weight DECIMAL(5,2),</w:t>
-      </w:r>
-    </w:p>
-    <w:p>
-      <w:pPr>
-        <w:rPr>
-          <w:lang w:val="en-US"/>
-        </w:rPr>
-      </w:pPr>
-      <w:r>
-        <w:rPr>
-          <w:lang w:val="en-US"/>
-        </w:rPr>
-        <w:t xml:space="preserve">    previous_reps INTEGER,</w:t>
-      </w:r>
-    </w:p>
-    <w:p>
-      <w:pPr>
-        <w:rPr>
-          <w:lang w:val="en-US"/>
-        </w:rPr>
-      </w:pPr>
-      <w:r>
-        <w:rPr>
-          <w:lang w:val="en-US"/>
-        </w:rPr>
-        <w:t xml:space="preserve">    new_reps INTEGER,</w:t>
-      </w:r>
-    </w:p>
-    <w:p>
-      <w:pPr>
-        <w:rPr>
-          <w:lang w:val="en-US"/>
-        </w:rPr>
-      </w:pPr>
-      <w:r>
-        <w:rPr>
-          <w:lang w:val="en-US"/>
-        </w:rPr>
-        <w:t xml:space="preserve">    adaptation_type VARCHAR(50) NOT NULL DEFAULT 'no_change',</w:t>
-      </w:r>
-    </w:p>
-    <w:p>
-      <w:pPr>
-        <w:rPr>
-          <w:lang w:val="en-US"/>
-        </w:rPr>
-      </w:pPr>
-      <w:r>
-        <w:rPr>
-          <w:lang w:val="en-US"/>
-        </w:rPr>
-        <w:t xml:space="preserve">    adaptation_reason VARCHAR(500),</w:t>
-      </w:r>
-    </w:p>
-    <w:p>
-      <w:pPr>
-        <w:rPr>
-          <w:lang w:val="en-US"/>
-        </w:rPr>
-      </w:pPr>
-      <w:r>
-        <w:rPr>
-          <w:lang w:val="en-US"/>
-        </w:rPr>
-        <w:t xml:space="preserve">    created_at TIMESTAMP DEFAULT CURRENT_TIMESTAMP</w:t>
-      </w:r>
-    </w:p>
-    <w:p>
-      <w:r>
-        <w:t>);</w:t>
-      </w:r>
-    </w:p>
-    <w:p/>
-    <w:p>
-      <w:r>
-        <w:t>-- Ежедневные метрики утомления и восстановления</w:t>
-      </w:r>
-    </w:p>
-    <w:p>
-      <w:r>
-        <w:t>CREATE TABLE fatigue_recovery (</w:t>
-      </w:r>
-    </w:p>
-    <w:p>
-      <w:pPr>
-        <w:rPr>
-          <w:lang w:val="en-US"/>
-        </w:rPr>
-      </w:pPr>
-      <w:r>
-        <w:t xml:space="preserve">    </w:t>
-      </w:r>
-      <w:r>
-        <w:rPr>
-          <w:lang w:val="en-US"/>
-        </w:rPr>
-        <w:t>id SERIAL PRIMARY KEY,</w:t>
-      </w:r>
-    </w:p>
-    <w:p>
-      <w:pPr>
-        <w:rPr>
-          <w:lang w:val="en-US"/>
-        </w:rPr>
-      </w:pPr>
-      <w:r>
-        <w:rPr>
-          <w:lang w:val="en-US"/>
-        </w:rPr>
-        <w:t xml:space="preserve">    user_id INTEGER REFERENCES users(id) ON DELETE CASCADE,</w:t>
-      </w:r>
-    </w:p>
-    <w:p>
-      <w:pPr>
-        <w:rPr>
-          <w:lang w:val="en-US"/>
-        </w:rPr>
-      </w:pPr>
-      <w:r>
-        <w:rPr>
-          <w:lang w:val="en-US"/>
-        </w:rPr>
-        <w:t xml:space="preserve">    date DATE NOT NULL,</w:t>
-      </w:r>
-    </w:p>
-    <w:p>
-      <w:pPr>
-        <w:rPr>
-          <w:lang w:val="en-US"/>
-        </w:rPr>
-      </w:pPr>
-      <w:r>
-        <w:rPr>
-          <w:lang w:val="en-US"/>
-        </w:rPr>
-        <w:t xml:space="preserve">    fatigue_score NUMERIC(5,2) CHECK (fatigue_score &gt;= 0 AND fatigue_score &lt;= 100),</w:t>
-      </w:r>
-    </w:p>
-    <w:p>
-      <w:pPr>
-        <w:rPr>
-          <w:lang w:val="en-US"/>
-        </w:rPr>
-      </w:pPr>
-      <w:r>
-        <w:rPr>
-          <w:lang w:val="en-US"/>
-        </w:rPr>
-        <w:t xml:space="preserve">    recovery_score NUMERIC(5,2) CHECK (recovery_score &gt;= 0 AND recovery_score &lt;= 100),</w:t>
-      </w:r>
-    </w:p>
-    <w:p>
-      <w:pPr>
-        <w:rPr>
-          <w:lang w:val="en-US"/>
-        </w:rPr>
-      </w:pPr>
-      <w:r>
-        <w:rPr>
-          <w:lang w:val="en-US"/>
-        </w:rPr>
-        <w:t xml:space="preserve">    performance_trend NUMERIC(5,2),</w:t>
-      </w:r>
-    </w:p>
-    <w:p>
-      <w:pPr>
-        <w:rPr>
-          <w:lang w:val="en-US"/>
-        </w:rPr>
-      </w:pPr>
-      <w:r>
-        <w:rPr>
-          <w:lang w:val="en-US"/>
-        </w:rPr>
-        <w:t xml:space="preserve">    adaptation_rate NUMERIC(5,2),</w:t>
-      </w:r>
-    </w:p>
-    <w:p>
-      <w:pPr>
-        <w:rPr>
-          <w:lang w:val="en-US"/>
-        </w:rPr>
-      </w:pPr>
-      <w:r>
-        <w:rPr>
-          <w:lang w:val="en-US"/>
-        </w:rPr>
-        <w:t xml:space="preserve">    injury_risk NUMERIC(5,2),</w:t>
-      </w:r>
-    </w:p>
-    <w:p>
-      <w:pPr>
-        <w:rPr>
-          <w:lang w:val="en-US"/>
-        </w:rPr>
-      </w:pPr>
-      <w:r>
-        <w:rPr>
-          <w:lang w:val="en-US"/>
-        </w:rPr>
-        <w:t xml:space="preserve">    raw_data JSONB,</w:t>
-      </w:r>
-    </w:p>
-    <w:p>
-      <w:r>
-        <w:rPr>
-          <w:lang w:val="en-US"/>
-        </w:rPr>
-        <w:t xml:space="preserve">    </w:t>
-      </w:r>
-      <w:r>
-        <w:t>UNIQUE(user_id, date)</w:t>
-      </w:r>
-    </w:p>
-    <w:p>
-      <w:r>
-        <w:t>);</w:t>
-      </w:r>
-    </w:p>
-    <w:p/>
-    <w:p>
-      <w:r>
-        <w:t>-- Восстановление отдельных мышечных групп</w:t>
-      </w:r>
-    </w:p>
-    <w:p>
-      <w:pPr>
-        <w:rPr>
-          <w:lang w:val="en-US"/>
-        </w:rPr>
-      </w:pPr>
-      <w:r>
-        <w:rPr>
-          <w:lang w:val="en-US"/>
-        </w:rPr>
-        <w:lastRenderedPageBreak/>
-        <w:t>CREATE TABLE muscle_recovery (</w:t>
-      </w:r>
-    </w:p>
-    <w:p>
-      <w:pPr>
-        <w:rPr>
-          <w:lang w:val="en-US"/>
-        </w:rPr>
-      </w:pPr>
-      <w:r>
-        <w:rPr>
-          <w:lang w:val="en-US"/>
-        </w:rPr>
-        <w:t xml:space="preserve">    id SERIAL PRIMARY KEY,</w:t>
-      </w:r>
-    </w:p>
-    <w:p>
-      <w:pPr>
-        <w:rPr>
-          <w:lang w:val="en-US"/>
-        </w:rPr>
-      </w:pPr>
-      <w:r>
-        <w:rPr>
-          <w:lang w:val="en-US"/>
-        </w:rPr>
-        <w:t xml:space="preserve">    user_id INTEGER REFERENCES users(id) ON DELETE CASCADE,</w:t>
-      </w:r>
-    </w:p>
-    <w:p>
-      <w:pPr>
-        <w:rPr>
-          <w:lang w:val="en-US"/>
-        </w:rPr>
-      </w:pPr>
-      <w:r>
-        <w:rPr>
-          <w:lang w:val="en-US"/>
-        </w:rPr>
-        <w:t xml:space="preserve">    muscle_group VARCHAR(50) NOT NULL,</w:t>
-      </w:r>
-    </w:p>
-    <w:p>
-      <w:pPr>
-        <w:rPr>
-          <w:lang w:val="en-US"/>
-        </w:rPr>
-      </w:pPr>
-      <w:r>
-        <w:rPr>
-          <w:lang w:val="en-US"/>
-        </w:rPr>
-        <w:t xml:space="preserve">    last_trained_date DATE,</w:t>
-      </w:r>
-    </w:p>
-    <w:p>
-      <w:pPr>
-        <w:rPr>
-          <w:lang w:val="en-US"/>
-        </w:rPr>
-      </w:pPr>
-      <w:r>
-        <w:rPr>
-          <w:lang w:val="en-US"/>
-        </w:rPr>
-        <w:t xml:space="preserve">    recovery_percentage NUMERIC(5,2) DEFAULT 100,</w:t>
-      </w:r>
-    </w:p>
-    <w:p>
-      <w:pPr>
-        <w:rPr>
-          <w:lang w:val="en-US"/>
-        </w:rPr>
-      </w:pPr>
-      <w:r>
-        <w:rPr>
-          <w:lang w:val="en-US"/>
-        </w:rPr>
-        <w:t xml:space="preserve">    updated_at TIMESTAMP DEFAULT CURRENT_TIMESTAMP,</w:t>
-      </w:r>
-    </w:p>
-    <w:p>
-      <w:pPr>
-        <w:rPr>
-          <w:lang w:val="en-US"/>
-        </w:rPr>
-      </w:pPr>
-      <w:r>
-        <w:rPr>
-          <w:lang w:val="en-US"/>
-        </w:rPr>
-        <w:t xml:space="preserve">    UNIQUE(user_id, muscle_group)</w:t>
-      </w:r>
-    </w:p>
-    <w:p>
-      <w:r>
-        <w:t>);</w:t>
-      </w:r>
-    </w:p>
-    <w:p/>
-    <w:p>
-      <w:r>
-        <w:t>-- Лайки / дизлайки упражнений (новая таблица)</w:t>
-      </w:r>
-    </w:p>
-    <w:p>
-      <w:pPr>
-        <w:rPr>
-          <w:lang w:val="en-US"/>
-        </w:rPr>
-      </w:pPr>
-      <w:r>
-        <w:rPr>
-          <w:lang w:val="en-US"/>
-        </w:rPr>
-        <w:t>CREATE TABLE exercise_likes (</w:t>
-      </w:r>
-    </w:p>
-    <w:p>
-      <w:pPr>
-        <w:rPr>
-          <w:lang w:val="en-US"/>
-        </w:rPr>
-      </w:pPr>
-      <w:r>
-        <w:rPr>
-          <w:lang w:val="en-US"/>
-        </w:rPr>
-        <w:t xml:space="preserve">    id SERIAL PRIMARY KEY,</w:t>
-      </w:r>
-    </w:p>
-    <w:p>
-      <w:pPr>
-        <w:rPr>
-          <w:lang w:val="en-US"/>
-        </w:rPr>
-      </w:pPr>
-      <w:r>
-        <w:rPr>
-          <w:lang w:val="en-US"/>
-        </w:rPr>
-        <w:t xml:space="preserve">    user_id INTEGER NOT NULL REFERENCES users(id) ON DELETE CASCADE,</w:t>
-      </w:r>
-    </w:p>
-    <w:p>
-      <w:pPr>
-        <w:rPr>
-          <w:lang w:val="en-US"/>
-        </w:rPr>
-      </w:pPr>
-      <w:r>
-        <w:rPr>
-          <w:lang w:val="en-US"/>
-        </w:rPr>
-        <w:t xml:space="preserve">    exercise_id INTEGER NOT NULL REFERENCES exercises(id) ON DELETE CASCADE,</w:t>
-      </w:r>
-    </w:p>
-    <w:p>
-      <w:pPr>
-        <w:rPr>
-          <w:lang w:val="en-US"/>
-        </w:rPr>
-      </w:pPr>
-      <w:r>
-        <w:rPr>
-          <w:lang w:val="en-US"/>
-        </w:rPr>
-        <w:t xml:space="preserve">    liked BOOLEAN NOT NULL,</w:t>
-      </w:r>
-    </w:p>
-    <w:p>
-      <w:pPr>
-        <w:rPr>
-          <w:lang w:val="en-US"/>
-        </w:rPr>
-      </w:pPr>
-      <w:r>
-        <w:rPr>
-          <w:lang w:val="en-US"/>
-        </w:rPr>
-        <w:t xml:space="preserve">    created_at TIMESTAMP DEFAULT CURRENT_TIMESTAMP,</w:t>
-      </w:r>
-    </w:p>
-    <w:p>
-      <w:pPr>
-        <w:rPr>
-          <w:lang w:val="en-US"/>
-        </w:rPr>
-      </w:pPr>
-      <w:r>
-        <w:rPr>
-          <w:lang w:val="en-US"/>
-        </w:rPr>
-        <w:t xml:space="preserve">    updated_at TIMESTAMP DEFAULT CURRENT_TIMESTAMP,</w:t>
-      </w:r>
-    </w:p>
-    <w:p>
-      <w:pPr>
-        <w:rPr>
-          <w:lang w:val="en-US"/>
-        </w:rPr>
-      </w:pPr>
-      <w:r>
-        <w:rPr>
-          <w:lang w:val="en-US"/>
-        </w:rPr>
-        <w:t xml:space="preserve">    UNIQUE(user_id, exercise_id)</w:t>
-      </w:r>
-    </w:p>
-    <w:p>
-      <w:pPr>
-        <w:rPr>
-          <w:lang w:val="en-US"/>
-        </w:rPr>
-      </w:pPr>
-      <w:r>
-        <w:rPr>
-          <w:lang w:val="en-US"/>
-        </w:rPr>
-        <w:t>);</w:t>
-      </w:r>
-    </w:p>
-    <w:p>
-      <w:pPr>
-        <w:rPr>
-          <w:lang w:val="en-US"/>
-        </w:rPr>
-      </w:pPr>
+        <w:t>ДЛЯ</w:t>
+      </w:r>
+      <w:r>
+        <w:rPr>
+          <w:lang w:val="en-US"/>
+        </w:rPr>
+        <w:t xml:space="preserve"> updated_at</w:t>
+      </w:r>
     </w:p>
     <w:p>
       <w:pPr>
@@ -2562,308 +3039,6 @@
         <w:rPr>
           <w:lang w:val="en-US"/>
         </w:rPr>
-        <w:t xml:space="preserve">-- 4. </w:t>
-      </w:r>
-      <w:r>
-        <w:t>ИНДЕКСЫ</w:t>
-      </w:r>
-    </w:p>
-    <w:p>
-      <w:pPr>
-        <w:rPr>
-          <w:lang w:val="en-US"/>
-        </w:rPr>
-      </w:pPr>
-      <w:r>
-        <w:rPr>
-          <w:lang w:val="en-US"/>
-        </w:rPr>
-        <w:t>-- =====================================================</w:t>
-      </w:r>
-    </w:p>
-    <w:p>
-      <w:pPr>
-        <w:rPr>
-          <w:lang w:val="en-US"/>
-        </w:rPr>
-      </w:pPr>
-      <w:r>
-        <w:rPr>
-          <w:lang w:val="en-US"/>
-        </w:rPr>
-        <w:t>CREATE INDEX idx_users_email ON users(email);</w:t>
-      </w:r>
-    </w:p>
-    <w:p>
-      <w:pPr>
-        <w:rPr>
-          <w:lang w:val="en-US"/>
-        </w:rPr>
-      </w:pPr>
-      <w:r>
-        <w:rPr>
-          <w:lang w:val="en-US"/>
-        </w:rPr>
-        <w:t>CREATE INDEX idx_users_nickname ON users(nickname);</w:t>
-      </w:r>
-    </w:p>
-    <w:p>
-      <w:pPr>
-        <w:rPr>
-          <w:lang w:val="en-US"/>
-        </w:rPr>
-      </w:pPr>
-      <w:r>
-        <w:rPr>
-          <w:lang w:val="en-US"/>
-        </w:rPr>
-        <w:t>CREATE INDEX idx_user_workouts_user_id ON user_workouts(user_id);</w:t>
-      </w:r>
-    </w:p>
-    <w:p>
-      <w:pPr>
-        <w:rPr>
-          <w:lang w:val="en-US"/>
-        </w:rPr>
-      </w:pPr>
-      <w:r>
-        <w:rPr>
-          <w:lang w:val="en-US"/>
-        </w:rPr>
-        <w:t>CREATE INDEX idx_user_workouts_status ON user_workouts(status);</w:t>
-      </w:r>
-    </w:p>
-    <w:p>
-      <w:pPr>
-        <w:rPr>
-          <w:lang w:val="en-US"/>
-        </w:rPr>
-      </w:pPr>
-      <w:r>
-        <w:rPr>
-          <w:lang w:val="en-US"/>
-        </w:rPr>
-        <w:t>CREATE INDEX idx_user_workouts_scheduled_date ON user_workouts(scheduled_date);</w:t>
-      </w:r>
-    </w:p>
-    <w:p>
-      <w:pPr>
-        <w:rPr>
-          <w:lang w:val="en-US"/>
-        </w:rPr>
-      </w:pPr>
-      <w:r>
-        <w:rPr>
-          <w:lang w:val="en-US"/>
-        </w:rPr>
-        <w:t>CREATE INDEX idx_user_workouts_user_date ON user_workouts(user_id, scheduled_date DESC);</w:t>
-      </w:r>
-    </w:p>
-    <w:p>
-      <w:pPr>
-        <w:rPr>
-          <w:lang w:val="en-US"/>
-        </w:rPr>
-      </w:pPr>
-      <w:r>
-        <w:rPr>
-          <w:lang w:val="en-US"/>
-        </w:rPr>
-        <w:t>CREATE INDEX idx_user_workouts_completed ON user_workouts(user_id, completed_at DESC) WHERE completed_at IS NOT NULL;</w:t>
-      </w:r>
-    </w:p>
-    <w:p>
-      <w:pPr>
-        <w:rPr>
-          <w:lang w:val="en-US"/>
-        </w:rPr>
-      </w:pPr>
-      <w:r>
-        <w:rPr>
-          <w:lang w:val="en-US"/>
-        </w:rPr>
-        <w:t>CREATE INDEX idx_workout_adaptations_user_id ON workout_adaptations(user_id);</w:t>
-      </w:r>
-    </w:p>
-    <w:p>
-      <w:pPr>
-        <w:rPr>
-          <w:lang w:val="en-US"/>
-        </w:rPr>
-      </w:pPr>
-      <w:r>
-        <w:rPr>
-          <w:lang w:val="en-US"/>
-        </w:rPr>
-        <w:lastRenderedPageBreak/>
-        <w:t>CREATE INDEX idx_workout_adaptations_exercise_id ON workout_adaptations(exercise_id);</w:t>
-      </w:r>
-    </w:p>
-    <w:p>
-      <w:pPr>
-        <w:rPr>
-          <w:lang w:val="en-US"/>
-        </w:rPr>
-      </w:pPr>
-      <w:r>
-        <w:rPr>
-          <w:lang w:val="en-US"/>
-        </w:rPr>
-        <w:t>CREATE INDEX idx_workout_adaptations_user_exercise ON workout_adaptations(user_id, exercise_id, created_at DESC);</w:t>
-      </w:r>
-    </w:p>
-    <w:p>
-      <w:pPr>
-        <w:rPr>
-          <w:lang w:val="en-US"/>
-        </w:rPr>
-      </w:pPr>
-      <w:r>
-        <w:rPr>
-          <w:lang w:val="en-US"/>
-        </w:rPr>
-        <w:t>CREATE INDEX idx_set_metrics_exercise_set ON set_metrics(exercise_set_id);</w:t>
-      </w:r>
-    </w:p>
-    <w:p>
-      <w:pPr>
-        <w:rPr>
-          <w:lang w:val="en-US"/>
-        </w:rPr>
-      </w:pPr>
-      <w:r>
-        <w:rPr>
-          <w:lang w:val="en-US"/>
-        </w:rPr>
-        <w:t>CREATE INDEX idx_exercise_sets_workout_exercise ON exercise_sets(workout_exercise_id);</w:t>
-      </w:r>
-    </w:p>
-    <w:p>
-      <w:pPr>
-        <w:rPr>
-          <w:lang w:val="en-US"/>
-        </w:rPr>
-      </w:pPr>
-      <w:r>
-        <w:rPr>
-          <w:lang w:val="en-US"/>
-        </w:rPr>
-        <w:t>CREATE INDEX idx_fatigue_recovery_user_date ON fatigue_recovery(user_id, date DESC);</w:t>
-      </w:r>
-    </w:p>
-    <w:p>
-      <w:pPr>
-        <w:rPr>
-          <w:lang w:val="en-US"/>
-        </w:rPr>
-      </w:pPr>
-      <w:r>
-        <w:rPr>
-          <w:lang w:val="en-US"/>
-        </w:rPr>
-        <w:t>CREATE INDEX idx_muscle_recovery_user ON muscle_recovery(user_id);</w:t>
-      </w:r>
-    </w:p>
-    <w:p>
-      <w:pPr>
-        <w:rPr>
-          <w:lang w:val="en-US"/>
-        </w:rPr>
-      </w:pPr>
-      <w:r>
-        <w:rPr>
-          <w:lang w:val="en-US"/>
-        </w:rPr>
-        <w:t>CREATE INDEX idx_exercise_likes_user ON exercise_likes(user_id);</w:t>
-      </w:r>
-    </w:p>
-    <w:p>
-      <w:pPr>
-        <w:rPr>
-          <w:lang w:val="en-US"/>
-        </w:rPr>
-      </w:pPr>
-      <w:r>
-        <w:rPr>
-          <w:lang w:val="en-US"/>
-        </w:rPr>
-        <w:t>CREATE INDEX idx_exercise_likes_exercise ON exercise_likes(exercise_id);</w:t>
-      </w:r>
-    </w:p>
-    <w:p>
-      <w:pPr>
-        <w:rPr>
-          <w:lang w:val="en-US"/>
-        </w:rPr>
-      </w:pPr>
-    </w:p>
-    <w:p>
-      <w:pPr>
-        <w:rPr>
-          <w:lang w:val="en-US"/>
-        </w:rPr>
-      </w:pPr>
-      <w:r>
-        <w:rPr>
-          <w:lang w:val="en-US"/>
-        </w:rPr>
-        <w:t>-- =====================================================</w:t>
-      </w:r>
-    </w:p>
-    <w:p>
-      <w:pPr>
-        <w:rPr>
-          <w:lang w:val="en-US"/>
-        </w:rPr>
-      </w:pPr>
-      <w:r>
-        <w:rPr>
-          <w:lang w:val="en-US"/>
-        </w:rPr>
-        <w:t xml:space="preserve">-- 5. </w:t>
-      </w:r>
-      <w:r>
-        <w:t>ТРИГГЕРЫ</w:t>
-      </w:r>
-      <w:r>
-        <w:rPr>
-          <w:lang w:val="en-US"/>
-        </w:rPr>
-        <w:t xml:space="preserve"> </w:t>
-      </w:r>
-      <w:r>
-        <w:t>ДЛЯ</w:t>
-      </w:r>
-      <w:r>
-        <w:rPr>
-          <w:lang w:val="en-US"/>
-        </w:rPr>
-        <w:t xml:space="preserve"> updated_at</w:t>
-      </w:r>
-    </w:p>
-    <w:p>
-      <w:pPr>
-        <w:rPr>
-          <w:lang w:val="en-US"/>
-        </w:rPr>
-      </w:pPr>
-      <w:r>
-        <w:rPr>
-          <w:lang w:val="en-US"/>
-        </w:rPr>
-        <w:t>-- =====================================================</w:t>
-      </w:r>
-    </w:p>
-    <w:p>
-      <w:pPr>
-        <w:rPr>
-          <w:lang w:val="en-US"/>
-        </w:rPr>
-      </w:pPr>
-      <w:r>
-        <w:rPr>
-          <w:lang w:val="en-US"/>
-        </w:rPr>
         <w:t>CREATE OR REPLACE FUNCTION update_updated_at_column()</w:t>
       </w:r>
     </w:p>
@@ -3026,29 +3201,29 @@
     </w:p>
     <w:p>
       <w:r>
-        <w:t>-- =====================================================</w:t>
-      </w:r>
-    </w:p>
-    <w:p>
-      <w:r>
-        <w:t>-- 6. БАЗОВЫЕ ДАННЫЕ (упражнения, шаблоны, программы)</w:t>
-      </w:r>
-    </w:p>
-    <w:p>
-      <w:pPr>
-        <w:rPr>
-          <w:lang w:val="en-US"/>
-        </w:rPr>
-      </w:pPr>
-      <w:r>
-        <w:rPr>
-          <w:lang w:val="en-US"/>
-        </w:rPr>
         <w:lastRenderedPageBreak/>
         <w:t>-- =====================================================</w:t>
       </w:r>
     </w:p>
     <w:p>
+      <w:r>
+        <w:t>-- 6. БАЗОВЫЕ ДАННЫЕ (упражнения, шаблоны, программы)</w:t>
+      </w:r>
+    </w:p>
+    <w:p>
+      <w:pPr>
+        <w:rPr>
+          <w:lang w:val="en-US"/>
+        </w:rPr>
+      </w:pPr>
+      <w:r>
+        <w:rPr>
+          <w:lang w:val="en-US"/>
+        </w:rPr>
+        <w:t>-- =====================================================</w:t>
+      </w:r>
+    </w:p>
+    <w:p>
       <w:pPr>
         <w:rPr>
           <w:lang w:val="en-US"/>
@@ -3086,82 +3261,338 @@
     </w:p>
     <w:p>
       <w:r>
-        <w:t>(1, 'Приседания со штангой', 'Базовое упражнение для ног.', 'legs', 'barbell'),</w:t>
-      </w:r>
-    </w:p>
-    <w:p>
-      <w:r>
-        <w:t>(2, 'Выпады', 'Упражнение для ног с собственным весом.', 'legs', 'bodyweight'),</w:t>
-      </w:r>
-    </w:p>
-    <w:p>
-      <w:r>
-        <w:t>(3, 'Подъём на носки', 'Упражнение для икроножных мышц.', 'legs', 'bodyweight'),</w:t>
-      </w:r>
-    </w:p>
-    <w:p>
-      <w:r>
-        <w:t>(4, 'Становая тяга', 'Базовое упражнение для задней цепи.', 'legs', 'barbell'),</w:t>
-      </w:r>
-    </w:p>
-    <w:p>
-      <w:r>
-        <w:t>(5, 'Жим лёжа', 'Базовое упражнение для грудных мышц.', 'chest', 'barbell'),</w:t>
-      </w:r>
-    </w:p>
-    <w:p>
-      <w:r>
-        <w:t>(6, 'Отжимания', 'Упражнение для груди с собственным весом.', 'chest', 'bodyweight'),</w:t>
-      </w:r>
-    </w:p>
-    <w:p>
-      <w:r>
-        <w:t>(7, 'Жим гантелей', 'Упражнение для груди с гантелями.', 'chest', 'dumbbell'),</w:t>
-      </w:r>
-    </w:p>
-    <w:p>
-      <w:r>
-        <w:t>(8, 'Тяга штанги в наклоне', 'Упражнение для широчайших мышц спины.', 'back', 'barbell'),</w:t>
-      </w:r>
-    </w:p>
-    <w:p>
-      <w:r>
-        <w:t>(9, 'Подтягивания', 'Базовое упражнение для спины.', 'back', 'bodyweight'),</w:t>
-      </w:r>
-    </w:p>
-    <w:p>
-      <w:r>
-        <w:t>(10, 'Тяга верхнего блока', 'Упражнение для спины на тренажёре.', 'back', 'cable'),</w:t>
-      </w:r>
-    </w:p>
-    <w:p>
-      <w:r>
-        <w:t>(11, 'Жим над головой', 'Базовое упражнение для плеч.', 'shoulders', 'barbell'),</w:t>
-      </w:r>
-    </w:p>
-    <w:p>
-      <w:r>
-        <w:t>(12, 'Махи гантелями в стороны', 'Изолирующее упражнение для средних дельт.', 'shoulders', 'dumbbell'),</w:t>
-      </w:r>
-    </w:p>
-    <w:p>
-      <w:r>
-        <w:t>(13, 'Подъём на бицепс', 'Упражнение для бицепса.', 'arms', 'barbell'),</w:t>
-      </w:r>
-    </w:p>
-    <w:p>
-      <w:r>
-        <w:t>(14, 'Французский жим', 'Упражнение для трицепса.', 'arms', 'barbell'),</w:t>
-      </w:r>
-    </w:p>
-    <w:p>
-      <w:r>
-        <w:t>(15, 'Планка', 'Статическое упражнение для кора.', 'core', 'bodyweight'),</w:t>
-      </w:r>
-    </w:p>
-    <w:p>
-      <w:r>
-        <w:t>(16, 'Скручивания', 'Упражнение для прямой мышцы живота.', 'core', 'bodyweight');</w:t>
+        <w:t>(1, 'Приседания со штангой', 'Базовое упражнение для ног.', '</w:t>
+      </w:r>
+      <w:proofErr w:type="spellStart"/>
+      <w:r>
+        <w:t>legs</w:t>
+      </w:r>
+      <w:proofErr w:type="spellEnd"/>
+      <w:r>
+        <w:t>', '</w:t>
+      </w:r>
+      <w:proofErr w:type="spellStart"/>
+      <w:r>
+        <w:t>barbell</w:t>
+      </w:r>
+      <w:proofErr w:type="spellEnd"/>
+      <w:r>
+        <w:t>'),</w:t>
+      </w:r>
+    </w:p>
+    <w:p>
+      <w:r>
+        <w:t>(2, 'Выпады', 'Упражнение для ног с собственным весом.', '</w:t>
+      </w:r>
+      <w:proofErr w:type="spellStart"/>
+      <w:r>
+        <w:t>legs</w:t>
+      </w:r>
+      <w:proofErr w:type="spellEnd"/>
+      <w:r>
+        <w:t>', '</w:t>
+      </w:r>
+      <w:proofErr w:type="spellStart"/>
+      <w:r>
+        <w:t>bodyweight</w:t>
+      </w:r>
+      <w:proofErr w:type="spellEnd"/>
+      <w:r>
+        <w:t>'),</w:t>
+      </w:r>
+    </w:p>
+    <w:p>
+      <w:r>
+        <w:t>(3, 'Подъём на носки', 'Упражнение для икроножных мышц.', '</w:t>
+      </w:r>
+      <w:proofErr w:type="spellStart"/>
+      <w:r>
+        <w:t>legs</w:t>
+      </w:r>
+      <w:proofErr w:type="spellEnd"/>
+      <w:r>
+        <w:t>', '</w:t>
+      </w:r>
+      <w:proofErr w:type="spellStart"/>
+      <w:r>
+        <w:t>bodyweight</w:t>
+      </w:r>
+      <w:proofErr w:type="spellEnd"/>
+      <w:r>
+        <w:t>'),</w:t>
+      </w:r>
+    </w:p>
+    <w:p>
+      <w:r>
+        <w:t>(4, 'Становая тяга', 'Базовое упражнение для задней цепи.', '</w:t>
+      </w:r>
+      <w:proofErr w:type="spellStart"/>
+      <w:r>
+        <w:t>legs</w:t>
+      </w:r>
+      <w:proofErr w:type="spellEnd"/>
+      <w:r>
+        <w:t>', '</w:t>
+      </w:r>
+      <w:proofErr w:type="spellStart"/>
+      <w:r>
+        <w:t>barbell</w:t>
+      </w:r>
+      <w:proofErr w:type="spellEnd"/>
+      <w:r>
+        <w:t>'),</w:t>
+      </w:r>
+    </w:p>
+    <w:p>
+      <w:r>
+        <w:t>(5, 'Жим лёжа', 'Базовое упражнение для грудных мышц.', '</w:t>
+      </w:r>
+      <w:proofErr w:type="spellStart"/>
+      <w:r>
+        <w:t>chest</w:t>
+      </w:r>
+      <w:proofErr w:type="spellEnd"/>
+      <w:r>
+        <w:t>', '</w:t>
+      </w:r>
+      <w:proofErr w:type="spellStart"/>
+      <w:r>
+        <w:t>barbell</w:t>
+      </w:r>
+      <w:proofErr w:type="spellEnd"/>
+      <w:r>
+        <w:t>'),</w:t>
+      </w:r>
+    </w:p>
+    <w:p>
+      <w:r>
+        <w:t>(6, 'Отжимания', 'Упражнение для груди с собственным весом.', '</w:t>
+      </w:r>
+      <w:proofErr w:type="spellStart"/>
+      <w:r>
+        <w:t>chest</w:t>
+      </w:r>
+      <w:proofErr w:type="spellEnd"/>
+      <w:r>
+        <w:t>', '</w:t>
+      </w:r>
+      <w:proofErr w:type="spellStart"/>
+      <w:r>
+        <w:t>bodyweight</w:t>
+      </w:r>
+      <w:proofErr w:type="spellEnd"/>
+      <w:r>
+        <w:t>'),</w:t>
+      </w:r>
+    </w:p>
+    <w:p>
+      <w:r>
+        <w:t>(7, 'Жим гантелей', 'Упражнение для груди с гантелями.', '</w:t>
+      </w:r>
+      <w:proofErr w:type="spellStart"/>
+      <w:r>
+        <w:t>chest</w:t>
+      </w:r>
+      <w:proofErr w:type="spellEnd"/>
+      <w:r>
+        <w:t>', '</w:t>
+      </w:r>
+      <w:proofErr w:type="spellStart"/>
+      <w:r>
+        <w:t>dumbbell</w:t>
+      </w:r>
+      <w:proofErr w:type="spellEnd"/>
+      <w:r>
+        <w:t>'),</w:t>
+      </w:r>
+    </w:p>
+    <w:p>
+      <w:r>
+        <w:t>(8, 'Тяга штанги в наклоне', 'Упражнение для широчайших мышц спины.', '</w:t>
+      </w:r>
+      <w:proofErr w:type="spellStart"/>
+      <w:r>
+        <w:t>back</w:t>
+      </w:r>
+      <w:proofErr w:type="spellEnd"/>
+      <w:r>
+        <w:t>', '</w:t>
+      </w:r>
+      <w:proofErr w:type="spellStart"/>
+      <w:r>
+        <w:t>barbell</w:t>
+      </w:r>
+      <w:proofErr w:type="spellEnd"/>
+      <w:r>
+        <w:t>'),</w:t>
+      </w:r>
+    </w:p>
+    <w:p>
+      <w:r>
+        <w:t>(9, 'Подтягивания', 'Базовое упражнение для спины.', '</w:t>
+      </w:r>
+      <w:proofErr w:type="spellStart"/>
+      <w:r>
+        <w:t>back</w:t>
+      </w:r>
+      <w:proofErr w:type="spellEnd"/>
+      <w:r>
+        <w:t>', '</w:t>
+      </w:r>
+      <w:proofErr w:type="spellStart"/>
+      <w:r>
+        <w:t>bodyweight</w:t>
+      </w:r>
+      <w:proofErr w:type="spellEnd"/>
+      <w:r>
+        <w:t>'),</w:t>
+      </w:r>
+    </w:p>
+    <w:p>
+      <w:r>
+        <w:t>(10, 'Тяга верхнего блока', 'Упражнение для спины на тренажёре.', '</w:t>
+      </w:r>
+      <w:proofErr w:type="spellStart"/>
+      <w:r>
+        <w:t>back</w:t>
+      </w:r>
+      <w:proofErr w:type="spellEnd"/>
+      <w:r>
+        <w:t>', '</w:t>
+      </w:r>
+      <w:proofErr w:type="spellStart"/>
+      <w:r>
+        <w:t>cable</w:t>
+      </w:r>
+      <w:proofErr w:type="spellEnd"/>
+      <w:r>
+        <w:t>'),</w:t>
+      </w:r>
+    </w:p>
+    <w:p>
+      <w:r>
+        <w:t>(11, 'Жим над головой', 'Базовое упражнение для плеч.', '</w:t>
+      </w:r>
+      <w:proofErr w:type="spellStart"/>
+      <w:r>
+        <w:t>shoulders</w:t>
+      </w:r>
+      <w:proofErr w:type="spellEnd"/>
+      <w:r>
+        <w:t>', '</w:t>
+      </w:r>
+      <w:proofErr w:type="spellStart"/>
+      <w:r>
+        <w:t>barbell</w:t>
+      </w:r>
+      <w:proofErr w:type="spellEnd"/>
+      <w:r>
+        <w:t>'),</w:t>
+      </w:r>
+    </w:p>
+    <w:p>
+      <w:r>
+        <w:t>(12, 'Махи гантелями в стороны', 'Изолирующее упражнение для средних дельт.', '</w:t>
+      </w:r>
+      <w:proofErr w:type="spellStart"/>
+      <w:r>
+        <w:t>shoulders</w:t>
+      </w:r>
+      <w:proofErr w:type="spellEnd"/>
+      <w:r>
+        <w:t>', '</w:t>
+      </w:r>
+      <w:proofErr w:type="spellStart"/>
+      <w:r>
+        <w:t>dumbbell</w:t>
+      </w:r>
+      <w:proofErr w:type="spellEnd"/>
+      <w:r>
+        <w:t>'),</w:t>
+      </w:r>
+    </w:p>
+    <w:p>
+      <w:r>
+        <w:t>(13, 'Подъём на бицепс', 'Упражнение для бицепса.', '</w:t>
+      </w:r>
+      <w:proofErr w:type="spellStart"/>
+      <w:r>
+        <w:t>arms</w:t>
+      </w:r>
+      <w:proofErr w:type="spellEnd"/>
+      <w:r>
+        <w:t>', '</w:t>
+      </w:r>
+      <w:proofErr w:type="spellStart"/>
+      <w:r>
+        <w:t>barbell</w:t>
+      </w:r>
+      <w:proofErr w:type="spellEnd"/>
+      <w:r>
+        <w:t>'),</w:t>
+      </w:r>
+    </w:p>
+    <w:p>
+      <w:r>
+        <w:t>(14, 'Французский жим', 'Упражнение для трицепса.', '</w:t>
+      </w:r>
+      <w:proofErr w:type="spellStart"/>
+      <w:r>
+        <w:t>arms</w:t>
+      </w:r>
+      <w:proofErr w:type="spellEnd"/>
+      <w:r>
+        <w:t>', '</w:t>
+      </w:r>
+      <w:proofErr w:type="spellStart"/>
+      <w:r>
+        <w:t>barbell</w:t>
+      </w:r>
+      <w:proofErr w:type="spellEnd"/>
+      <w:r>
+        <w:t>'),</w:t>
+      </w:r>
+    </w:p>
+    <w:p>
+      <w:r>
+        <w:t>(15, 'Планка', 'Статическое упражнение для кора.', '</w:t>
+      </w:r>
+      <w:proofErr w:type="spellStart"/>
+      <w:r>
+        <w:t>core</w:t>
+      </w:r>
+      <w:proofErr w:type="spellEnd"/>
+      <w:r>
+        <w:t>', '</w:t>
+      </w:r>
+      <w:proofErr w:type="spellStart"/>
+      <w:r>
+        <w:t>bodyweight</w:t>
+      </w:r>
+      <w:proofErr w:type="spellEnd"/>
+      <w:r>
+        <w:t>'),</w:t>
+      </w:r>
+    </w:p>
+    <w:p>
+      <w:r>
+        <w:t>(16, 'Скручивания', 'Упражнение для прямой мышцы живота.', '</w:t>
+      </w:r>
+      <w:proofErr w:type="spellStart"/>
+      <w:r>
+        <w:t>core</w:t>
+      </w:r>
+      <w:proofErr w:type="spellEnd"/>
+      <w:r>
+        <w:t>', '</w:t>
+      </w:r>
+      <w:proofErr w:type="spellStart"/>
+      <w:r>
+        <w:t>bodyweight</w:t>
+      </w:r>
+      <w:proofErr w:type="spellEnd"/>
+      <w:r>
+        <w:t>');</w:t>
       </w:r>
     </w:p>
     <w:p/>
@@ -3291,6 +3722,7 @@
         <w:rPr>
           <w:lang w:val="en-US"/>
         </w:rPr>
+        <w:lastRenderedPageBreak/>
         <w:t>(11, 'reps', true, 10, 'count'), (11, 'weight', true, 40, 'kg'),</w:t>
       </w:r>
     </w:p>
@@ -3317,7 +3749,6 @@
         <w:rPr>
           <w:lang w:val="en-US"/>
         </w:rPr>
-        <w:lastRenderedPageBreak/>
         <w:t>(13, 'reps', true, 10, 'count'), (13, 'weight', true, 30, 'kg'),</w:t>
       </w:r>
     </w:p>
